--- a/Research_paper_Computer_vision.docx
+++ b/Research_paper_Computer_vision.docx
@@ -1,6 +1,6 @@
 
 <file path=word/document.xml><?xml version="1.0" encoding="utf-8"?>
-<w:document xmlns:wpc="http://schemas.microsoft.com/office/word/2010/wordprocessingCanvas" xmlns:cx="http://schemas.microsoft.com/office/drawing/2014/chartex" xmlns:cx1="http://schemas.microsoft.com/office/drawing/2015/9/8/chartex" xmlns:cx2="http://schemas.microsoft.com/office/drawing/2015/10/21/chartex" xmlns:cx3="http://schemas.microsoft.com/office/drawing/2016/5/9/chartex" xmlns:cx4="http://schemas.microsoft.com/office/drawing/2016/5/10/chartex" xmlns:cx5="http://schemas.microsoft.com/office/drawing/2016/5/11/chartex" xmlns:cx6="http://schemas.microsoft.com/office/drawing/2016/5/12/chartex" xmlns:cx7="http://schemas.microsoft.com/office/drawing/2016/5/13/chartex" xmlns:cx8="http://schemas.microsoft.com/office/drawing/2016/5/14/chartex" xmlns:mc="http://schemas.openxmlformats.org/markup-compatibility/2006" xmlns:aink="http://schemas.microsoft.com/office/drawing/2016/ink" xmlns:am3d="http://schemas.microsoft.com/office/drawing/2017/model3d" xmlns:o="urn:schemas-microsoft-com:office:office" xmlns:r="http://schemas.openxmlformats.org/officeDocument/2006/relationships" xmlns:m="http://schemas.openxmlformats.org/officeDocument/2006/math" xmlns:v="urn:schemas-microsoft-com:vml" xmlns:wp14="http://schemas.microsoft.com/office/word/2010/wordprocessingDrawing" xmlns:wp="http://schemas.openxmlformats.org/drawingml/2006/wordprocessingDrawing" xmlns:w10="urn:schemas-microsoft-com:office:word" xmlns:w="http://schemas.openxmlformats.org/wordprocessingml/2006/main" xmlns:w14="http://schemas.microsoft.com/office/word/2010/wordml" xmlns:w15="http://schemas.microsoft.com/office/word/2012/wordml" xmlns:w16cex="http://schemas.microsoft.com/office/word/2018/wordml/cex" xmlns:w16cid="http://schemas.microsoft.com/office/word/2016/wordml/cid" xmlns:w16="http://schemas.microsoft.com/office/word/2018/wordml" xmlns:w16sdtdh="http://schemas.microsoft.com/office/word/2020/wordml/sdtdatahash" xmlns:w16se="http://schemas.microsoft.com/office/word/2015/wordml/symex" xmlns:wpg="http://schemas.microsoft.com/office/word/2010/wordprocessingGroup" xmlns:wpi="http://schemas.microsoft.com/office/word/2010/wordprocessingInk" xmlns:wne="http://schemas.microsoft.com/office/word/2006/wordml" xmlns:wps="http://schemas.microsoft.com/office/word/2010/wordprocessingShape" mc:Ignorable="w14 w15 w16se w16cid w16 w16cex w16sdtdh wp14">
+<w:document xmlns:wpc="http://schemas.microsoft.com/office/word/2010/wordprocessingCanvas" xmlns:cx="http://schemas.microsoft.com/office/drawing/2014/chartex" xmlns:cx1="http://schemas.microsoft.com/office/drawing/2015/9/8/chartex" xmlns:cx2="http://schemas.microsoft.com/office/drawing/2015/10/21/chartex" xmlns:cx3="http://schemas.microsoft.com/office/drawing/2016/5/9/chartex" xmlns:cx4="http://schemas.microsoft.com/office/drawing/2016/5/10/chartex" xmlns:cx5="http://schemas.microsoft.com/office/drawing/2016/5/11/chartex" xmlns:cx6="http://schemas.microsoft.com/office/drawing/2016/5/12/chartex" xmlns:cx7="http://schemas.microsoft.com/office/drawing/2016/5/13/chartex" xmlns:cx8="http://schemas.microsoft.com/office/drawing/2016/5/14/chartex" xmlns:mc="http://schemas.openxmlformats.org/markup-compatibility/2006" xmlns:aink="http://schemas.microsoft.com/office/drawing/2016/ink" xmlns:am3d="http://schemas.microsoft.com/office/drawing/2017/model3d" xmlns:o="urn:schemas-microsoft-com:office:office" xmlns:oel="http://schemas.microsoft.com/office/2019/extlst" xmlns:r="http://schemas.openxmlformats.org/officeDocument/2006/relationships" xmlns:m="http://schemas.openxmlformats.org/officeDocument/2006/math" xmlns:v="urn:schemas-microsoft-com:vml" xmlns:wp14="http://schemas.microsoft.com/office/word/2010/wordprocessingDrawing" xmlns:wp="http://schemas.openxmlformats.org/drawingml/2006/wordprocessingDrawing" xmlns:w10="urn:schemas-microsoft-com:office:word" xmlns:w="http://schemas.openxmlformats.org/wordprocessingml/2006/main" xmlns:w14="http://schemas.microsoft.com/office/word/2010/wordml" xmlns:w15="http://schemas.microsoft.com/office/word/2012/wordml" xmlns:w16cex="http://schemas.microsoft.com/office/word/2018/wordml/cex" xmlns:w16cid="http://schemas.microsoft.com/office/word/2016/wordml/cid" xmlns:w16="http://schemas.microsoft.com/office/word/2018/wordml" xmlns:w16du="http://schemas.microsoft.com/office/word/2023/wordml/word16du" xmlns:w16sdtdh="http://schemas.microsoft.com/office/word/2020/wordml/sdtdatahash" xmlns:w16sdtfl="http://schemas.microsoft.com/office/word/2024/wordml/sdtformatlock" xmlns:w16se="http://schemas.microsoft.com/office/word/2015/wordml/symex" xmlns:wpg="http://schemas.microsoft.com/office/word/2010/wordprocessingGroup" xmlns:wpi="http://schemas.microsoft.com/office/word/2010/wordprocessingInk" xmlns:wne="http://schemas.microsoft.com/office/word/2006/wordml" xmlns:wps="http://schemas.microsoft.com/office/word/2010/wordprocessingShape" mc:Ignorable="w14 w15 w16se w16cid w16 w16cex w16sdtdh w16sdtfl w16du wp14">
   <w:body>
     <w:p>
       <w:pPr>
@@ -34,7 +34,6 @@
           <w:sz w:val="20"/>
         </w:rPr>
       </w:pPr>
-      <w:proofErr w:type="spellStart"/>
       <w:r>
         <w:rPr>
           <w:rFonts w:ascii="Tahoma" w:hAnsi="Tahoma"/>
@@ -42,9 +41,8 @@
           <w:w w:val="85"/>
           <w:sz w:val="20"/>
         </w:rPr>
-        <w:t>Brajesh</w:t>
-      </w:r>
-      <w:proofErr w:type="spellEnd"/>
+        <w:t>Brajesh Kumar, Neil Parkhe, Tanishq Raj</w:t>
+      </w:r>
       <w:r>
         <w:rPr>
           <w:rFonts w:ascii="Tahoma" w:hAnsi="Tahoma"/>
@@ -52,7 +50,7 @@
           <w:w w:val="85"/>
           <w:sz w:val="20"/>
         </w:rPr>
-        <w:t xml:space="preserve"> Kumar, Neil </w:t>
+        <w:t xml:space="preserve">, </w:t>
       </w:r>
       <w:proofErr w:type="spellStart"/>
       <w:r>
@@ -62,7 +60,7 @@
           <w:w w:val="85"/>
           <w:sz w:val="20"/>
         </w:rPr>
-        <w:t>Parkhe</w:t>
+        <w:t>Jobanpreet</w:t>
       </w:r>
       <w:proofErr w:type="spellEnd"/>
       <w:r>
@@ -72,8 +70,9 @@
           <w:w w:val="85"/>
           <w:sz w:val="20"/>
         </w:rPr>
-        <w:t xml:space="preserve">, </w:t>
-      </w:r>
+        <w:t xml:space="preserve"> </w:t>
+      </w:r>
+      <w:proofErr w:type="spellStart"/>
       <w:r>
         <w:rPr>
           <w:rFonts w:ascii="Tahoma" w:hAnsi="Tahoma"/>
@@ -81,9 +80,9 @@
           <w:w w:val="85"/>
           <w:sz w:val="20"/>
         </w:rPr>
-        <w:t xml:space="preserve">and </w:t>
-      </w:r>
-      <w:proofErr w:type="spellStart"/>
+        <w:t>singh</w:t>
+      </w:r>
+      <w:proofErr w:type="spellEnd"/>
       <w:r>
         <w:rPr>
           <w:rFonts w:ascii="Tahoma" w:hAnsi="Tahoma"/>
@@ -91,17 +90,7 @@
           <w:w w:val="85"/>
           <w:sz w:val="20"/>
         </w:rPr>
-        <w:t>Tanishq</w:t>
-      </w:r>
-      <w:proofErr w:type="spellEnd"/>
-      <w:r>
-        <w:rPr>
-          <w:rFonts w:ascii="Tahoma" w:hAnsi="Tahoma"/>
-          <w:b/>
-          <w:w w:val="85"/>
-          <w:sz w:val="20"/>
-        </w:rPr>
-        <w:t xml:space="preserve"> Raj.</w:t>
+        <w:t>.</w:t>
       </w:r>
     </w:p>
     <w:p>
@@ -491,10 +480,7 @@
         <w:t xml:space="preserve"> </w:t>
       </w:r>
       <w:r>
-        <w:t xml:space="preserve">computer- aided system to detect a violation of a face mask in real-time video. In the proposed system, single-shot multi-box detector is utilized for </w:t>
-      </w:r>
-      <w:r>
-        <w:t>face detection, while fine-tuned MobileNetV2 is used for face mask classification. The system is lightweight (low</w:t>
+        <w:t>computer- aided system to detect a violation of a face mask in real-time video. In the proposed system, single-shot multi-box detector is utilized for face detection, while fine-tuned MobileNetV2 is used for face mask classification. The system is lightweight (low</w:t>
       </w:r>
       <w:r>
         <w:rPr>
@@ -628,8 +614,13 @@
         </w:rPr>
         <w:t xml:space="preserve"> </w:t>
       </w:r>
-      <w:r>
-        <w:t>violation.</w:t>
+      <w:proofErr w:type="gramStart"/>
+      <w:r>
+        <w:t>violation</w:t>
+      </w:r>
+      <w:proofErr w:type="gramEnd"/>
+      <w:r>
+        <w:t>.</w:t>
       </w:r>
       <w:r>
         <w:rPr>
@@ -836,13 +827,7 @@
         <w:t xml:space="preserve"> </w:t>
       </w:r>
       <w:r>
-        <w:t xml:space="preserve">masks, and 4746 to without masks. The primary purpose of creating such a dataset was to develop a face mask detection system that can detect almost all types of </w:t>
-      </w:r>
-      <w:r>
-        <w:t>face masks with different orientations. The system can detect all three classes (incorrect masks, with mask and without mask faces) with an average accuracy of 99.15% and 97.81%, respectively, on training and testing data. The system, on average, takes 0.1</w:t>
-      </w:r>
-      <w:r>
-        <w:t>4201142 s to process a single frame, including detecting the faces from the video, processing a frame and classification.</w:t>
+        <w:t>masks, and 4746 to without masks. The primary purpose of creating such a dataset was to develop a face mask detection system that can detect almost all types of face masks with different orientations. The system can detect all three classes (incorrect masks, with mask and without mask faces) with an average accuracy of 99.15% and 97.81%, respectively, on training and testing data. The system, on average, takes 0.14201142 s to process a single frame, including detecting the faces from the video, processing a frame and classification.</w:t>
       </w:r>
     </w:p>
     <w:p>
@@ -1151,10 +1136,7 @@
         <w:t xml:space="preserve"> </w:t>
       </w:r>
       <w:r>
-        <w:t>every country, wreaking havoc on available healthcare facilities and treatment s</w:t>
-      </w:r>
-      <w:r>
-        <w:t xml:space="preserve">ystems. Direct contact with infected res- </w:t>
+        <w:t xml:space="preserve">every country, wreaking havoc on available healthcare facilities and treatment systems. Direct contact with infected res- </w:t>
       </w:r>
       <w:proofErr w:type="spellStart"/>
       <w:r>
@@ -1184,10 +1166,15 @@
       </w:r>
       <w:proofErr w:type="spellEnd"/>
       <w:r>
-        <w:t xml:space="preserve"> and coughing). Anyone who comes into contact with virus-infected surfaces and subsequently touches their face may also become sick and experience symptom</w:t>
-      </w:r>
-      <w:r>
-        <w:t>s such as shortness</w:t>
+        <w:t xml:space="preserve"> and coughing). Anyone who </w:t>
+      </w:r>
+      <w:proofErr w:type="gramStart"/>
+      <w:r>
+        <w:t>comes into contact with</w:t>
+      </w:r>
+      <w:proofErr w:type="gramEnd"/>
+      <w:r>
+        <w:t xml:space="preserve"> virus-infected surfaces and subsequently touches their face may also become sick and experience symptoms such as shortness</w:t>
       </w:r>
       <w:r>
         <w:rPr>
@@ -1275,7 +1262,7 @@
         <mc:AlternateContent>
           <mc:Choice Requires="wps">
             <w:drawing>
-              <wp:anchor distT="0" distB="0" distL="0" distR="0" simplePos="0" relativeHeight="251674112" behindDoc="1" locked="0" layoutInCell="1" allowOverlap="1" wp14:anchorId="7248B844" wp14:editId="6AD20502">
+              <wp:anchor distT="0" distB="0" distL="0" distR="0" simplePos="0" relativeHeight="251665408" behindDoc="1" locked="0" layoutInCell="1" allowOverlap="1" wp14:anchorId="7248B844" wp14:editId="6AD20502">
                 <wp:simplePos x="0" y="0"/>
                 <wp:positionH relativeFrom="page">
                   <wp:posOffset>647999</wp:posOffset>
@@ -1498,7 +1485,7 @@
         <mc:AlternateContent>
           <mc:Choice Requires="wps">
             <w:drawing>
-              <wp:anchor distT="0" distB="0" distL="0" distR="0" simplePos="0" relativeHeight="251675136" behindDoc="1" locked="0" layoutInCell="1" allowOverlap="1" wp14:anchorId="161704C1" wp14:editId="0C1E30AA">
+              <wp:anchor distT="0" distB="0" distL="0" distR="0" simplePos="0" relativeHeight="251666432" behindDoc="1" locked="0" layoutInCell="1" allowOverlap="1" wp14:anchorId="161704C1" wp14:editId="0C1E30AA">
                 <wp:simplePos x="0" y="0"/>
                 <wp:positionH relativeFrom="page">
                   <wp:posOffset>647999</wp:posOffset>
@@ -1952,10 +1939,15 @@
         <w:t xml:space="preserve"> </w:t>
       </w:r>
       <w:r>
-        <w:t>the wearing a face mask. Face masks (e.</w:t>
-      </w:r>
-      <w:r>
-        <w:t xml:space="preserve">g., cotton, </w:t>
+        <w:t xml:space="preserve">the </w:t>
+      </w:r>
+      <w:proofErr w:type="gramStart"/>
+      <w:r>
+        <w:t>wearing</w:t>
+      </w:r>
+      <w:proofErr w:type="gramEnd"/>
+      <w:r>
+        <w:t xml:space="preserve"> a face mask. Face masks (e.g., cotton, </w:t>
       </w:r>
       <w:proofErr w:type="spellStart"/>
       <w:r>
@@ -1980,10 +1972,15 @@
         <w:t>4</w:t>
       </w:r>
       <w:r>
-        <w:t>]. In the circumstances described, it is an excellent practice to always use a face mask to prevent exposure to COVID-19. In this context, determining whether or not a perso</w:t>
-      </w:r>
-      <w:r>
-        <w:t>n in a public gathering or an organization is wear-</w:t>
+        <w:t xml:space="preserve">]. In the circumstances described, it is an excellent practice to always use a face mask to prevent exposure to COVID-19. In this context, determining </w:t>
+      </w:r>
+      <w:proofErr w:type="gramStart"/>
+      <w:r>
+        <w:t>whether or not</w:t>
+      </w:r>
+      <w:proofErr w:type="gramEnd"/>
+      <w:r>
+        <w:t xml:space="preserve"> a person in a public gathering or an organization is wear-</w:t>
       </w:r>
       <w:r>
         <w:rPr>
@@ -2085,10 +2082,11 @@
         <w:t xml:space="preserve"> </w:t>
       </w:r>
       <w:r>
-        <w:t>amount of research. Conventional procedures for checking a face mask violation are not always feasible and are error prone. Conventional procedures include</w:t>
-      </w:r>
-      <w:r>
-        <w:t xml:space="preserve"> human force monitor-</w:t>
+        <w:t xml:space="preserve">amount of research. Conventional procedures for checking a face mask violation are not always feasible and are error prone. Conventional procedures include human force </w:t>
+      </w:r>
+      <w:proofErr w:type="gramStart"/>
+      <w:r>
+        <w:t>monitor-</w:t>
       </w:r>
       <w:r>
         <w:rPr>
@@ -2101,8 +2099,17 @@
         <w:t>ing</w:t>
       </w:r>
       <w:proofErr w:type="spellEnd"/>
-      <w:r>
-        <w:t xml:space="preserve"> people for not wearing face masks manually. There- fore, there is a need for a system that can automatically do this task. Moreover, the human force could be saved and deployed to other essential tasks.</w:t>
+      <w:proofErr w:type="gramEnd"/>
+      <w:r>
+        <w:t xml:space="preserve"> people for not wearing face masks manually. </w:t>
+      </w:r>
+      <w:proofErr w:type="gramStart"/>
+      <w:r>
+        <w:t>There- fore</w:t>
+      </w:r>
+      <w:proofErr w:type="gramEnd"/>
+      <w:r>
+        <w:t>, there is a need for a system that can automatically do this task. Moreover, the human force could be saved and deployed to other essential tasks.</w:t>
       </w:r>
     </w:p>
     <w:p>
@@ -2241,10 +2248,7 @@
         <w:t>7</w:t>
       </w:r>
       <w:r>
-        <w:t>], and other areas. DNN models</w:t>
-      </w:r>
-      <w:r>
-        <w:t xml:space="preserve"> can detect minute </w:t>
+        <w:t xml:space="preserve">], and other areas. DNN models can detect minute </w:t>
       </w:r>
       <w:proofErr w:type="spellStart"/>
       <w:r>
@@ -2260,17 +2264,23 @@
       </w:r>
       <w:proofErr w:type="spellEnd"/>
       <w:r>
-        <w:t xml:space="preserve"> between images, ultimately allowing them to pre- </w:t>
+        <w:t xml:space="preserve"> between images, ultimately allowing them to pre</w:t>
+      </w:r>
+      <w:proofErr w:type="gramStart"/>
+      <w:r>
+        <w:t xml:space="preserve">- </w:t>
       </w:r>
       <w:proofErr w:type="spellStart"/>
       <w:r>
         <w:t>cisely</w:t>
       </w:r>
       <w:proofErr w:type="spellEnd"/>
+      <w:proofErr w:type="gramEnd"/>
       <w:r>
         <w:t xml:space="preserve"> recognize an object in an image. In face mask </w:t>
       </w:r>
       <w:proofErr w:type="spellStart"/>
+      <w:proofErr w:type="gramStart"/>
       <w:r>
         <w:t>detec</w:t>
       </w:r>
@@ -2283,14 +2293,25 @@
         <w:t>tion</w:t>
       </w:r>
       <w:proofErr w:type="spellEnd"/>
-      <w:r>
-        <w:t xml:space="preserve"> systems, strategies based on deep learning (DL) and machine learning (ML) have been used to develop reliable a</w:t>
-      </w:r>
-      <w:r>
-        <w:t>nd accurate systems that are both quick and efficient. A large number of researchers have developed a variety of DNN architectures for the purpose of detecting face mask violations. Most of these researchers have chosen to base their methods on transfer le</w:t>
-      </w:r>
-      <w:r>
-        <w:t xml:space="preserve">arning and hybrid approaches (combination of deep learning and machine learning). DL models have shown high sensitivity and specificity when detecting face mask violations, as shown in Table </w:t>
+      <w:proofErr w:type="gramEnd"/>
+      <w:r>
+        <w:t xml:space="preserve"> systems, strategies based on deep learning (DL) and machine learning (ML) have been used to develop reliable and accurate systems that are both quick and efficient. </w:t>
+      </w:r>
+      <w:proofErr w:type="gramStart"/>
+      <w:r>
+        <w:t>A large number of</w:t>
+      </w:r>
+      <w:proofErr w:type="gramEnd"/>
+      <w:r>
+        <w:t xml:space="preserve"> researchers have developed a variety of DNN architectures for the purpose of detecting face mask violations. Most of these researchers have chosen to base their methods on </w:t>
+      </w:r>
+      <w:proofErr w:type="gramStart"/>
+      <w:r>
+        <w:t>transfer</w:t>
+      </w:r>
+      <w:proofErr w:type="gramEnd"/>
+      <w:r>
+        <w:t xml:space="preserve"> learning and hybrid approaches (combination of deep learning and machine learning). DL models have shown high sensitivity and specificity when detecting face mask violations, as shown in Table </w:t>
       </w:r>
       <w:r>
         <w:rPr>
@@ -2310,10 +2331,7 @@
         <w:jc w:val="both"/>
       </w:pPr>
       <w:r>
-        <w:t>This paper proposes a system named RRFMDS (Rapid Real-Time Fac</w:t>
-      </w:r>
-      <w:r>
-        <w:t>e Mask Detection System) for effective and accurate face mask detection. During the entirety of the development</w:t>
+        <w:t>This paper proposes a system named RRFMDS (Rapid Real-Time Face Mask Detection System) for effective and accurate face mask detection. During the entirety of the development</w:t>
       </w:r>
       <w:r>
         <w:rPr>
@@ -2439,10 +2457,7 @@
         <w:t xml:space="preserve"> </w:t>
       </w:r>
       <w:r>
-        <w:t>fa</w:t>
-      </w:r>
-      <w:r>
-        <w:t>ce</w:t>
+        <w:t>face</w:t>
       </w:r>
       <w:r>
         <w:rPr>
@@ -2464,6 +2479,7 @@
         <w:t>interme</w:t>
       </w:r>
       <w:proofErr w:type="spellEnd"/>
+      <w:proofErr w:type="gramStart"/>
       <w:r>
         <w:t xml:space="preserve">- </w:t>
       </w:r>
@@ -2475,6 +2491,7 @@
         <w:t>diate</w:t>
       </w:r>
       <w:proofErr w:type="spellEnd"/>
+      <w:proofErr w:type="gramEnd"/>
       <w:r>
         <w:rPr>
           <w:spacing w:val="-6"/>
@@ -2836,7 +2853,15 @@
         <w:t xml:space="preserve"> </w:t>
       </w:r>
       <w:r>
-        <w:t>state-of-the- art model, MobileNetV2 [</w:t>
+        <w:t>state-of-the</w:t>
+      </w:r>
+      <w:proofErr w:type="gramStart"/>
+      <w:r>
+        <w:t>- art</w:t>
+      </w:r>
+      <w:proofErr w:type="gramEnd"/>
+      <w:r>
+        <w:t xml:space="preserve"> model, MobileNetV2 [</w:t>
       </w:r>
       <w:r>
         <w:rPr>
@@ -3063,10 +3088,7 @@
         <w:t xml:space="preserve"> </w:t>
       </w:r>
       <w:r>
-        <w:t>fine-tuned MobileNetV2 model. The reason behind selecting these models was to develop a lightweight system that could be incorporated with CCTV cameras. The system is suitable fo</w:t>
-      </w:r>
-      <w:r>
-        <w:t>r</w:t>
+        <w:t>fine-tuned MobileNetV2 model. The reason behind selecting these models was to develop a lightweight system that could be incorporated with CCTV cameras. The system is suitable for</w:t>
       </w:r>
       <w:r>
         <w:rPr>
@@ -3110,9 +3132,11 @@
         </w:rPr>
         <w:t xml:space="preserve"> </w:t>
       </w:r>
+      <w:proofErr w:type="gramStart"/>
       <w:r>
         <w:t>assortment</w:t>
       </w:r>
+      <w:proofErr w:type="gramEnd"/>
       <w:r>
         <w:rPr>
           <w:spacing w:val="-6"/>
@@ -3306,6 +3330,7 @@
         <w:t xml:space="preserve"> </w:t>
       </w:r>
       <w:proofErr w:type="spellStart"/>
+      <w:proofErr w:type="gramStart"/>
       <w:r>
         <w:rPr>
           <w:sz w:val="20"/>
@@ -3327,6 +3352,7 @@
         <w:t>ously</w:t>
       </w:r>
       <w:proofErr w:type="spellEnd"/>
+      <w:proofErr w:type="gramEnd"/>
       <w:r>
         <w:rPr>
           <w:spacing w:val="-7"/>
@@ -3459,7 +3485,21 @@
         <w:rPr>
           <w:sz w:val="20"/>
         </w:rPr>
-        <w:t xml:space="preserve">The model is able to detect different types of masks, occluded faces, and faces in various orientations </w:t>
+        <w:t xml:space="preserve">The model </w:t>
+      </w:r>
+      <w:proofErr w:type="gramStart"/>
+      <w:r>
+        <w:rPr>
+          <w:sz w:val="20"/>
+        </w:rPr>
+        <w:t>is able to</w:t>
+      </w:r>
+      <w:proofErr w:type="gramEnd"/>
+      <w:r>
+        <w:rPr>
+          <w:sz w:val="20"/>
+        </w:rPr>
+        <w:t xml:space="preserve"> detect different types of masks, occluded faces, and faces in various orientations </w:t>
       </w:r>
       <w:proofErr w:type="spellStart"/>
       <w:r>
@@ -3589,13 +3629,7 @@
         <w:rPr>
           <w:sz w:val="20"/>
         </w:rPr>
-        <w:t>The dataset can be used for other problems by the researchers such as face detection, facial landmark</w:t>
-      </w:r>
-      <w:r>
-        <w:rPr>
-          <w:sz w:val="20"/>
-        </w:rPr>
-        <w:t>s, occluded</w:t>
+        <w:t>The dataset can be used for other problems by the researchers such as face detection, facial landmarks, occluded</w:t>
       </w:r>
       <w:r>
         <w:rPr>
@@ -3733,7 +3767,21 @@
         <w:rPr>
           <w:sz w:val="20"/>
         </w:rPr>
-        <w:t>We discuss the potential for the expansion of a system's functionality</w:t>
+        <w:t xml:space="preserve">We </w:t>
+      </w:r>
+      <w:proofErr w:type="gramStart"/>
+      <w:r>
+        <w:rPr>
+          <w:sz w:val="20"/>
+        </w:rPr>
+        <w:t>discuss</w:t>
+      </w:r>
+      <w:proofErr w:type="gramEnd"/>
+      <w:r>
+        <w:rPr>
+          <w:sz w:val="20"/>
+        </w:rPr>
+        <w:t xml:space="preserve"> the potential for the expansion of a system's functionality</w:t>
       </w:r>
       <w:r>
         <w:rPr>
@@ -3846,6 +3894,7 @@
         </w:rPr>
         <w:t xml:space="preserve"> </w:t>
       </w:r>
+      <w:proofErr w:type="gramStart"/>
       <w:r>
         <w:rPr>
           <w:sz w:val="20"/>
@@ -3860,6 +3909,7 @@
         <w:t>ers</w:t>
       </w:r>
       <w:proofErr w:type="spellEnd"/>
+      <w:proofErr w:type="gramEnd"/>
       <w:r>
         <w:rPr>
           <w:spacing w:val="-5"/>
@@ -3992,10 +4042,7 @@
         <w:jc w:val="both"/>
       </w:pPr>
       <w:r>
-        <w:t xml:space="preserve">The structure </w:t>
-      </w:r>
-      <w:r>
-        <w:t xml:space="preserve">of this paper is as follows. Following the </w:t>
+        <w:t xml:space="preserve">The structure of this paper is as follows. Following the </w:t>
       </w:r>
       <w:r>
         <w:rPr>
@@ -4360,10 +4407,7 @@
         <w:t>Future Work</w:t>
       </w:r>
       <w:r>
-        <w:t>”; finally, in the last sec-</w:t>
-      </w:r>
-      <w:r>
-        <w:t xml:space="preserve"> </w:t>
+        <w:t xml:space="preserve">”; finally, in the last sec- </w:t>
       </w:r>
       <w:proofErr w:type="spellStart"/>
       <w:r>
@@ -4528,10 +4572,7 @@
         <w:t xml:space="preserve"> </w:t>
       </w:r>
       <w:r>
-        <w:t>em</w:t>
-      </w:r>
-      <w:r>
-        <w:t>ployed</w:t>
+        <w:t>employed</w:t>
       </w:r>
       <w:r>
         <w:rPr>
@@ -4686,10 +4727,7 @@
         <w:t xml:space="preserve"> </w:t>
       </w:r>
       <w:r>
-        <w:t>extr</w:t>
-      </w:r>
-      <w:r>
-        <w:t>act</w:t>
+        <w:t>extract</w:t>
       </w:r>
       <w:r>
         <w:rPr>
@@ -4832,7 +4870,15 @@
         <w:t>11</w:t>
       </w:r>
       <w:r>
-        <w:t xml:space="preserve">], similar to our model, MobileNetV2 was used to classify the face mask and Caffe-based face </w:t>
+        <w:t xml:space="preserve">], </w:t>
+      </w:r>
+      <w:proofErr w:type="gramStart"/>
+      <w:r>
+        <w:t>similar to</w:t>
+      </w:r>
+      <w:proofErr w:type="gramEnd"/>
+      <w:r>
+        <w:t xml:space="preserve"> our model, MobileNetV2 was used to classify the face mask and Caffe-based face </w:t>
       </w:r>
       <w:proofErr w:type="spellStart"/>
       <w:r>
@@ -5471,6 +5517,7 @@
         </w:rPr>
         <w:t xml:space="preserve"> </w:t>
       </w:r>
+      <w:proofErr w:type="gramStart"/>
       <w:r>
         <w:t xml:space="preserve">detect- </w:t>
       </w:r>
@@ -5479,6 +5526,7 @@
         <w:t>ing</w:t>
       </w:r>
       <w:proofErr w:type="spellEnd"/>
+      <w:proofErr w:type="gramEnd"/>
       <w:r>
         <w:t xml:space="preserve"> facial landmarks that are not obscured by occlusion. The</w:t>
       </w:r>
@@ -5656,10 +5704,7 @@
         <w:t xml:space="preserve"> </w:t>
       </w:r>
       <w:r>
-        <w:t>d</w:t>
-      </w:r>
-      <w:r>
-        <w:t>ataset</w:t>
+        <w:t>dataset</w:t>
       </w:r>
       <w:r>
         <w:rPr>
@@ -5742,10 +5787,7 @@
         <w:t>13</w:t>
       </w:r>
       <w:r>
-        <w:t>], a dataset know</w:t>
-      </w:r>
-      <w:r>
-        <w:t xml:space="preserve">n as “MASKED FACE </w:t>
+        <w:t xml:space="preserve">], a dataset known as “MASKED FACE </w:t>
       </w:r>
       <w:r>
         <w:rPr>
@@ -6207,10 +6249,7 @@
         <w:t xml:space="preserve"> </w:t>
       </w:r>
       <w:r>
-        <w:t>accurac</w:t>
-      </w:r>
-      <w:r>
-        <w:t>y</w:t>
+        <w:t>accuracy</w:t>
       </w:r>
       <w:r>
         <w:rPr>
@@ -6255,7 +6294,15 @@
         <w:t xml:space="preserve"> </w:t>
       </w:r>
       <w:r>
-        <w:t>of an 87.8% on their proposed dataset.</w:t>
+        <w:t xml:space="preserve">of </w:t>
+      </w:r>
+      <w:proofErr w:type="gramStart"/>
+      <w:r>
+        <w:t>an 87.8</w:t>
+      </w:r>
+      <w:proofErr w:type="gramEnd"/>
+      <w:r>
+        <w:t>% on their proposed dataset.</w:t>
       </w:r>
     </w:p>
     <w:p>
@@ -6990,10 +7037,7 @@
         <w:t xml:space="preserve"> </w:t>
       </w:r>
       <w:r>
-        <w:t>masked a</w:t>
-      </w:r>
-      <w:r>
-        <w:t>nd</w:t>
+        <w:t>masked and</w:t>
       </w:r>
       <w:r>
         <w:rPr>
@@ -7484,10 +7528,7 @@
         <w:t>31</w:t>
       </w:r>
       <w:r>
-        <w:t>] a</w:t>
-      </w:r>
-      <w:r>
-        <w:t>nd MMD [</w:t>
+        <w:t>] and MMD [</w:t>
       </w:r>
       <w:r>
         <w:rPr>
@@ -7530,6 +7571,7 @@
         <w:t>catego</w:t>
       </w:r>
       <w:proofErr w:type="spellEnd"/>
+      <w:proofErr w:type="gramStart"/>
       <w:r>
         <w:t>-</w:t>
       </w:r>
@@ -7544,6 +7586,7 @@
         <w:t>rize</w:t>
       </w:r>
       <w:proofErr w:type="spellEnd"/>
+      <w:proofErr w:type="gramEnd"/>
       <w:r>
         <w:rPr>
           <w:spacing w:val="4"/>
@@ -7780,7 +7823,15 @@
         <w:t>20</w:t>
       </w:r>
       <w:r>
-        <w:t>]. The last layer of the model was removed and five</w:t>
+        <w:t xml:space="preserve">]. The last layer of the model was </w:t>
+      </w:r>
+      <w:proofErr w:type="gramStart"/>
+      <w:r>
+        <w:t>removed</w:t>
+      </w:r>
+      <w:proofErr w:type="gramEnd"/>
+      <w:r>
+        <w:t xml:space="preserve"> and five</w:t>
       </w:r>
       <w:r>
         <w:rPr>
@@ -8027,6 +8078,7 @@
         <w:t xml:space="preserve"> </w:t>
       </w:r>
       <w:proofErr w:type="spellStart"/>
+      <w:proofErr w:type="gramStart"/>
       <w:r>
         <w:rPr>
           <w:spacing w:val="-2"/>
@@ -8045,6 +8097,7 @@
         <w:t>tion</w:t>
       </w:r>
       <w:proofErr w:type="spellEnd"/>
+      <w:proofErr w:type="gramEnd"/>
       <w:r>
         <w:t>.</w:t>
       </w:r>
@@ -8201,10 +8254,7 @@
         <w:jc w:val="both"/>
       </w:pPr>
       <w:r>
-        <w:t>The SSDMNV2 model</w:t>
-      </w:r>
-      <w:r>
-        <w:t xml:space="preserve"> is proposed in Ref. [</w:t>
+        <w:t>The SSDMNV2 model is proposed in Ref. [</w:t>
       </w:r>
       <w:r>
         <w:rPr>
@@ -8213,10 +8263,7 @@
         <w:t>22</w:t>
       </w:r>
       <w:r>
-        <w:t>]. They used a similar approach to ours—for face detection, they utilized a single-shot multi-box detector and MobileNetV2 for classification. The classification accuracy was around 92% and the F1-score was 0.93. Our proposed system</w:t>
-      </w:r>
-      <w:r>
-        <w:t xml:space="preserve"> out- performs it with 98.6% training and 97% testing accuracy and a 0.95 F1-score.</w:t>
+        <w:t>]. They used a similar approach to ours—for face detection, they utilized a single-shot multi-box detector and MobileNetV2 for classification. The classification accuracy was around 92% and the F1-score was 0.93. Our proposed system out- performs it with 98.6% training and 97% testing accuracy and a 0.95 F1-score.</w:t>
       </w:r>
     </w:p>
     <w:p>
@@ -8470,13 +8517,7 @@
         <w:rPr>
           <w:spacing w:val="-2"/>
         </w:rPr>
-        <w:t>achie</w:t>
-      </w:r>
-      <w:r>
-        <w:rPr>
-          <w:spacing w:val="-2"/>
-        </w:rPr>
-        <w:t xml:space="preserve">ved </w:t>
+        <w:t xml:space="preserve">achieved </w:t>
       </w:r>
       <w:r>
         <w:t>an accuracy of 93.9%.</w:t>
@@ -8927,13 +8968,7 @@
         <w:rPr>
           <w:spacing w:val="-2"/>
         </w:rPr>
-        <w:t>classifi</w:t>
-      </w:r>
-      <w:r>
-        <w:rPr>
-          <w:spacing w:val="-2"/>
-        </w:rPr>
-        <w:t>er</w:t>
+        <w:t>classifier</w:t>
       </w:r>
       <w:r>
         <w:rPr>
@@ -9544,10 +9579,7 @@
       </w:r>
       <w:proofErr w:type="spellEnd"/>
       <w:r>
-        <w:t>-cascade-based feature detector was utilized to recognize a nose and mouth from the detected face. The model identifies the nose and mouth and predicts an unmasked face. If it</w:t>
-      </w:r>
-      <w:r>
-        <w:t xml:space="preserve"> detects only the nose, it predicts an incorrectly masked face and a correctly masked face if </w:t>
+        <w:t xml:space="preserve">-cascade-based feature detector was utilized to recognize a nose and mouth from the detected face. The model identifies the nose and mouth and predicts an unmasked face. If it detects only the nose, it predicts an incorrectly masked face and a correctly masked face if </w:t>
       </w:r>
       <w:proofErr w:type="spellStart"/>
       <w:r>
@@ -9964,6 +9996,7 @@
         </w:rPr>
         <w:t xml:space="preserve"> </w:t>
       </w:r>
+      <w:proofErr w:type="gramStart"/>
       <w:r>
         <w:t>is</w:t>
       </w:r>
@@ -9976,6 +10009,7 @@
       <w:r>
         <w:t>able to</w:t>
       </w:r>
+      <w:proofErr w:type="gramEnd"/>
       <w:r>
         <w:rPr>
           <w:spacing w:val="-6"/>
@@ -10355,10 +10389,7 @@
       </w:r>
       <w:proofErr w:type="spellStart"/>
       <w:r>
-        <w:t>FAce</w:t>
-      </w:r>
-      <w:r>
-        <w:t>s</w:t>
+        <w:t>FAces</w:t>
       </w:r>
       <w:proofErr w:type="spellEnd"/>
       <w:r>
@@ -10661,7 +10692,15 @@
         <w:t xml:space="preserve"> </w:t>
       </w:r>
       <w:r>
-        <w:t xml:space="preserve">organization of the dataset can be seen in Fig. </w:t>
+        <w:t xml:space="preserve">organization of the dataset can be seen </w:t>
+      </w:r>
+      <w:proofErr w:type="gramStart"/>
+      <w:r>
+        <w:t>in</w:t>
+      </w:r>
+      <w:proofErr w:type="gramEnd"/>
+      <w:r>
+        <w:t xml:space="preserve"> Fig. </w:t>
       </w:r>
       <w:r>
         <w:rPr>
@@ -10684,6 +10723,7 @@
         <w:t xml:space="preserve">The dataset is primarily divided into three categories: with mask, incorrectly masked, and without mask. In </w:t>
       </w:r>
       <w:proofErr w:type="spellStart"/>
+      <w:proofErr w:type="gramStart"/>
       <w:r>
         <w:t>addi</w:t>
       </w:r>
@@ -10696,11 +10736,9 @@
         <w:t>tion</w:t>
       </w:r>
       <w:proofErr w:type="spellEnd"/>
-      <w:r>
-        <w:t>, we organized the data under these primary categories into distinct subcategories base</w:t>
-      </w:r>
-      <w:r>
-        <w:t>d on their properties. The reason for such an organization is that it can be utilized for other computer vision problems. Besides the face mask detection</w:t>
+      <w:proofErr w:type="gramEnd"/>
+      <w:r>
+        <w:t>, we organized the data under these primary categories into distinct subcategories based on their properties. The reason for such an organization is that it can be utilized for other computer vision problems. Besides the face mask detection</w:t>
       </w:r>
       <w:r>
         <w:rPr>
@@ -10781,10 +10819,7 @@
         <w:t xml:space="preserve"> </w:t>
       </w:r>
       <w:r>
-        <w:t>recognition and occlusion face detection. For example, face de</w:t>
-      </w:r>
-      <w:r>
-        <w:t>tection problems</w:t>
+        <w:t>recognition and occlusion face detection. For example, face detection problems</w:t>
       </w:r>
       <w:r>
         <w:rPr>
@@ -10873,13 +10908,7 @@
         <w:rPr>
           <w:spacing w:val="-2"/>
         </w:rPr>
-        <w:t>f</w:t>
-      </w:r>
-      <w:r>
-        <w:rPr>
-          <w:spacing w:val="-2"/>
-        </w:rPr>
-        <w:t>ollows:</w:t>
+        <w:t>follows:</w:t>
       </w:r>
     </w:p>
     <w:p>
@@ -12497,10 +12526,7 @@
       </w:r>
       <w:proofErr w:type="spellEnd"/>
       <w:r>
-        <w:t xml:space="preserve"> images, distribution of with</w:t>
-      </w:r>
-      <w:r>
-        <w:t xml:space="preserve"> </w:t>
+        <w:t xml:space="preserve"> images, distribution of with </w:t>
       </w:r>
       <w:proofErr w:type="spellStart"/>
       <w:r>
@@ -12662,10 +12688,7 @@
         <w:jc w:val="both"/>
       </w:pPr>
       <w:r>
-        <w:t>We trained multiple state-of-the-</w:t>
-      </w:r>
-      <w:r>
-        <w:t>art CNN models, namely VGG-16, Resnet-50 and MobileNetV2, on the proposed dataset to choose the most accurate and fast. The result shows that the model based on the MobileNetv2 performs better</w:t>
+        <w:t>We trained multiple state-of-the-art CNN models, namely VGG-16, Resnet-50 and MobileNetV2, on the proposed dataset to choose the most accurate and fast. The result shows that the model based on the MobileNetv2 performs better</w:t>
       </w:r>
       <w:r>
         <w:rPr>
@@ -15208,13 +15231,21 @@
               <w:rPr>
                 <w:sz w:val="17"/>
               </w:rPr>
-              <w:t>it biased t</w:t>
+              <w:t xml:space="preserve">it </w:t>
             </w:r>
+            <w:proofErr w:type="gramStart"/>
             <w:r>
               <w:rPr>
                 <w:sz w:val="17"/>
               </w:rPr>
-              <w:t>oward any single form of a mask. The model constructed on this dataset will</w:t>
+              <w:t>biased</w:t>
+            </w:r>
+            <w:proofErr w:type="gramEnd"/>
+            <w:r>
+              <w:rPr>
+                <w:sz w:val="17"/>
+              </w:rPr>
+              <w:t xml:space="preserve"> toward any single form of a mask. The model constructed on this dataset will</w:t>
             </w:r>
             <w:r>
               <w:rPr>
@@ -15383,7 +15414,11 @@
         <w:jc w:val="both"/>
       </w:pPr>
       <w:r>
-        <w:t xml:space="preserve">the proposed RRFMDS based on MobileNetV2 in this sec- </w:t>
+        <w:t xml:space="preserve">the proposed RRFMDS based on MobileNetV2 in this </w:t>
+      </w:r>
+      <w:proofErr w:type="gramStart"/>
+      <w:r>
+        <w:t xml:space="preserve">sec- </w:t>
       </w:r>
       <w:proofErr w:type="spellStart"/>
       <w:r>
@@ -15393,6 +15428,7 @@
         <w:t>tion</w:t>
       </w:r>
       <w:proofErr w:type="spellEnd"/>
+      <w:proofErr w:type="gramEnd"/>
       <w:r>
         <w:rPr>
           <w:spacing w:val="-2"/>
@@ -15788,13 +15824,7 @@
         <w:rPr>
           <w:sz w:val="20"/>
         </w:rPr>
-        <w:t xml:space="preserve">: this module is first trained on the custom dataset and then used for detecting faces </w:t>
-      </w:r>
-      <w:r>
-        <w:rPr>
-          <w:sz w:val="20"/>
-        </w:rPr>
-        <w:t>as unmasked, masked, or incorrectly masked faces.</w:t>
+        <w:t>: this module is first trained on the custom dataset and then used for detecting faces as unmasked, masked, or incorrectly masked faces.</w:t>
       </w:r>
     </w:p>
     <w:p>
@@ -15846,6 +15876,7 @@
         <w:ind w:left="28"/>
         <w:jc w:val="both"/>
       </w:pPr>
+      <w:proofErr w:type="gramStart"/>
       <w:r>
         <w:t>At</w:t>
       </w:r>
@@ -15856,7 +15887,11 @@
         <w:t xml:space="preserve"> </w:t>
       </w:r>
       <w:r>
-        <w:t>first,</w:t>
+        <w:t>first</w:t>
+      </w:r>
+      <w:proofErr w:type="gramEnd"/>
+      <w:r>
+        <w:t>,</w:t>
       </w:r>
       <w:r>
         <w:rPr>
@@ -16027,7 +16062,15 @@
         <w:t xml:space="preserve"> </w:t>
       </w:r>
       <w:r>
-        <w:t>overlap- ping scenarios.</w:t>
+        <w:t>overlap</w:t>
+      </w:r>
+      <w:proofErr w:type="gramStart"/>
+      <w:r>
+        <w:t>- ping</w:t>
+      </w:r>
+      <w:proofErr w:type="gramEnd"/>
+      <w:r>
+        <w:t xml:space="preserve"> scenarios.</w:t>
       </w:r>
       <w:r>
         <w:rPr>
@@ -16042,13 +16085,7 @@
         <w:rPr>
           <w:spacing w:val="-2"/>
         </w:rPr>
-        <w:t>block</w:t>
-      </w:r>
-      <w:r>
-        <w:rPr>
-          <w:spacing w:val="-2"/>
-        </w:rPr>
-        <w:t>.</w:t>
+        <w:t>block.</w:t>
       </w:r>
     </w:p>
     <w:p>
@@ -16309,6 +16346,7 @@
         </w:rPr>
         <w:t xml:space="preserve"> </w:t>
       </w:r>
+      <w:proofErr w:type="gramStart"/>
       <w:r>
         <w:t>The</w:t>
       </w:r>
@@ -16328,7 +16366,11 @@
         <w:t xml:space="preserve"> </w:t>
       </w:r>
       <w:r>
-        <w:t>result is</w:t>
+        <w:t>result</w:t>
+      </w:r>
+      <w:proofErr w:type="gramEnd"/>
+      <w:r>
+        <w:t xml:space="preserve"> is</w:t>
       </w:r>
       <w:r>
         <w:rPr>
@@ -16492,13 +16534,7 @@
         <w:rPr>
           <w:spacing w:val="-2"/>
         </w:rPr>
-        <w:t>i.</w:t>
-      </w:r>
-      <w:r>
-        <w:rPr>
-          <w:spacing w:val="-2"/>
-        </w:rPr>
-        <w:t>e.,</w:t>
+        <w:t>i.e.,</w:t>
       </w:r>
       <w:r>
         <w:rPr>
@@ -16626,7 +16662,15 @@
       </w:r>
       <w:proofErr w:type="spellEnd"/>
       <w:r>
-        <w:t xml:space="preserve"> to overfitting if insufficient training data exists. The model</w:t>
+        <w:t xml:space="preserve"> to </w:t>
+      </w:r>
+      <w:proofErr w:type="gramStart"/>
+      <w:r>
+        <w:t>overfitting</w:t>
+      </w:r>
+      <w:proofErr w:type="gramEnd"/>
+      <w:r>
+        <w:t xml:space="preserve"> if insufficient training data exists. The model</w:t>
       </w:r>
       <w:r>
         <w:rPr>
@@ -16707,10 +16751,7 @@
         <w:t xml:space="preserve"> </w:t>
       </w:r>
       <w:r>
-        <w:t xml:space="preserve">well on unseen data. “Data augmentation” refers to the practice of increasing </w:t>
-      </w:r>
-      <w:r>
-        <w:t>the number of training examples in a data-</w:t>
+        <w:t>well on unseen data. “Data augmentation” refers to the practice of increasing the number of training examples in a data-</w:t>
       </w:r>
       <w:r>
         <w:rPr>
@@ -16811,18 +16852,28 @@
         <w:jc w:val="both"/>
       </w:pPr>
       <w:r>
-        <w:t xml:space="preserve">In our work, we utilized a number of different data </w:t>
+        <w:t xml:space="preserve">In our work, we utilized </w:t>
+      </w:r>
+      <w:proofErr w:type="gramStart"/>
+      <w:r>
+        <w:t>a number of</w:t>
+      </w:r>
+      <w:proofErr w:type="gramEnd"/>
+      <w:r>
+        <w:t xml:space="preserve"> different data </w:t>
       </w:r>
       <w:proofErr w:type="spellStart"/>
       <w:r>
         <w:t>aug</w:t>
       </w:r>
       <w:proofErr w:type="spellEnd"/>
-      <w:r>
-        <w:t>- mentation strategies, including flipping, rotation, contrast,</w:t>
-      </w:r>
-      <w:r>
-        <w:t xml:space="preserve"> shearing, and zooming, with the goal of reducing class imbalance and expanding the size of the training dataset.</w:t>
+      <w:proofErr w:type="gramStart"/>
+      <w:r>
+        <w:t>- mentation</w:t>
+      </w:r>
+      <w:proofErr w:type="gramEnd"/>
+      <w:r>
+        <w:t xml:space="preserve"> strategies, including flipping, rotation, contrast, shearing, and zooming, with the goal of reducing class imbalance and expanding the size of the training dataset.</w:t>
       </w:r>
       <w:r>
         <w:rPr>
@@ -16847,10 +16898,7 @@
       </w:r>
       <w:proofErr w:type="spellEnd"/>
       <w:r>
-        <w:t xml:space="preserve"> undiscovered data. W</w:t>
-      </w:r>
-      <w:r>
-        <w:t xml:space="preserve">e implemented the </w:t>
+        <w:t xml:space="preserve"> undiscovered data. We implemented the </w:t>
       </w:r>
       <w:proofErr w:type="spellStart"/>
       <w:r>
@@ -17215,7 +17263,7 @@
         <mc:AlternateContent>
           <mc:Choice Requires="wpg">
             <w:drawing>
-              <wp:anchor distT="0" distB="0" distL="0" distR="0" simplePos="0" relativeHeight="251634176" behindDoc="0" locked="0" layoutInCell="1" allowOverlap="1" wp14:anchorId="4CF009CD" wp14:editId="2FB4DC7C">
+              <wp:anchor distT="0" distB="0" distL="0" distR="0" simplePos="0" relativeHeight="251645952" behindDoc="0" locked="0" layoutInCell="1" allowOverlap="1" wp14:anchorId="4CF009CD" wp14:editId="2FB4DC7C">
                 <wp:simplePos x="0" y="0"/>
                 <wp:positionH relativeFrom="page">
                   <wp:posOffset>647999</wp:posOffset>
@@ -17351,7 +17399,7 @@
         <mc:AlternateContent>
           <mc:Choice Requires="wpg">
             <w:drawing>
-              <wp:anchor distT="0" distB="0" distL="0" distR="0" simplePos="0" relativeHeight="251635200" behindDoc="0" locked="0" layoutInCell="1" allowOverlap="1" wp14:anchorId="487B40D0" wp14:editId="3B723525">
+              <wp:anchor distT="0" distB="0" distL="0" distR="0" simplePos="0" relativeHeight="251646976" behindDoc="0" locked="0" layoutInCell="1" allowOverlap="1" wp14:anchorId="487B40D0" wp14:editId="3B723525">
                 <wp:simplePos x="0" y="0"/>
                 <wp:positionH relativeFrom="page">
                   <wp:posOffset>647999</wp:posOffset>
@@ -17745,7 +17793,14 @@
         <w:rPr>
           <w:sz w:val="17"/>
         </w:rPr>
-        <w:t>classifier/detection</w:t>
+        <w:t>classifier/</w:t>
+      </w:r>
+      <w:proofErr w:type="gramStart"/>
+      <w:r>
+        <w:rPr>
+          <w:sz w:val="17"/>
+        </w:rPr>
+        <w:t>detection</w:t>
       </w:r>
       <w:r>
         <w:rPr>
@@ -17760,6 +17815,7 @@
         </w:rPr>
         <w:t>Transfer</w:t>
       </w:r>
+      <w:proofErr w:type="gramEnd"/>
       <w:r>
         <w:rPr>
           <w:spacing w:val="-3"/>
@@ -18226,6 +18282,7 @@
         </w:rPr>
         <w:t xml:space="preserve"> </w:t>
       </w:r>
+      <w:proofErr w:type="gramStart"/>
       <w:r>
         <w:t>generated</w:t>
       </w:r>
@@ -18238,6 +18295,7 @@
       <w:r>
         <w:t>images</w:t>
       </w:r>
+      <w:proofErr w:type="gramEnd"/>
       <w:r>
         <w:rPr>
           <w:spacing w:val="-2"/>
@@ -18371,10 +18429,7 @@
         <w:t xml:space="preserve">learned </w:t>
       </w:r>
       <w:r>
-        <w:t>model may be more robust and accurate as it is trained on different variations of the same image. Augmentation here does not increase</w:t>
-      </w:r>
-      <w:r>
-        <w:t xml:space="preserve"> the number of training images per epoch. Instead, it uses a different transformation of each image in </w:t>
+        <w:t xml:space="preserve">model may be more robust and accurate as it is trained on different variations of the same image. Augmentation here does not increase the number of training images per epoch. Instead, it uses a different transformation of each image in </w:t>
       </w:r>
       <w:r>
         <w:rPr>
@@ -18708,10 +18763,15 @@
         <w:br w:type="column"/>
       </w:r>
       <w:r>
-        <w:t>images increas</w:t>
-      </w:r>
-      <w:r>
-        <w:t>es in the whole training from start to finish, not</w:t>
+        <w:t xml:space="preserve">images </w:t>
+      </w:r>
+      <w:proofErr w:type="gramStart"/>
+      <w:r>
+        <w:t>increases</w:t>
+      </w:r>
+      <w:proofErr w:type="gramEnd"/>
+      <w:r>
+        <w:t xml:space="preserve"> in the whole training from start to finish, not</w:t>
       </w:r>
       <w:r>
         <w:rPr>
@@ -18792,6 +18852,7 @@
         <w:t xml:space="preserve"> </w:t>
       </w:r>
       <w:proofErr w:type="spellStart"/>
+      <w:proofErr w:type="gramStart"/>
       <w:r>
         <w:t>dimen</w:t>
       </w:r>
@@ -18804,6 +18865,7 @@
         <w:t>sions</w:t>
       </w:r>
       <w:proofErr w:type="spellEnd"/>
+      <w:proofErr w:type="gramEnd"/>
       <w:r>
         <w:rPr>
           <w:spacing w:val="-9"/>
@@ -18900,6 +18962,7 @@
         </w:rPr>
         <w:t xml:space="preserve"> </w:t>
       </w:r>
+      <w:proofErr w:type="gramStart"/>
       <w:r>
         <w:t>and</w:t>
       </w:r>
@@ -18912,6 +18975,7 @@
       <w:r>
         <w:t>also</w:t>
       </w:r>
+      <w:proofErr w:type="gramEnd"/>
       <w:r>
         <w:rPr>
           <w:spacing w:val="-11"/>
@@ -19153,10 +19217,7 @@
         <w:t xml:space="preserve"> </w:t>
       </w:r>
       <w:r>
-        <w:t>the o</w:t>
-      </w:r>
-      <w:r>
-        <w:t>riginal and augmented images.</w:t>
+        <w:t>the original and augmented images.</w:t>
       </w:r>
       <w:r>
         <w:rPr>
@@ -19275,10 +19336,15 @@
         <w:t xml:space="preserve"> </w:t>
       </w:r>
       <w:r>
-        <w:t>allows us to use the weights of the state-of-art model</w:t>
-      </w:r>
-      <w:r>
-        <w:t xml:space="preserve">, which has been trained on the </w:t>
+        <w:t>allows us to use the weights of the state-</w:t>
+      </w:r>
+      <w:proofErr w:type="gramStart"/>
+      <w:r>
+        <w:t>of-</w:t>
+      </w:r>
+      <w:proofErr w:type="gramEnd"/>
+      <w:r>
+        <w:t xml:space="preserve">art model, which has been trained on the </w:t>
       </w:r>
       <w:proofErr w:type="spellStart"/>
       <w:r>
@@ -19376,6 +19442,7 @@
         <w:t xml:space="preserve"> </w:t>
       </w:r>
       <w:proofErr w:type="spellStart"/>
+      <w:proofErr w:type="gramStart"/>
       <w:r>
         <w:t>addi</w:t>
       </w:r>
@@ -19388,11 +19455,9 @@
         <w:t>tional</w:t>
       </w:r>
       <w:proofErr w:type="spellEnd"/>
-      <w:r>
-        <w:t xml:space="preserve"> four trainable layers are added, and those layers are then trained with the help of the custom dataset. The last layer of the model consists of three neurons where each neuron corresponds to the required class. The first neuron corresponds to </w:t>
-      </w:r>
-      <w:r>
-        <w:t>the incorrect mask, the second corresponds to masked faces, and the third neuron corresponds to the unmasked faces.</w:t>
+      <w:proofErr w:type="gramEnd"/>
+      <w:r>
+        <w:t xml:space="preserve"> four trainable layers are added, and those layers are then trained with the help of the custom dataset. The last layer of the model consists of three neurons where each neuron corresponds to the required class. The first neuron corresponds to the incorrect mask, the second corresponds to masked faces, and the third neuron corresponds to the unmasked faces.</w:t>
       </w:r>
     </w:p>
     <w:p>
@@ -19403,10 +19468,23 @@
         <w:jc w:val="both"/>
       </w:pPr>
       <w:r>
-        <w:t>During the training of the model, we used 93% of the complete data and remaining 7% were used for a testing purpose. Following this, the mod</w:t>
-      </w:r>
-      <w:r>
-        <w:t>el was fine-tuned, and the weights</w:t>
+        <w:t xml:space="preserve">During the training of the model, we used 93% of the complete data and </w:t>
+      </w:r>
+      <w:proofErr w:type="gramStart"/>
+      <w:r>
+        <w:t>remaining</w:t>
+      </w:r>
+      <w:proofErr w:type="gramEnd"/>
+      <w:r>
+        <w:t xml:space="preserve"> 7% were used for </w:t>
+      </w:r>
+      <w:proofErr w:type="gramStart"/>
+      <w:r>
+        <w:t>a testing purpose</w:t>
+      </w:r>
+      <w:proofErr w:type="gramEnd"/>
+      <w:r>
+        <w:t>. Following this, the model was fine-tuned, and the weights</w:t>
       </w:r>
       <w:r>
         <w:rPr>
@@ -19486,6 +19564,7 @@
         </w:rPr>
         <w:t xml:space="preserve"> </w:t>
       </w:r>
+      <w:proofErr w:type="gramStart"/>
       <w:r>
         <w:t xml:space="preserve">pos- </w:t>
       </w:r>
@@ -19494,8 +19573,17 @@
         <w:t>sible</w:t>
       </w:r>
       <w:proofErr w:type="spellEnd"/>
-      <w:r>
-        <w:t xml:space="preserve"> to save a significant amount of computational costs while also improving the end result. Figure </w:t>
+      <w:proofErr w:type="gramEnd"/>
+      <w:r>
+        <w:t xml:space="preserve"> to save a significant amount of computational costs while also improving </w:t>
+      </w:r>
+      <w:proofErr w:type="gramStart"/>
+      <w:r>
+        <w:t>the end result</w:t>
+      </w:r>
+      <w:proofErr w:type="gramEnd"/>
+      <w:r>
+        <w:t xml:space="preserve">. Figure </w:t>
       </w:r>
       <w:r>
         <w:rPr>
@@ -19687,10 +19775,23 @@
         <w:t xml:space="preserve">Face Detector: </w:t>
       </w:r>
       <w:r>
-        <w:t>The faces of the persons need to be detected first before they are classified. This mode</w:t>
-      </w:r>
-      <w:r>
-        <w:t xml:space="preserve">l is responsible for face detection and acts as the first stage in face mask detection system. We used a pre-trained DNN module named SSD (single-shot multi-box detector) based on </w:t>
+        <w:t xml:space="preserve">The faces of the </w:t>
+      </w:r>
+      <w:proofErr w:type="gramStart"/>
+      <w:r>
+        <w:t>persons</w:t>
+      </w:r>
+      <w:proofErr w:type="gramEnd"/>
+      <w:r>
+        <w:t xml:space="preserve"> need to be detected first before they are classified. This model is responsible for face detection and acts as the first stage in </w:t>
+      </w:r>
+      <w:proofErr w:type="gramStart"/>
+      <w:r>
+        <w:t>face</w:t>
+      </w:r>
+      <w:proofErr w:type="gramEnd"/>
+      <w:r>
+        <w:t xml:space="preserve"> mask detection system. We used a pre-trained DNN module named SSD (single-shot multi-box detector) based on </w:t>
       </w:r>
       <w:proofErr w:type="spellStart"/>
       <w:r>
@@ -19707,10 +19808,7 @@
         <w:t xml:space="preserve"> </w:t>
       </w:r>
       <w:r>
-        <w:t xml:space="preserve">It is an open-source </w:t>
-      </w:r>
-      <w:r>
-        <w:t xml:space="preserve">deep neural network model available on the GitHub repository of Open-CV. It is comparable to </w:t>
+        <w:t xml:space="preserve">It is an open-source deep neural network model available on the GitHub repository of Open-CV. It is comparable to </w:t>
       </w:r>
       <w:r>
         <w:rPr>
@@ -19988,10 +20086,7 @@
         <w:t xml:space="preserve"> </w:t>
       </w:r>
       <w:r>
-        <w:t>poi</w:t>
-      </w:r>
-      <w:r>
-        <w:t>nt</w:t>
+        <w:t>point</w:t>
       </w:r>
       <w:r>
         <w:rPr>
@@ -20165,10 +20260,7 @@
         <w:jc w:val="both"/>
       </w:pPr>
       <w:r>
-        <w:t>A frame is extracted from the real-time video data and then sent to the face detector. The face detector w</w:t>
-      </w:r>
-      <w:r>
-        <w:t>ill deter- mine</w:t>
+        <w:t>A frame is extracted from the real-time video data and then sent to the face detector. The face detector will deter- mine</w:t>
       </w:r>
       <w:r>
         <w:rPr>
@@ -20176,6 +20268,7 @@
         </w:rPr>
         <w:t xml:space="preserve"> </w:t>
       </w:r>
+      <w:proofErr w:type="gramStart"/>
       <w:r>
         <w:t>each</w:t>
       </w:r>
@@ -20197,6 +20290,7 @@
       <w:r>
         <w:t>every</w:t>
       </w:r>
+      <w:proofErr w:type="gramEnd"/>
       <w:r>
         <w:rPr>
           <w:spacing w:val="24"/>
@@ -20557,7 +20651,7 @@
           <w:noProof/>
         </w:rPr>
         <w:drawing>
-          <wp:anchor distT="0" distB="0" distL="0" distR="0" simplePos="0" relativeHeight="251677184" behindDoc="1" locked="0" layoutInCell="1" allowOverlap="1" wp14:anchorId="457122AA" wp14:editId="204BB4C8">
+          <wp:anchor distT="0" distB="0" distL="0" distR="0" simplePos="0" relativeHeight="251667456" behindDoc="1" locked="0" layoutInCell="1" allowOverlap="1" wp14:anchorId="457122AA" wp14:editId="204BB4C8">
             <wp:simplePos x="0" y="0"/>
             <wp:positionH relativeFrom="page">
               <wp:posOffset>690088</wp:posOffset>
@@ -21006,7 +21100,7 @@
         <mc:AlternateContent>
           <mc:Choice Requires="wpg">
             <w:drawing>
-              <wp:anchor distT="0" distB="0" distL="0" distR="0" simplePos="0" relativeHeight="251666944" behindDoc="1" locked="0" layoutInCell="1" allowOverlap="1" wp14:anchorId="1B3C4952" wp14:editId="72D5A208">
+              <wp:anchor distT="0" distB="0" distL="0" distR="0" simplePos="0" relativeHeight="251662336" behindDoc="1" locked="0" layoutInCell="1" allowOverlap="1" wp14:anchorId="1B3C4952" wp14:editId="72D5A208">
                 <wp:simplePos x="0" y="0"/>
                 <wp:positionH relativeFrom="page">
                   <wp:posOffset>647999</wp:posOffset>
@@ -21142,7 +21236,7 @@
         <mc:AlternateContent>
           <mc:Choice Requires="wpg">
             <w:drawing>
-              <wp:anchor distT="0" distB="0" distL="0" distR="0" simplePos="0" relativeHeight="251667968" behindDoc="1" locked="0" layoutInCell="1" allowOverlap="1" wp14:anchorId="08B6058B" wp14:editId="49FF6A0E">
+              <wp:anchor distT="0" distB="0" distL="0" distR="0" simplePos="0" relativeHeight="251663360" behindDoc="1" locked="0" layoutInCell="1" allowOverlap="1" wp14:anchorId="08B6058B" wp14:editId="49FF6A0E">
                 <wp:simplePos x="0" y="0"/>
                 <wp:positionH relativeFrom="page">
                   <wp:posOffset>647999</wp:posOffset>
@@ -21461,7 +21555,20 @@
           <w:sz w:val="17"/>
         </w:rPr>
         <w:tab/>
-        <w:t>1e-3 with</w:t>
+      </w:r>
+      <w:proofErr w:type="gramStart"/>
+      <w:r>
+        <w:rPr>
+          <w:sz w:val="17"/>
+        </w:rPr>
+        <w:t>1e-3</w:t>
+      </w:r>
+      <w:proofErr w:type="gramEnd"/>
+      <w:r>
+        <w:rPr>
+          <w:sz w:val="17"/>
+        </w:rPr>
+        <w:t xml:space="preserve"> with</w:t>
       </w:r>
       <w:r>
         <w:rPr>
@@ -22024,8 +22131,13 @@
         <w:ind w:left="28"/>
         <w:jc w:val="both"/>
       </w:pPr>
-      <w:r>
-        <w:t>which it will output the detected faces together with the bounding box coordinates. Following that, the outputs are sent to an intermediate block, where they are subjected to further</w:t>
+      <w:proofErr w:type="gramStart"/>
+      <w:r>
+        <w:t>which it</w:t>
+      </w:r>
+      <w:proofErr w:type="gramEnd"/>
+      <w:r>
+        <w:t xml:space="preserve"> will output the detected faces together with the bounding box coordinates. Following that, the outputs are sent to an intermediate block, where they are subjected to further</w:t>
       </w:r>
       <w:r>
         <w:rPr>
@@ -22114,10 +22226,7 @@
         <w:jc w:val="both"/>
       </w:pPr>
       <w:r>
-        <w:t>The follow</w:t>
-      </w:r>
-      <w:r>
-        <w:t>ing is the algorithm of the face detector and intermediate processing block.</w:t>
+        <w:t>The following is the algorithm of the face detector and intermediate processing block.</w:t>
       </w:r>
     </w:p>
     <w:p>
@@ -22155,10 +22264,7 @@
         <w:t xml:space="preserve"> </w:t>
       </w:r>
       <w:r>
-        <w:t>cro</w:t>
-      </w:r>
-      <w:r>
-        <w:t>p</w:t>
+        <w:t>crop</w:t>
       </w:r>
       <w:r>
         <w:rPr>
@@ -22332,13 +22438,7 @@
         <w:rPr>
           <w:i/>
         </w:rPr>
-        <w:t>Proce</w:t>
-      </w:r>
-      <w:r>
-        <w:rPr>
-          <w:i/>
-        </w:rPr>
-        <w:t>ssing</w:t>
+        <w:t>Processing</w:t>
       </w:r>
       <w:r>
         <w:rPr>
@@ -22577,10 +22677,7 @@
         <w:t xml:space="preserve">block </w:t>
       </w:r>
       <w:r>
-        <w:t xml:space="preserve">is the frame with bounding boxes </w:t>
-      </w:r>
-      <w:r>
-        <w:t>received from the face detection</w:t>
+        <w:t>is the frame with bounding boxes received from the face detection</w:t>
       </w:r>
       <w:r>
         <w:rPr>
@@ -23028,10 +23125,7 @@
         <w:t xml:space="preserve"> </w:t>
       </w:r>
       <w:r>
-        <w:t xml:space="preserve">image from 0 </w:t>
-      </w:r>
-      <w:r>
-        <w:t>to 1 so that a classifier can process it. Furthermore, all the faces are batched together for batch inference.</w:t>
+        <w:t>image from 0 to 1 so that a classifier can process it. Furthermore, all the faces are batched together for batch inference.</w:t>
       </w:r>
     </w:p>
     <w:p>
@@ -23128,10 +23222,7 @@
       </w:r>
       <w:proofErr w:type="spellEnd"/>
       <w:r>
-        <w:t>, this mod</w:t>
-      </w:r>
-      <w:r>
-        <w:t>el is well suited for video analysis. As</w:t>
+        <w:t>, this model is well suited for video analysis. As</w:t>
       </w:r>
       <w:r>
         <w:rPr>
@@ -23250,6 +23341,7 @@
         </w:rPr>
         <w:t xml:space="preserve"> </w:t>
       </w:r>
+      <w:proofErr w:type="gramStart"/>
       <w:r>
         <w:t>the</w:t>
       </w:r>
@@ -23262,6 +23354,7 @@
       <w:r>
         <w:t>further</w:t>
       </w:r>
+      <w:proofErr w:type="gramEnd"/>
       <w:r>
         <w:rPr>
           <w:spacing w:val="-11"/>
@@ -23379,10 +23472,15 @@
         <w:t xml:space="preserve"> </w:t>
       </w:r>
       <w:r>
-        <w:t>of each face be</w:t>
-      </w:r>
-      <w:r>
-        <w:t>longing to the particular class.</w:t>
+        <w:t xml:space="preserve">of each face belonging to the </w:t>
+      </w:r>
+      <w:proofErr w:type="gramStart"/>
+      <w:r>
+        <w:t>particular class</w:t>
+      </w:r>
+      <w:proofErr w:type="gramEnd"/>
+      <w:r>
+        <w:t>.</w:t>
       </w:r>
     </w:p>
     <w:p>
@@ -24244,6 +24342,7 @@
         </w:rPr>
         <w:t xml:space="preserve"> </w:t>
       </w:r>
+      <w:proofErr w:type="gramStart"/>
       <w:r>
         <w:rPr>
           <w:w w:val="105"/>
@@ -24251,6 +24350,7 @@
         </w:rPr>
         <w:t>box</w:t>
       </w:r>
+      <w:proofErr w:type="gramEnd"/>
       <w:r>
         <w:rPr>
           <w:spacing w:val="32"/>
@@ -25124,7 +25224,7 @@
         <mc:AlternateContent>
           <mc:Choice Requires="wps">
             <w:drawing>
-              <wp:anchor distT="0" distB="0" distL="0" distR="0" simplePos="0" relativeHeight="251678208" behindDoc="1" locked="0" layoutInCell="1" allowOverlap="1" wp14:anchorId="1169C632" wp14:editId="21E52BC8">
+              <wp:anchor distT="0" distB="0" distL="0" distR="0" simplePos="0" relativeHeight="251668480" behindDoc="1" locked="0" layoutInCell="1" allowOverlap="1" wp14:anchorId="1169C632" wp14:editId="21E52BC8">
                 <wp:simplePos x="0" y="0"/>
                 <wp:positionH relativeFrom="page">
                   <wp:posOffset>2339995</wp:posOffset>
@@ -25600,6 +25700,7 @@
         </w:rPr>
         <w:t xml:space="preserve"> </w:t>
       </w:r>
+      <w:proofErr w:type="gramStart"/>
       <w:r>
         <w:rPr>
           <w:sz w:val="17"/>
@@ -25617,7 +25718,14 @@
         <w:rPr>
           <w:sz w:val="17"/>
         </w:rPr>
-        <w:t>real-time</w:t>
+        <w:t>real</w:t>
+      </w:r>
+      <w:proofErr w:type="gramEnd"/>
+      <w:r>
+        <w:rPr>
+          <w:sz w:val="17"/>
+        </w:rPr>
+        <w:t>-time</w:t>
       </w:r>
       <w:r>
         <w:rPr>
@@ -26284,12 +26392,14 @@
         </w:rPr>
         <w:t xml:space="preserve"> </w:t>
       </w:r>
+      <w:proofErr w:type="gramStart"/>
       <w:r>
         <w:rPr>
           <w:sz w:val="17"/>
         </w:rPr>
         <w:t>probabilities</w:t>
       </w:r>
+      <w:proofErr w:type="gramEnd"/>
       <w:r>
         <w:rPr>
           <w:spacing w:val="-5"/>
@@ -26642,7 +26752,23 @@
       </w:r>
       <w:proofErr w:type="spellEnd"/>
       <w:r>
-        <w:t xml:space="preserve"> was used to train a model. It is a plat- form that enables us to write Python scripts for machine learning, deep learning, and data analysis and then execute those programs while having unrestricted access to the cloud's</w:t>
+        <w:t xml:space="preserve"> was used to train </w:t>
+      </w:r>
+      <w:proofErr w:type="gramStart"/>
+      <w:r>
+        <w:t>a model</w:t>
+      </w:r>
+      <w:proofErr w:type="gramEnd"/>
+      <w:r>
+        <w:t xml:space="preserve">. It is a </w:t>
+      </w:r>
+      <w:proofErr w:type="gramStart"/>
+      <w:r>
+        <w:t>plat- form</w:t>
+      </w:r>
+      <w:proofErr w:type="gramEnd"/>
+      <w:r>
+        <w:t xml:space="preserve"> that enables us to write Python scripts for machine learning, deep learning, and data analysis and then execute those programs while having unrestricted access to the cloud's</w:t>
       </w:r>
       <w:r>
         <w:rPr>
@@ -26660,10 +26786,7 @@
         <w:t xml:space="preserve"> </w:t>
       </w:r>
       <w:r>
-        <w:t>When</w:t>
-      </w:r>
-      <w:r>
-        <w:t>ever</w:t>
+        <w:t>Whenever</w:t>
       </w:r>
       <w:r>
         <w:rPr>
@@ -27270,18 +27393,41 @@
           <w:sz w:val="20"/>
         </w:rPr>
       </w:pPr>
+      <w:proofErr w:type="gramStart"/>
       <w:r>
         <w:rPr>
           <w:i/>
           <w:sz w:val="20"/>
         </w:rPr>
-        <w:t xml:space="preserve">OpenCV:: </w:t>
-      </w:r>
-      <w:r>
-        <w:rPr>
-          <w:sz w:val="20"/>
-        </w:rPr>
-        <w:t>To perform image processing operations and also used to load the face detector model.</w:t>
+        <w:t>OpenCV::</w:t>
+      </w:r>
+      <w:proofErr w:type="gramEnd"/>
+      <w:r>
+        <w:rPr>
+          <w:i/>
+          <w:sz w:val="20"/>
+        </w:rPr>
+        <w:t xml:space="preserve"> </w:t>
+      </w:r>
+      <w:r>
+        <w:rPr>
+          <w:sz w:val="20"/>
+        </w:rPr>
+        <w:t xml:space="preserve">To perform image processing operations </w:t>
+      </w:r>
+      <w:proofErr w:type="gramStart"/>
+      <w:r>
+        <w:rPr>
+          <w:sz w:val="20"/>
+        </w:rPr>
+        <w:t>and also</w:t>
+      </w:r>
+      <w:proofErr w:type="gramEnd"/>
+      <w:r>
+        <w:rPr>
+          <w:sz w:val="20"/>
+        </w:rPr>
+        <w:t xml:space="preserve"> used to load the face detector model.</w:t>
       </w:r>
     </w:p>
     <w:p>
@@ -27561,6 +27707,7 @@
         </w:rPr>
         <w:t xml:space="preserve"> </w:t>
       </w:r>
+      <w:proofErr w:type="gramStart"/>
       <w:r>
         <w:t>a</w:t>
       </w:r>
@@ -27582,6 +27729,7 @@
       <w:r>
         <w:t>of</w:t>
       </w:r>
+      <w:proofErr w:type="gramEnd"/>
       <w:r>
         <w:rPr>
           <w:spacing w:val="29"/>
@@ -27688,7 +27836,15 @@
         <w:t xml:space="preserve"> </w:t>
       </w:r>
       <w:r>
-        <w:t>and F1-score, accuracy, as well as the macro average and weighted average and the average frame rate (FPS). All these metrics are defined below:</w:t>
+        <w:t xml:space="preserve">and F1-score, accuracy, as well as the macro average and weighted average and the average frame rate (FPS). All these metrics are defined </w:t>
+      </w:r>
+      <w:proofErr w:type="gramStart"/>
+      <w:r>
+        <w:t>below</w:t>
+      </w:r>
+      <w:proofErr w:type="gramEnd"/>
+      <w:r>
+        <w:t>:</w:t>
       </w:r>
     </w:p>
     <w:p>
@@ -27802,13 +27958,7 @@
         <w:rPr>
           <w:sz w:val="20"/>
         </w:rPr>
-        <w:t>classified data instances over the total number of data instances</w:t>
-      </w:r>
-      <w:r>
-        <w:rPr>
-          <w:sz w:val="20"/>
-        </w:rPr>
-        <w:t>.</w:t>
+        <w:t>classified data instances over the total number of data instances.</w:t>
       </w:r>
     </w:p>
     <w:p>
@@ -27956,13 +28106,7 @@
         <w:rPr>
           <w:sz w:val="20"/>
         </w:rPr>
-        <w:t xml:space="preserve">Is the harmonic mean of the recall </w:t>
-      </w:r>
-      <w:r>
-        <w:rPr>
-          <w:sz w:val="20"/>
-        </w:rPr>
-        <w:t xml:space="preserve">and </w:t>
+        <w:t xml:space="preserve">Is the harmonic mean of the recall and </w:t>
       </w:r>
       <w:proofErr w:type="spellStart"/>
       <w:r>
@@ -28118,6 +28262,7 @@
         </w:rPr>
         <w:t xml:space="preserve"> </w:t>
       </w:r>
+      <w:proofErr w:type="gramStart"/>
       <w:r>
         <w:rPr>
           <w:sz w:val="18"/>
@@ -28129,7 +28274,15 @@
           <w:rFonts w:ascii="Lucida Sans Unicode" w:hAnsi="Lucida Sans Unicode"/>
           <w:sz w:val="18"/>
         </w:rPr>
-        <w:t>)∕(</w:t>
+        <w:t>)∕</w:t>
+      </w:r>
+      <w:proofErr w:type="gramEnd"/>
+      <w:r>
+        <w:rPr>
+          <w:rFonts w:ascii="Lucida Sans Unicode" w:hAnsi="Lucida Sans Unicode"/>
+          <w:sz w:val="18"/>
+        </w:rPr>
+        <w:t>(</w:t>
       </w:r>
       <w:r>
         <w:rPr>
@@ -28236,7 +28389,7 @@
         <mc:AlternateContent>
           <mc:Choice Requires="wpg">
             <w:drawing>
-              <wp:anchor distT="0" distB="0" distL="0" distR="0" simplePos="0" relativeHeight="251636224" behindDoc="0" locked="0" layoutInCell="1" allowOverlap="1" wp14:anchorId="5AD5BABA" wp14:editId="5469493C">
+              <wp:anchor distT="0" distB="0" distL="0" distR="0" simplePos="0" relativeHeight="251648000" behindDoc="0" locked="0" layoutInCell="1" allowOverlap="1" wp14:anchorId="5AD5BABA" wp14:editId="5469493C">
                 <wp:simplePos x="0" y="0"/>
                 <wp:positionH relativeFrom="page">
                   <wp:posOffset>2267998</wp:posOffset>
@@ -28498,7 +28651,7 @@
         <mc:AlternateContent>
           <mc:Choice Requires="wpg">
             <w:drawing>
-              <wp:anchor distT="0" distB="0" distL="0" distR="0" simplePos="0" relativeHeight="251637248" behindDoc="0" locked="0" layoutInCell="1" allowOverlap="1" wp14:anchorId="662B7091" wp14:editId="2B8A487D">
+              <wp:anchor distT="0" distB="0" distL="0" distR="0" simplePos="0" relativeHeight="251649024" behindDoc="0" locked="0" layoutInCell="1" allowOverlap="1" wp14:anchorId="662B7091" wp14:editId="2B8A487D">
                 <wp:simplePos x="0" y="0"/>
                 <wp:positionH relativeFrom="page">
                   <wp:posOffset>2267998</wp:posOffset>
@@ -29554,7 +29707,7 @@
         <mc:AlternateContent>
           <mc:Choice Requires="wpg">
             <w:drawing>
-              <wp:anchor distT="0" distB="0" distL="0" distR="0" simplePos="0" relativeHeight="251638272" behindDoc="0" locked="0" layoutInCell="1" allowOverlap="1" wp14:anchorId="730BA6C5" wp14:editId="2109B8B9">
+              <wp:anchor distT="0" distB="0" distL="0" distR="0" simplePos="0" relativeHeight="251650048" behindDoc="0" locked="0" layoutInCell="1" allowOverlap="1" wp14:anchorId="730BA6C5" wp14:editId="2109B8B9">
                 <wp:simplePos x="0" y="0"/>
                 <wp:positionH relativeFrom="page">
                   <wp:posOffset>2267998</wp:posOffset>
@@ -29908,7 +30061,7 @@
         <mc:AlternateContent>
           <mc:Choice Requires="wpg">
             <w:drawing>
-              <wp:anchor distT="0" distB="0" distL="0" distR="0" simplePos="0" relativeHeight="251639296" behindDoc="0" locked="0" layoutInCell="1" allowOverlap="1" wp14:anchorId="0D004D14" wp14:editId="5F99B0C3">
+              <wp:anchor distT="0" distB="0" distL="0" distR="0" simplePos="0" relativeHeight="251651072" behindDoc="0" locked="0" layoutInCell="1" allowOverlap="1" wp14:anchorId="0D004D14" wp14:editId="5F99B0C3">
                 <wp:simplePos x="0" y="0"/>
                 <wp:positionH relativeFrom="page">
                   <wp:posOffset>647999</wp:posOffset>
@@ -30180,7 +30333,7 @@
         <mc:AlternateContent>
           <mc:Choice Requires="wpg">
             <w:drawing>
-              <wp:anchor distT="0" distB="0" distL="0" distR="0" simplePos="0" relativeHeight="251679232" behindDoc="1" locked="0" layoutInCell="1" allowOverlap="1" wp14:anchorId="261F0108" wp14:editId="0E7761BB">
+              <wp:anchor distT="0" distB="0" distL="0" distR="0" simplePos="0" relativeHeight="251669504" behindDoc="1" locked="0" layoutInCell="1" allowOverlap="1" wp14:anchorId="261F0108" wp14:editId="0E7761BB">
                 <wp:simplePos x="0" y="0"/>
                 <wp:positionH relativeFrom="page">
                   <wp:posOffset>647999</wp:posOffset>
@@ -30592,6 +30745,7 @@
         </w:rPr>
         <w:t xml:space="preserve"> </w:t>
       </w:r>
+      <w:proofErr w:type="gramStart"/>
       <w:r>
         <w:rPr>
           <w:sz w:val="17"/>
@@ -30611,6 +30765,7 @@
         </w:rPr>
         <w:t>in</w:t>
       </w:r>
+      <w:proofErr w:type="gramEnd"/>
       <w:r>
         <w:rPr>
           <w:spacing w:val="-1"/>
@@ -30803,10 +30958,15 @@
       </w:r>
       <w:proofErr w:type="spellEnd"/>
       <w:r>
-        <w:t xml:space="preserve"> packages available to compute the frames per seco</w:t>
-      </w:r>
-      <w:r>
-        <w:t>nd (FPS), we preferred to</w:t>
+        <w:t xml:space="preserve"> packages available to compute the frames per second (FPS), we </w:t>
+      </w:r>
+      <w:proofErr w:type="gramStart"/>
+      <w:r>
+        <w:t>preferred</w:t>
+      </w:r>
+      <w:proofErr w:type="gramEnd"/>
+      <w:r>
+        <w:t xml:space="preserve"> to</w:t>
       </w:r>
       <w:r>
         <w:rPr>
@@ -30824,11 +30984,21 @@
         <w:t xml:space="preserve">Time </w:t>
       </w:r>
       <w:r>
-        <w:t>package of Python. It was calculated by taking</w:t>
-      </w:r>
-      <w:r>
-        <w:t xml:space="preserve"> the mean of the ten frames. A system's frame rate and frame processing time were computed on a device without a GPU .</w:t>
-      </w:r>
+        <w:t xml:space="preserve">package of Python. It was calculated by taking the </w:t>
+      </w:r>
+      <w:proofErr w:type="gramStart"/>
+      <w:r>
+        <w:t>mean</w:t>
+      </w:r>
+      <w:proofErr w:type="gramEnd"/>
+      <w:r>
+        <w:t xml:space="preserve"> of the ten frames. A system's frame rate and frame processing time were computed on a device without a </w:t>
+      </w:r>
+      <w:proofErr w:type="gramStart"/>
+      <w:r>
+        <w:t>GPU .</w:t>
+      </w:r>
+      <w:proofErr w:type="gramEnd"/>
     </w:p>
     <w:p>
       <w:pPr>
@@ -30924,10 +31094,7 @@
       </w:r>
       <w:proofErr w:type="spellEnd"/>
       <w:r>
-        <w:t xml:space="preserve"> data. The learning curves for</w:t>
-      </w:r>
-      <w:r>
-        <w:t xml:space="preserve"> the model are shown in Fig.</w:t>
+        <w:t xml:space="preserve"> data. The learning curves for the model are shown in Fig.</w:t>
       </w:r>
       <w:r>
         <w:rPr>
@@ -31050,10 +31217,7 @@
         <w:t xml:space="preserve"> </w:t>
       </w:r>
       <w:r>
-        <w:t xml:space="preserve">the testing and training accuracy are not far from each other, which </w:t>
-      </w:r>
-      <w:r>
-        <w:t>concludes the model is not overfit.</w:t>
+        <w:t>the testing and training accuracy are not far from each other, which concludes the model is not overfit.</w:t>
       </w:r>
     </w:p>
     <w:p>
@@ -31145,7 +31309,11 @@
         <w:t xml:space="preserve">6 </w:t>
       </w:r>
       <w:r>
-        <w:t>shows the result of the comparison. The majority</w:t>
+        <w:t xml:space="preserve">shows the result of the comparison. </w:t>
+      </w:r>
+      <w:proofErr w:type="gramStart"/>
+      <w:r>
+        <w:t>The majority</w:t>
       </w:r>
       <w:r>
         <w:rPr>
@@ -31156,6 +31324,7 @@
       <w:r>
         <w:t>of</w:t>
       </w:r>
+      <w:proofErr w:type="gramEnd"/>
       <w:r>
         <w:rPr>
           <w:spacing w:val="40"/>
@@ -31235,10 +31404,7 @@
         <w:t xml:space="preserve"> </w:t>
       </w:r>
       <w:r>
-        <w:t>tra</w:t>
-      </w:r>
-      <w:r>
-        <w:t>ns- fer</w:t>
+        <w:t>trans- fer</w:t>
       </w:r>
       <w:r>
         <w:rPr>
@@ -31335,7 +31501,15 @@
       </w:r>
       <w:proofErr w:type="spellEnd"/>
       <w:r>
-        <w:t>. However, the proposed model per- formed significantly better than all of these models in</w:t>
+        <w:t xml:space="preserve">. However, the proposed model per- formed significantly better than </w:t>
+      </w:r>
+      <w:proofErr w:type="gramStart"/>
+      <w:r>
+        <w:t>all of</w:t>
+      </w:r>
+      <w:proofErr w:type="gramEnd"/>
+      <w:r>
+        <w:t xml:space="preserve"> these models in</w:t>
       </w:r>
       <w:r>
         <w:rPr>
@@ -31353,7 +31527,15 @@
         <w:t>7</w:t>
       </w:r>
       <w:r>
-        <w:t xml:space="preserve">, we have com- pared the various parameters of existing state-of-the-art models to the proposed model. Moreover, Table </w:t>
+        <w:t xml:space="preserve">, we have com- </w:t>
+      </w:r>
+      <w:proofErr w:type="gramStart"/>
+      <w:r>
+        <w:t>pared</w:t>
+      </w:r>
+      <w:proofErr w:type="gramEnd"/>
+      <w:r>
+        <w:t xml:space="preserve"> the various parameters of existing state-of-the-art models to the proposed model. Moreover, Table </w:t>
       </w:r>
       <w:r>
         <w:rPr>
@@ -31535,10 +31717,15 @@
       </w:r>
       <w:proofErr w:type="spellEnd"/>
       <w:r>
-        <w:t xml:space="preserve"> may appear better than the suggested models because nearly all of these models were trained on GPU-based computers. On a machine with </w:t>
-      </w:r>
-      <w:r>
-        <w:t>a GPU, the proposed model will likely perform better.</w:t>
+        <w:t xml:space="preserve"> may appear better than the suggested models because nearly </w:t>
+      </w:r>
+      <w:proofErr w:type="gramStart"/>
+      <w:r>
+        <w:t>all of</w:t>
+      </w:r>
+      <w:proofErr w:type="gramEnd"/>
+      <w:r>
+        <w:t xml:space="preserve"> these models were trained on GPU-based computers. On a machine with a GPU, the proposed model will likely perform better.</w:t>
       </w:r>
     </w:p>
     <w:p>
@@ -32154,10 +32341,7 @@
         <w:t xml:space="preserve">VGG16 </w:t>
       </w:r>
       <w:r>
-        <w:t>is a 16-layer pre-trained CNN m</w:t>
-      </w:r>
-      <w:r>
-        <w:t>odel that won first</w:t>
+        <w:t>is a 16-layer pre-trained CNN model that won first</w:t>
       </w:r>
       <w:r>
         <w:rPr>
@@ -32464,10 +32648,7 @@
       </w:r>
       <w:proofErr w:type="spellEnd"/>
       <w:r>
-        <w:t xml:space="preserve"> is based on the deep residual learning framework. It solves the problem of the vanishing gradient pr</w:t>
-      </w:r>
-      <w:r>
-        <w:t>oblem</w:t>
+        <w:t xml:space="preserve"> is based on the deep residual learning framework. It solves the problem of the vanishing gradient problem</w:t>
       </w:r>
       <w:r>
         <w:rPr>
@@ -32693,12 +32874,14 @@
         </w:rPr>
         <w:t xml:space="preserve"> </w:t>
       </w:r>
+      <w:proofErr w:type="gramStart"/>
       <w:r>
         <w:rPr>
           <w:sz w:val="17"/>
         </w:rPr>
         <w:t>models</w:t>
       </w:r>
+      <w:proofErr w:type="gramEnd"/>
       <w:r>
         <w:rPr>
           <w:spacing w:val="-11"/>
@@ -32844,7 +33027,15 @@
         <w:t xml:space="preserve"> </w:t>
       </w:r>
       <w:r>
-        <w:t>The model provides good accuracy, but cannot be deployed to the resource-constrained device due to high computational demand.</w:t>
+        <w:t xml:space="preserve">The model provides good </w:t>
+      </w:r>
+      <w:proofErr w:type="gramStart"/>
+      <w:r>
+        <w:t>accuracy, but</w:t>
+      </w:r>
+      <w:proofErr w:type="gramEnd"/>
+      <w:r>
+        <w:t xml:space="preserve"> cannot be deployed to the resource-constrained device due to high computational demand.</w:t>
       </w:r>
       <w:r>
         <w:rPr>
@@ -32871,10 +33062,7 @@
         <w:t xml:space="preserve"> </w:t>
       </w:r>
       <w:r>
-        <w:t>tes</w:t>
-      </w:r>
-      <w:r>
-        <w:t>ting,</w:t>
+        <w:t>testing,</w:t>
       </w:r>
       <w:r>
         <w:rPr>
@@ -33035,8 +33223,13 @@
       </w:r>
       <w:proofErr w:type="spellEnd"/>
       <w:r>
-        <w:t xml:space="preserve"> in terms of accuracy and FPS processing time. The pro- posed</w:t>
-      </w:r>
+        <w:t xml:space="preserve"> in terms of accuracy and FPS processing time. The pro</w:t>
+      </w:r>
+      <w:proofErr w:type="gramStart"/>
+      <w:r>
+        <w:t>- posed</w:t>
+      </w:r>
+      <w:proofErr w:type="gramEnd"/>
       <w:r>
         <w:rPr>
           <w:spacing w:val="-3"/>
@@ -33388,10 +33581,7 @@
         <w:t xml:space="preserve"> </w:t>
       </w:r>
       <w:r>
-        <w:t>incorr</w:t>
-      </w:r>
-      <w:r>
-        <w:t>ectly</w:t>
+        <w:t>incorrectly</w:t>
       </w:r>
       <w:r>
         <w:rPr>
@@ -33620,9 +33810,11 @@
         </w:rPr>
         <w:t xml:space="preserve"> </w:t>
       </w:r>
+      <w:proofErr w:type="gramStart"/>
       <w:r>
         <w:t>on</w:t>
       </w:r>
+      <w:proofErr w:type="gramEnd"/>
       <w:r>
         <w:rPr>
           <w:spacing w:val="-5"/>
@@ -33690,6 +33882,7 @@
         <w:t>chal</w:t>
       </w:r>
       <w:proofErr w:type="spellEnd"/>
+      <w:proofErr w:type="gramStart"/>
       <w:r>
         <w:rPr>
           <w:sz w:val="20"/>
@@ -33704,6 +33897,7 @@
         <w:t>lenging</w:t>
       </w:r>
       <w:proofErr w:type="spellEnd"/>
+      <w:proofErr w:type="gramEnd"/>
       <w:r>
         <w:rPr>
           <w:sz w:val="20"/>
@@ -34147,6 +34341,7 @@
         <w:t xml:space="preserve"> </w:t>
       </w:r>
       <w:proofErr w:type="spellStart"/>
+      <w:proofErr w:type="gramStart"/>
       <w:r>
         <w:rPr>
           <w:sz w:val="20"/>
@@ -34168,6 +34363,7 @@
         <w:t>bility</w:t>
       </w:r>
       <w:proofErr w:type="spellEnd"/>
+      <w:proofErr w:type="gramEnd"/>
       <w:r>
         <w:rPr>
           <w:spacing w:val="-12"/>
@@ -34304,21 +34500,7 @@
         <w:rPr>
           <w:sz w:val="20"/>
         </w:rPr>
-        <w:t xml:space="preserve">- </w:t>
-      </w:r>
-      <w:proofErr w:type="spellStart"/>
-      <w:r>
-        <w:rPr>
-          <w:sz w:val="20"/>
-        </w:rPr>
-        <w:t>nance</w:t>
-      </w:r>
-      <w:proofErr w:type="spellEnd"/>
-      <w:r>
-        <w:rPr>
-          <w:sz w:val="20"/>
-        </w:rPr>
-        <w:t>.</w:t>
+        <w:t>- nance.</w:t>
       </w:r>
       <w:r>
         <w:rPr>
@@ -34581,6 +34763,7 @@
           <w:sz w:val="20"/>
         </w:rPr>
       </w:pPr>
+      <w:proofErr w:type="gramStart"/>
       <w:r>
         <w:rPr>
           <w:spacing w:val="-2"/>
@@ -34614,7 +34797,15 @@
           <w:spacing w:val="-2"/>
           <w:sz w:val="20"/>
         </w:rPr>
-        <w:t>moment,</w:t>
+        <w:t>moment</w:t>
+      </w:r>
+      <w:proofErr w:type="gramEnd"/>
+      <w:r>
+        <w:rPr>
+          <w:spacing w:val="-2"/>
+          <w:sz w:val="20"/>
+        </w:rPr>
+        <w:t>,</w:t>
       </w:r>
       <w:r>
         <w:rPr>
@@ -35032,13 +35223,7 @@
         <w:rPr>
           <w:sz w:val="20"/>
         </w:rPr>
-        <w:t>T</w:t>
-      </w:r>
-      <w:r>
-        <w:rPr>
-          <w:sz w:val="20"/>
-        </w:rPr>
-        <w:t>he</w:t>
+        <w:t>The</w:t>
       </w:r>
       <w:r>
         <w:rPr>
@@ -35268,11 +35453,19 @@
         </w:rPr>
         <w:t xml:space="preserve"> </w:t>
       </w:r>
-      <w:r>
-        <w:rPr>
-          <w:sz w:val="20"/>
-        </w:rPr>
-        <w:t>raises.</w:t>
+      <w:proofErr w:type="gramStart"/>
+      <w:r>
+        <w:rPr>
+          <w:sz w:val="20"/>
+        </w:rPr>
+        <w:t>raises</w:t>
+      </w:r>
+      <w:proofErr w:type="gramEnd"/>
+      <w:r>
+        <w:rPr>
+          <w:sz w:val="20"/>
+        </w:rPr>
+        <w:t>.</w:t>
       </w:r>
     </w:p>
     <w:p>
@@ -35461,7 +35654,7 @@
         <mc:AlternateContent>
           <mc:Choice Requires="wps">
             <w:drawing>
-              <wp:anchor distT="0" distB="0" distL="0" distR="0" simplePos="0" relativeHeight="251646464" behindDoc="0" locked="0" layoutInCell="1" allowOverlap="1" wp14:anchorId="35495C95" wp14:editId="5A719E2A">
+              <wp:anchor distT="0" distB="0" distL="0" distR="0" simplePos="0" relativeHeight="251652096" behindDoc="0" locked="0" layoutInCell="1" allowOverlap="1" wp14:anchorId="35495C95" wp14:editId="5A719E2A">
                 <wp:simplePos x="0" y="0"/>
                 <wp:positionH relativeFrom="page">
                   <wp:posOffset>839106</wp:posOffset>
@@ -35519,7 +35712,7 @@
                 <v:stroke joinstyle="miter"/>
                 <v:path gradientshapeok="t" o:connecttype="rect"/>
               </v:shapetype>
-              <v:shape id="Textbox 135" o:spid="_x0000_s1026" type="#_x0000_t202" style="position:absolute;margin-left:66.05pt;margin-top:424.15pt;width:55.6pt;height:74.3pt;z-index:251646464;visibility:visible;mso-wrap-style:square;mso-wrap-distance-left:0;mso-wrap-distance-top:0;mso-wrap-distance-right:0;mso-wrap-distance-bottom:0;mso-position-horizontal:absolute;mso-position-horizontal-relative:page;mso-position-vertical:absolute;mso-position-vertical-relative:text;v-text-anchor:top" o:gfxdata="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" filled="f" stroked="f">
+              <v:shape id="Textbox 135" o:spid="_x0000_s1026" type="#_x0000_t202" style="position:absolute;margin-left:66.05pt;margin-top:424.15pt;width:55.6pt;height:74.3pt;z-index:251652096;visibility:visible;mso-wrap-style:square;mso-wrap-distance-left:0;mso-wrap-distance-top:0;mso-wrap-distance-right:0;mso-wrap-distance-bottom:0;mso-position-horizontal:absolute;mso-position-horizontal-relative:page;mso-position-vertical:absolute;mso-position-vertical-relative:text;v-text-anchor:top" o:gfxdata="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" filled="f" stroked="f">
                 <v:textbox style="layout-flow:vertical;mso-layout-flow-alt:bottom-to-top" inset="0,0,0,0">
                   <w:txbxContent>
                     <w:p>
@@ -35546,7 +35739,7 @@
         <mc:AlternateContent>
           <mc:Choice Requires="wps">
             <w:drawing>
-              <wp:anchor distT="0" distB="0" distL="0" distR="0" simplePos="0" relativeHeight="251648512" behindDoc="0" locked="0" layoutInCell="1" allowOverlap="1" wp14:anchorId="53CD8986" wp14:editId="0F21B279">
+              <wp:anchor distT="0" distB="0" distL="0" distR="0" simplePos="0" relativeHeight="251653120" behindDoc="0" locked="0" layoutInCell="1" allowOverlap="1" wp14:anchorId="53CD8986" wp14:editId="0F21B279">
                 <wp:simplePos x="0" y="0"/>
                 <wp:positionH relativeFrom="page">
                   <wp:posOffset>839106</wp:posOffset>
@@ -35600,7 +35793,7 @@
           </mc:Choice>
           <mc:Fallback>
             <w:pict>
-              <v:shape w14:anchorId="53CD8986" id="Textbox 136" o:spid="_x0000_s1027" type="#_x0000_t202" style="position:absolute;margin-left:66.05pt;margin-top:349.35pt;width:10.5pt;height:64.25pt;z-index:251648512;visibility:visible;mso-wrap-style:square;mso-wrap-distance-left:0;mso-wrap-distance-top:0;mso-wrap-distance-right:0;mso-wrap-distance-bottom:0;mso-position-horizontal:absolute;mso-position-horizontal-relative:page;mso-position-vertical:absolute;mso-position-vertical-relative:text;v-text-anchor:top" o:gfxdata="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" filled="f" stroked="f">
+              <v:shape w14:anchorId="53CD8986" id="Textbox 136" o:spid="_x0000_s1027" type="#_x0000_t202" style="position:absolute;margin-left:66.05pt;margin-top:349.35pt;width:10.5pt;height:64.25pt;z-index:251653120;visibility:visible;mso-wrap-style:square;mso-wrap-distance-left:0;mso-wrap-distance-top:0;mso-wrap-distance-right:0;mso-wrap-distance-bottom:0;mso-position-horizontal:absolute;mso-position-horizontal-relative:page;mso-position-vertical:absolute;mso-position-vertical-relative:text;v-text-anchor:top" o:gfxdata="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" filled="f" stroked="f">
                 <v:textbox style="layout-flow:vertical;mso-layout-flow-alt:bottom-to-top" inset="0,0,0,0">
                   <w:txbxContent>
                     <w:p>
@@ -35627,7 +35820,7 @@
         <mc:AlternateContent>
           <mc:Choice Requires="wps">
             <w:drawing>
-              <wp:anchor distT="0" distB="0" distL="0" distR="0" simplePos="0" relativeHeight="251650560" behindDoc="0" locked="0" layoutInCell="1" allowOverlap="1" wp14:anchorId="1AC888CD" wp14:editId="1A34E6D5">
+              <wp:anchor distT="0" distB="0" distL="0" distR="0" simplePos="0" relativeHeight="251654144" behindDoc="0" locked="0" layoutInCell="1" allowOverlap="1" wp14:anchorId="1AC888CD" wp14:editId="1A34E6D5">
                 <wp:simplePos x="0" y="0"/>
                 <wp:positionH relativeFrom="page">
                   <wp:posOffset>839106</wp:posOffset>
@@ -35681,7 +35874,7 @@
           </mc:Choice>
           <mc:Fallback>
             <w:pict>
-              <v:shape w14:anchorId="1AC888CD" id="Textbox 137" o:spid="_x0000_s1028" type="#_x0000_t202" style="position:absolute;margin-left:66.05pt;margin-top:301.2pt;width:10.5pt;height:27.5pt;z-index:251650560;visibility:visible;mso-wrap-style:square;mso-wrap-distance-left:0;mso-wrap-distance-top:0;mso-wrap-distance-right:0;mso-wrap-distance-bottom:0;mso-position-horizontal:absolute;mso-position-horizontal-relative:page;mso-position-vertical:absolute;mso-position-vertical-relative:text;v-text-anchor:top" o:gfxdata="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" filled="f" stroked="f">
+              <v:shape w14:anchorId="1AC888CD" id="Textbox 137" o:spid="_x0000_s1028" type="#_x0000_t202" style="position:absolute;margin-left:66.05pt;margin-top:301.2pt;width:10.5pt;height:27.5pt;z-index:251654144;visibility:visible;mso-wrap-style:square;mso-wrap-distance-left:0;mso-wrap-distance-top:0;mso-wrap-distance-right:0;mso-wrap-distance-bottom:0;mso-position-horizontal:absolute;mso-position-horizontal-relative:page;mso-position-vertical:absolute;mso-position-vertical-relative:text;v-text-anchor:top" o:gfxdata="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" filled="f" stroked="f">
                 <v:textbox style="layout-flow:vertical;mso-layout-flow-alt:bottom-to-top" inset="0,0,0,0">
                   <w:txbxContent>
                     <w:p>
@@ -35708,7 +35901,7 @@
         <mc:AlternateContent>
           <mc:Choice Requires="wps">
             <w:drawing>
-              <wp:anchor distT="0" distB="0" distL="0" distR="0" simplePos="0" relativeHeight="251652608" behindDoc="0" locked="0" layoutInCell="1" allowOverlap="1" wp14:anchorId="7A88425B" wp14:editId="58669A1D">
+              <wp:anchor distT="0" distB="0" distL="0" distR="0" simplePos="0" relativeHeight="251655168" behindDoc="0" locked="0" layoutInCell="1" allowOverlap="1" wp14:anchorId="7A88425B" wp14:editId="58669A1D">
                 <wp:simplePos x="0" y="0"/>
                 <wp:positionH relativeFrom="page">
                   <wp:posOffset>839106</wp:posOffset>
@@ -35762,7 +35955,7 @@
           </mc:Choice>
           <mc:Fallback>
             <w:pict>
-              <v:shape w14:anchorId="7A88425B" id="Textbox 138" o:spid="_x0000_s1029" type="#_x0000_t202" style="position:absolute;margin-left:66.05pt;margin-top:174.65pt;width:10.5pt;height:69.35pt;z-index:251652608;visibility:visible;mso-wrap-style:square;mso-wrap-distance-left:0;mso-wrap-distance-top:0;mso-wrap-distance-right:0;mso-wrap-distance-bottom:0;mso-position-horizontal:absolute;mso-position-horizontal-relative:page;mso-position-vertical:absolute;mso-position-vertical-relative:text;v-text-anchor:top" o:gfxdata="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" filled="f" stroked="f">
+              <v:shape w14:anchorId="7A88425B" id="Textbox 138" o:spid="_x0000_s1029" type="#_x0000_t202" style="position:absolute;margin-left:66.05pt;margin-top:174.65pt;width:10.5pt;height:69.35pt;z-index:251655168;visibility:visible;mso-wrap-style:square;mso-wrap-distance-left:0;mso-wrap-distance-top:0;mso-wrap-distance-right:0;mso-wrap-distance-bottom:0;mso-position-horizontal:absolute;mso-position-horizontal-relative:page;mso-position-vertical:absolute;mso-position-vertical-relative:text;v-text-anchor:top" o:gfxdata="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" filled="f" stroked="f">
                 <v:textbox style="layout-flow:vertical;mso-layout-flow-alt:bottom-to-top" inset="0,0,0,0">
                   <w:txbxContent>
                     <w:p>
@@ -35789,7 +35982,7 @@
         <mc:AlternateContent>
           <mc:Choice Requires="wps">
             <w:drawing>
-              <wp:anchor distT="0" distB="0" distL="0" distR="0" simplePos="0" relativeHeight="251654656" behindDoc="0" locked="0" layoutInCell="1" allowOverlap="1" wp14:anchorId="73332A84" wp14:editId="0CF2FDF2">
+              <wp:anchor distT="0" distB="0" distL="0" distR="0" simplePos="0" relativeHeight="251656192" behindDoc="0" locked="0" layoutInCell="1" allowOverlap="1" wp14:anchorId="73332A84" wp14:editId="0CF2FDF2">
                 <wp:simplePos x="0" y="0"/>
                 <wp:positionH relativeFrom="page">
                   <wp:posOffset>839106</wp:posOffset>
@@ -35843,7 +36036,7 @@
           </mc:Choice>
           <mc:Fallback>
             <w:pict>
-              <v:shape w14:anchorId="73332A84" id="Textbox 139" o:spid="_x0000_s1030" type="#_x0000_t202" style="position:absolute;margin-left:66.05pt;margin-top:114.1pt;width:10.5pt;height:45.4pt;z-index:251654656;visibility:visible;mso-wrap-style:square;mso-wrap-distance-left:0;mso-wrap-distance-top:0;mso-wrap-distance-right:0;mso-wrap-distance-bottom:0;mso-position-horizontal:absolute;mso-position-horizontal-relative:page;mso-position-vertical:absolute;mso-position-vertical-relative:text;v-text-anchor:top" o:gfxdata="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" filled="f" stroked="f">
+              <v:shape w14:anchorId="73332A84" id="Textbox 139" o:spid="_x0000_s1030" type="#_x0000_t202" style="position:absolute;margin-left:66.05pt;margin-top:114.1pt;width:10.5pt;height:45.4pt;z-index:251656192;visibility:visible;mso-wrap-style:square;mso-wrap-distance-left:0;mso-wrap-distance-top:0;mso-wrap-distance-right:0;mso-wrap-distance-bottom:0;mso-position-horizontal:absolute;mso-position-horizontal-relative:page;mso-position-vertical:absolute;mso-position-vertical-relative:text;v-text-anchor:top" o:gfxdata="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" filled="f" stroked="f">
                 <v:textbox style="layout-flow:vertical;mso-layout-flow-alt:bottom-to-top" inset="0,0,0,0">
                   <w:txbxContent>
                     <w:p>
@@ -35870,7 +36063,7 @@
         <mc:AlternateContent>
           <mc:Choice Requires="wps">
             <w:drawing>
-              <wp:anchor distT="0" distB="0" distL="0" distR="0" simplePos="0" relativeHeight="251656704" behindDoc="0" locked="0" layoutInCell="1" allowOverlap="1" wp14:anchorId="6104E748" wp14:editId="1429A21B">
+              <wp:anchor distT="0" distB="0" distL="0" distR="0" simplePos="0" relativeHeight="251657216" behindDoc="0" locked="0" layoutInCell="1" allowOverlap="1" wp14:anchorId="6104E748" wp14:editId="1429A21B">
                 <wp:simplePos x="0" y="0"/>
                 <wp:positionH relativeFrom="page">
                   <wp:posOffset>839106</wp:posOffset>
@@ -35924,7 +36117,7 @@
           </mc:Choice>
           <mc:Fallback>
             <w:pict>
-              <v:shape w14:anchorId="6104E748" id="Textbox 140" o:spid="_x0000_s1031" type="#_x0000_t202" style="position:absolute;margin-left:66.05pt;margin-top:25.15pt;width:10.5pt;height:49.45pt;z-index:251656704;visibility:visible;mso-wrap-style:square;mso-wrap-distance-left:0;mso-wrap-distance-top:0;mso-wrap-distance-right:0;mso-wrap-distance-bottom:0;mso-position-horizontal:absolute;mso-position-horizontal-relative:page;mso-position-vertical:absolute;mso-position-vertical-relative:text;v-text-anchor:top" o:gfxdata="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" filled="f" stroked="f">
+              <v:shape w14:anchorId="6104E748" id="Textbox 140" o:spid="_x0000_s1031" type="#_x0000_t202" style="position:absolute;margin-left:66.05pt;margin-top:25.15pt;width:10.5pt;height:49.45pt;z-index:251657216;visibility:visible;mso-wrap-style:square;mso-wrap-distance-left:0;mso-wrap-distance-top:0;mso-wrap-distance-right:0;mso-wrap-distance-bottom:0;mso-position-horizontal:absolute;mso-position-horizontal-relative:page;mso-position-vertical:absolute;mso-position-vertical-relative:text;v-text-anchor:top" o:gfxdata="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" filled="f" stroked="f">
                 <v:textbox style="layout-flow:vertical;mso-layout-flow-alt:bottom-to-top" inset="0,0,0,0">
                   <w:txbxContent>
                     <w:p>
@@ -35951,7 +36144,7 @@
         <mc:AlternateContent>
           <mc:Choice Requires="wps">
             <w:drawing>
-              <wp:anchor distT="0" distB="0" distL="0" distR="0" simplePos="0" relativeHeight="251658752" behindDoc="0" locked="0" layoutInCell="1" allowOverlap="1" wp14:anchorId="1C3C9D55" wp14:editId="5C6C9035">
+              <wp:anchor distT="0" distB="0" distL="0" distR="0" simplePos="0" relativeHeight="251658240" behindDoc="0" locked="0" layoutInCell="1" allowOverlap="1" wp14:anchorId="1C3C9D55" wp14:editId="5C6C9035">
                 <wp:simplePos x="0" y="0"/>
                 <wp:positionH relativeFrom="page">
                   <wp:posOffset>1157558</wp:posOffset>
@@ -36005,7 +36198,7 @@
           </mc:Choice>
           <mc:Fallback>
             <w:pict>
-              <v:shape w14:anchorId="1C3C9D55" id="Textbox 141" o:spid="_x0000_s1032" type="#_x0000_t202" style="position:absolute;margin-left:91.15pt;margin-top:332.9pt;width:80.5pt;height:80.7pt;z-index:251658752;visibility:visible;mso-wrap-style:square;mso-wrap-distance-left:0;mso-wrap-distance-top:0;mso-wrap-distance-right:0;mso-wrap-distance-bottom:0;mso-position-horizontal:absolute;mso-position-horizontal-relative:page;mso-position-vertical:absolute;mso-position-vertical-relative:text;v-text-anchor:top" o:gfxdata="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" filled="f" stroked="f">
+              <v:shape w14:anchorId="1C3C9D55" id="Textbox 141" o:spid="_x0000_s1032" type="#_x0000_t202" style="position:absolute;margin-left:91.15pt;margin-top:332.9pt;width:80.5pt;height:80.7pt;z-index:251658240;visibility:visible;mso-wrap-style:square;mso-wrap-distance-left:0;mso-wrap-distance-top:0;mso-wrap-distance-right:0;mso-wrap-distance-bottom:0;mso-position-horizontal:absolute;mso-position-horizontal-relative:page;mso-position-vertical:absolute;mso-position-vertical-relative:text;v-text-anchor:top" o:gfxdata="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" filled="f" stroked="f">
                 <v:textbox style="layout-flow:vertical;mso-layout-flow-alt:bottom-to-top" inset="0,0,0,0">
                   <w:txbxContent>
                     <w:p>
@@ -36032,7 +36225,7 @@
         <mc:AlternateContent>
           <mc:Choice Requires="wps">
             <w:drawing>
-              <wp:anchor distT="0" distB="0" distL="0" distR="0" simplePos="0" relativeHeight="251661824" behindDoc="0" locked="0" layoutInCell="1" allowOverlap="1" wp14:anchorId="4BE52249" wp14:editId="30612CFA">
+              <wp:anchor distT="0" distB="0" distL="0" distR="0" simplePos="0" relativeHeight="251659264" behindDoc="0" locked="0" layoutInCell="1" allowOverlap="1" wp14:anchorId="4BE52249" wp14:editId="30612CFA">
                 <wp:simplePos x="0" y="0"/>
                 <wp:positionH relativeFrom="page">
                   <wp:posOffset>1157234</wp:posOffset>
@@ -36086,7 +36279,7 @@
           </mc:Choice>
           <mc:Fallback>
             <w:pict>
-              <v:shape w14:anchorId="4BE52249" id="Textbox 142" o:spid="_x0000_s1033" type="#_x0000_t202" style="position:absolute;margin-left:91.1pt;margin-top:269.35pt;width:10.5pt;height:59.35pt;z-index:251661824;visibility:visible;mso-wrap-style:square;mso-wrap-distance-left:0;mso-wrap-distance-top:0;mso-wrap-distance-right:0;mso-wrap-distance-bottom:0;mso-position-horizontal:absolute;mso-position-horizontal-relative:page;mso-position-vertical:absolute;mso-position-vertical-relative:text;v-text-anchor:top" o:gfxdata="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" filled="f" stroked="f">
+              <v:shape w14:anchorId="4BE52249" id="Textbox 142" o:spid="_x0000_s1033" type="#_x0000_t202" style="position:absolute;margin-left:91.1pt;margin-top:269.35pt;width:10.5pt;height:59.35pt;z-index:251659264;visibility:visible;mso-wrap-style:square;mso-wrap-distance-left:0;mso-wrap-distance-top:0;mso-wrap-distance-right:0;mso-wrap-distance-bottom:0;mso-position-horizontal:absolute;mso-position-horizontal-relative:page;mso-position-vertical:absolute;mso-position-vertical-relative:text;v-text-anchor:top" o:gfxdata="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" filled="f" stroked="f">
                 <v:textbox style="layout-flow:vertical;mso-layout-flow-alt:bottom-to-top" inset="0,0,0,0">
                   <w:txbxContent>
                     <w:p>
@@ -36113,7 +36306,7 @@
         <mc:AlternateContent>
           <mc:Choice Requires="wps">
             <w:drawing>
-              <wp:anchor distT="0" distB="0" distL="0" distR="0" simplePos="0" relativeHeight="251663872" behindDoc="0" locked="0" layoutInCell="1" allowOverlap="1" wp14:anchorId="1B074039" wp14:editId="0037968A">
+              <wp:anchor distT="0" distB="0" distL="0" distR="0" simplePos="0" relativeHeight="251660288" behindDoc="0" locked="0" layoutInCell="1" allowOverlap="1" wp14:anchorId="1B074039" wp14:editId="0037968A">
                 <wp:simplePos x="0" y="0"/>
                 <wp:positionH relativeFrom="page">
                   <wp:posOffset>1157234</wp:posOffset>
@@ -36168,7 +36361,7 @@
           </mc:Choice>
           <mc:Fallback>
             <w:pict>
-              <v:shape w14:anchorId="1B074039" id="Textbox 143" o:spid="_x0000_s1034" type="#_x0000_t202" style="position:absolute;margin-left:91.1pt;margin-top:167.2pt;width:70.5pt;height:76.75pt;z-index:251663872;visibility:visible;mso-wrap-style:square;mso-wrap-distance-left:0;mso-wrap-distance-top:0;mso-wrap-distance-right:0;mso-wrap-distance-bottom:0;mso-position-horizontal:absolute;mso-position-horizontal-relative:page;mso-position-vertical:absolute;mso-position-vertical-relative:text;v-text-anchor:top" o:gfxdata="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" filled="f" stroked="f">
+              <v:shape w14:anchorId="1B074039" id="Textbox 143" o:spid="_x0000_s1034" type="#_x0000_t202" style="position:absolute;margin-left:91.1pt;margin-top:167.2pt;width:70.5pt;height:76.75pt;z-index:251660288;visibility:visible;mso-wrap-style:square;mso-wrap-distance-left:0;mso-wrap-distance-top:0;mso-wrap-distance-right:0;mso-wrap-distance-bottom:0;mso-position-horizontal:absolute;mso-position-horizontal-relative:page;mso-position-vertical:absolute;mso-position-vertical-relative:text;v-text-anchor:top" o:gfxdata="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" filled="f" stroked="f">
                 <v:textbox style="layout-flow:vertical;mso-layout-flow-alt:bottom-to-top" inset="0,0,0,0">
                   <w:txbxContent>
                     <w:p>
@@ -36196,7 +36389,7 @@
         <mc:AlternateContent>
           <mc:Choice Requires="wps">
             <w:drawing>
-              <wp:anchor distT="0" distB="0" distL="0" distR="0" simplePos="0" relativeHeight="251665920" behindDoc="0" locked="0" layoutInCell="1" allowOverlap="1" wp14:anchorId="6F96D8B6" wp14:editId="0904C13F">
+              <wp:anchor distT="0" distB="0" distL="0" distR="0" simplePos="0" relativeHeight="251661312" behindDoc="0" locked="0" layoutInCell="1" allowOverlap="1" wp14:anchorId="6F96D8B6" wp14:editId="0904C13F">
                 <wp:simplePos x="0" y="0"/>
                 <wp:positionH relativeFrom="page">
                   <wp:posOffset>1156910</wp:posOffset>
@@ -36250,7 +36443,7 @@
           </mc:Choice>
           <mc:Fallback>
             <w:pict>
-              <v:shape w14:anchorId="6F96D8B6" id="Textbox 144" o:spid="_x0000_s1035" type="#_x0000_t202" style="position:absolute;margin-left:91.1pt;margin-top:89.05pt;width:100.5pt;height:70.45pt;z-index:251665920;visibility:visible;mso-wrap-style:square;mso-wrap-distance-left:0;mso-wrap-distance-top:0;mso-wrap-distance-right:0;mso-wrap-distance-bottom:0;mso-position-horizontal:absolute;mso-position-horizontal-relative:page;mso-position-vertical:absolute;mso-position-vertical-relative:text;v-text-anchor:top" o:gfxdata="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" filled="f" stroked="f">
+              <v:shape w14:anchorId="6F96D8B6" id="Textbox 144" o:spid="_x0000_s1035" type="#_x0000_t202" style="position:absolute;margin-left:91.1pt;margin-top:89.05pt;width:100.5pt;height:70.45pt;z-index:251661312;visibility:visible;mso-wrap-style:square;mso-wrap-distance-left:0;mso-wrap-distance-top:0;mso-wrap-distance-right:0;mso-wrap-distance-bottom:0;mso-position-horizontal:absolute;mso-position-horizontal-relative:page;mso-position-vertical:absolute;mso-position-vertical-relative:text;v-text-anchor:top" o:gfxdata="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" filled="f" stroked="f">
                 <v:textbox style="layout-flow:vertical;mso-layout-flow-alt:bottom-to-top" inset="0,0,0,0">
                   <w:txbxContent>
                     <w:p>
@@ -36277,7 +36470,7 @@
         <mc:AlternateContent>
           <mc:Choice Requires="wps">
             <w:drawing>
-              <wp:anchor distT="0" distB="0" distL="0" distR="0" simplePos="0" relativeHeight="251667968" behindDoc="0" locked="0" layoutInCell="1" allowOverlap="1" wp14:anchorId="16764ACE" wp14:editId="53208E29">
+              <wp:anchor distT="0" distB="0" distL="0" distR="0" simplePos="0" relativeHeight="251664384" behindDoc="0" locked="0" layoutInCell="1" allowOverlap="1" wp14:anchorId="16764ACE" wp14:editId="53208E29">
                 <wp:simplePos x="0" y="0"/>
                 <wp:positionH relativeFrom="page">
                   <wp:posOffset>1156479</wp:posOffset>
@@ -36338,7 +36531,7 @@
           </mc:Choice>
           <mc:Fallback>
             <w:pict>
-              <v:shape w14:anchorId="16764ACE" id="Textbox 145" o:spid="_x0000_s1036" type="#_x0000_t202" style="position:absolute;margin-left:91.05pt;margin-top:68.35pt;width:10.5pt;height:6.25pt;z-index:251667968;visibility:visible;mso-wrap-style:square;mso-wrap-distance-left:0;mso-wrap-distance-top:0;mso-wrap-distance-right:0;mso-wrap-distance-bottom:0;mso-position-horizontal:absolute;mso-position-horizontal-relative:page;mso-position-vertical:absolute;mso-position-vertical-relative:text;v-text-anchor:top" o:gfxdata="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" filled="f" stroked="f">
+              <v:shape w14:anchorId="16764ACE" id="Textbox 145" o:spid="_x0000_s1036" type="#_x0000_t202" style="position:absolute;margin-left:91.05pt;margin-top:68.35pt;width:10.5pt;height:6.25pt;z-index:251664384;visibility:visible;mso-wrap-style:square;mso-wrap-distance-left:0;mso-wrap-distance-top:0;mso-wrap-distance-right:0;mso-wrap-distance-bottom:0;mso-position-horizontal:absolute;mso-position-horizontal-relative:page;mso-position-vertical:absolute;mso-position-vertical-relative:text;v-text-anchor:top" o:gfxdata="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" filled="f" stroked="f">
                 <v:textbox style="layout-flow:vertical;mso-layout-flow-alt:bottom-to-top" inset="0,0,0,0">
                   <w:txbxContent>
                     <w:p>
@@ -36480,10 +36673,7 @@
         <w:t xml:space="preserve">8 </w:t>
       </w:r>
       <w:r>
-        <w:t>a</w:t>
-      </w:r>
-      <w:r>
-        <w:t xml:space="preserve">nd Table </w:t>
+        <w:t xml:space="preserve">and Table </w:t>
       </w:r>
       <w:r>
         <w:rPr>
@@ -36672,10 +36862,7 @@
       </w:r>
       <w:proofErr w:type="spellEnd"/>
       <w:r>
-        <w:t xml:space="preserve">- grating this system with pre-installed </w:t>
-      </w:r>
-      <w:r>
-        <w:t>CCTV cameras, it</w:t>
+        <w:t>- grating this system with pre-installed CCTV cameras, it</w:t>
       </w:r>
       <w:r>
         <w:rPr>
@@ -36684,10 +36871,7 @@
         <w:t xml:space="preserve"> </w:t>
       </w:r>
       <w:r>
-        <w:t>can be applie</w:t>
-      </w:r>
-      <w:r>
-        <w:t>d to monitor face mask violations in various public places, including educational institutes, hospitals, and</w:t>
+        <w:t>can be applied to monitor face mask violations in various public places, including educational institutes, hospitals, and</w:t>
       </w:r>
       <w:r>
         <w:rPr>
@@ -36914,8 +37098,13 @@
         </w:rPr>
         <w:t xml:space="preserve"> </w:t>
       </w:r>
-      <w:r>
-        <w:t>dataset,</w:t>
+      <w:proofErr w:type="gramStart"/>
+      <w:r>
+        <w:t>dataset</w:t>
+      </w:r>
+      <w:proofErr w:type="gramEnd"/>
+      <w:r>
+        <w:t>,</w:t>
       </w:r>
       <w:r>
         <w:rPr>
@@ -36960,12 +37149,10 @@
         <w:t xml:space="preserve"> </w:t>
       </w:r>
       <w:r>
-        <w:t xml:space="preserve">was employed. </w:t>
-      </w:r>
-      <w:r>
-        <w:t xml:space="preserve">Overall, this system has the potential to </w:t>
+        <w:t xml:space="preserve">was employed. Overall, this system has the potential to </w:t>
       </w:r>
       <w:proofErr w:type="spellStart"/>
+      <w:proofErr w:type="gramStart"/>
       <w:r>
         <w:t>contrib</w:t>
       </w:r>
@@ -36981,6 +37168,7 @@
         <w:t>ute</w:t>
       </w:r>
       <w:proofErr w:type="spellEnd"/>
+      <w:proofErr w:type="gramEnd"/>
       <w:r>
         <w:rPr>
           <w:spacing w:val="-8"/>
@@ -37649,11 +37837,19 @@
         </w:rPr>
         <w:t xml:space="preserve"> </w:t>
       </w:r>
-      <w:r>
-        <w:rPr>
-          <w:sz w:val="17"/>
-        </w:rPr>
-        <w:t>rea- sonable request.</w:t>
+      <w:proofErr w:type="gramStart"/>
+      <w:r>
+        <w:rPr>
+          <w:sz w:val="17"/>
+        </w:rPr>
+        <w:t>rea- sonable</w:t>
+      </w:r>
+      <w:proofErr w:type="gramEnd"/>
+      <w:r>
+        <w:rPr>
+          <w:sz w:val="17"/>
+        </w:rPr>
+        <w:t xml:space="preserve"> request.</w:t>
       </w:r>
     </w:p>
     <w:p>
@@ -37970,13 +38166,21 @@
         <w:rPr>
           <w:sz w:val="17"/>
         </w:rPr>
-        <w:t xml:space="preserve">Ellis R. WHO changes stance, says public should wear masks. World Health </w:t>
-      </w:r>
-      <w:r>
-        <w:rPr>
-          <w:sz w:val="17"/>
-        </w:rPr>
-        <w:t>Organization; 2020.</w:t>
+        <w:t xml:space="preserve">Ellis R. WHO changes stance, says </w:t>
+      </w:r>
+      <w:proofErr w:type="gramStart"/>
+      <w:r>
+        <w:rPr>
+          <w:sz w:val="17"/>
+        </w:rPr>
+        <w:t>public</w:t>
+      </w:r>
+      <w:proofErr w:type="gramEnd"/>
+      <w:r>
+        <w:rPr>
+          <w:sz w:val="17"/>
+        </w:rPr>
+        <w:t xml:space="preserve"> should wear masks. World Health Organization; 2020.</w:t>
       </w:r>
     </w:p>
     <w:p>
@@ -38380,14 +38584,7 @@
           <w:spacing w:val="-2"/>
           <w:sz w:val="17"/>
         </w:rPr>
-        <w:t>2020 [</w:t>
-      </w:r>
-      <w:r>
-        <w:rPr>
-          <w:spacing w:val="-2"/>
-          <w:sz w:val="17"/>
-        </w:rPr>
-        <w:t xml:space="preserve">Online]. Available: </w:t>
+        <w:t xml:space="preserve">2020 [Online]. Available: </w:t>
       </w:r>
       <w:hyperlink r:id="rId29">
         <w:r>
@@ -38555,13 +38752,7 @@
         <w:rPr>
           <w:sz w:val="17"/>
         </w:rPr>
-        <w:t>Adva</w:t>
-      </w:r>
-      <w:r>
-        <w:rPr>
-          <w:sz w:val="17"/>
-        </w:rPr>
-        <w:t>nces</w:t>
+        <w:t>Advances</w:t>
       </w:r>
       <w:r>
         <w:rPr>
@@ -38608,14 +38799,12 @@
           <w:sz w:val="17"/>
         </w:rPr>
       </w:pPr>
-      <w:proofErr w:type="spellStart"/>
       <w:r>
         <w:rPr>
           <w:sz w:val="17"/>
         </w:rPr>
         <w:t>Simonyan</w:t>
       </w:r>
-      <w:proofErr w:type="spellEnd"/>
       <w:r>
         <w:rPr>
           <w:spacing w:val="-11"/>
@@ -38756,21 +38945,7 @@
         <w:rPr>
           <w:sz w:val="17"/>
         </w:rPr>
-        <w:t xml:space="preserve">Jain AK, </w:t>
-      </w:r>
-      <w:proofErr w:type="spellStart"/>
-      <w:r>
-        <w:rPr>
-          <w:sz w:val="17"/>
-        </w:rPr>
-        <w:t>Duin</w:t>
-      </w:r>
-      <w:proofErr w:type="spellEnd"/>
-      <w:r>
-        <w:rPr>
-          <w:sz w:val="17"/>
-        </w:rPr>
-        <w:t xml:space="preserve"> RPW, Mao J. Statistical pattern recognition: a review. IEEE Trans Pattern Anal Mach </w:t>
+        <w:t xml:space="preserve">Jain AK, Duin RPW, Mao J. Statistical pattern recognition: a review. IEEE Trans Pattern Anal Mach </w:t>
       </w:r>
       <w:proofErr w:type="spellStart"/>
       <w:r>
@@ -38809,56 +38984,82 @@
         <w:rPr>
           <w:sz w:val="17"/>
         </w:rPr>
-        <w:t xml:space="preserve">Liu W, </w:t>
+        <w:t>Liu W, Anguelov D, Erhan D, Szegedy C, Reed S, Fu CY, Berg AC.</w:t>
+      </w:r>
+      <w:r>
+        <w:rPr>
+          <w:spacing w:val="-1"/>
+          <w:sz w:val="17"/>
+        </w:rPr>
+        <w:t xml:space="preserve"> </w:t>
       </w:r>
       <w:proofErr w:type="spellStart"/>
       <w:r>
         <w:rPr>
           <w:sz w:val="17"/>
         </w:rPr>
-        <w:t>Anguelov</w:t>
+        <w:t>Ssd</w:t>
       </w:r>
       <w:proofErr w:type="spellEnd"/>
       <w:r>
         <w:rPr>
           <w:sz w:val="17"/>
         </w:rPr>
-        <w:t xml:space="preserve"> D, Erhan D, </w:t>
+        <w:t>:</w:t>
+      </w:r>
+      <w:r>
+        <w:rPr>
+          <w:spacing w:val="-1"/>
+          <w:sz w:val="17"/>
+        </w:rPr>
+        <w:t xml:space="preserve"> </w:t>
+      </w:r>
+      <w:r>
+        <w:rPr>
+          <w:sz w:val="17"/>
+        </w:rPr>
+        <w:t>single</w:t>
+      </w:r>
+      <w:r>
+        <w:rPr>
+          <w:spacing w:val="-1"/>
+          <w:sz w:val="17"/>
+        </w:rPr>
+        <w:t xml:space="preserve"> </w:t>
+      </w:r>
+      <w:r>
+        <w:rPr>
+          <w:sz w:val="17"/>
+        </w:rPr>
+        <w:t>shot</w:t>
+      </w:r>
+      <w:r>
+        <w:rPr>
+          <w:spacing w:val="-1"/>
+          <w:sz w:val="17"/>
+        </w:rPr>
+        <w:t xml:space="preserve"> </w:t>
       </w:r>
       <w:proofErr w:type="spellStart"/>
       <w:r>
         <w:rPr>
           <w:sz w:val="17"/>
         </w:rPr>
-        <w:t>Szegedy</w:t>
+        <w:t>multibox</w:t>
       </w:r>
       <w:proofErr w:type="spellEnd"/>
       <w:r>
         <w:rPr>
-          <w:sz w:val="17"/>
-        </w:rPr>
-        <w:t xml:space="preserve"> C, Reed S, Fu CY, Berg AC.</w:t>
-      </w:r>
-      <w:r>
-        <w:rPr>
           <w:spacing w:val="-1"/>
           <w:sz w:val="17"/>
         </w:rPr>
         <w:t xml:space="preserve"> </w:t>
       </w:r>
-      <w:proofErr w:type="spellStart"/>
-      <w:r>
-        <w:rPr>
-          <w:sz w:val="17"/>
-        </w:rPr>
-        <w:t>Ssd</w:t>
-      </w:r>
-      <w:proofErr w:type="spellEnd"/>
-      <w:r>
-        <w:rPr>
-          <w:sz w:val="17"/>
-        </w:rPr>
-        <w:t>:</w:t>
+      <w:r>
+        <w:rPr>
+          <w:sz w:val="17"/>
+        </w:rPr>
+        <w:t>detector.</w:t>
       </w:r>
       <w:r>
         <w:rPr>
@@ -38871,7 +39072,7 @@
         <w:rPr>
           <w:sz w:val="17"/>
         </w:rPr>
-        <w:t>single</w:t>
+        <w:t>In:</w:t>
       </w:r>
       <w:r>
         <w:rPr>
@@ -38884,7 +39085,7 @@
         <w:rPr>
           <w:sz w:val="17"/>
         </w:rPr>
-        <w:t>shot</w:t>
+        <w:t>European</w:t>
       </w:r>
       <w:r>
         <w:rPr>
@@ -38893,71 +39094,11 @@
         </w:rPr>
         <w:t xml:space="preserve"> </w:t>
       </w:r>
-      <w:proofErr w:type="spellStart"/>
-      <w:r>
-        <w:rPr>
-          <w:sz w:val="17"/>
-        </w:rPr>
-        <w:t>multibox</w:t>
-      </w:r>
-      <w:proofErr w:type="spellEnd"/>
-      <w:r>
-        <w:rPr>
-          <w:spacing w:val="-1"/>
-          <w:sz w:val="17"/>
-        </w:rPr>
-        <w:t xml:space="preserve"> </w:t>
-      </w:r>
-      <w:r>
-        <w:rPr>
-          <w:sz w:val="17"/>
-        </w:rPr>
-        <w:t>detector.</w:t>
-      </w:r>
-      <w:r>
-        <w:rPr>
-          <w:spacing w:val="-1"/>
-          <w:sz w:val="17"/>
-        </w:rPr>
-        <w:t xml:space="preserve"> </w:t>
-      </w:r>
-      <w:r>
-        <w:rPr>
-          <w:sz w:val="17"/>
-        </w:rPr>
-        <w:t>In:</w:t>
-      </w:r>
-      <w:r>
-        <w:rPr>
-          <w:spacing w:val="-1"/>
-          <w:sz w:val="17"/>
-        </w:rPr>
-        <w:t xml:space="preserve"> </w:t>
-      </w:r>
-      <w:r>
-        <w:rPr>
-          <w:sz w:val="17"/>
-        </w:rPr>
-        <w:t>European</w:t>
-      </w:r>
-      <w:r>
-        <w:rPr>
-          <w:spacing w:val="-1"/>
-          <w:sz w:val="17"/>
-        </w:rPr>
-        <w:t xml:space="preserve"> </w:t>
-      </w:r>
-      <w:r>
-        <w:rPr>
-          <w:sz w:val="17"/>
-        </w:rPr>
-        <w:t>conference on compute</w:t>
-      </w:r>
-      <w:r>
-        <w:rPr>
-          <w:sz w:val="17"/>
-        </w:rPr>
-        <w:t>r vision. Cham: Springer; 2016. p. 21–37.</w:t>
+      <w:r>
+        <w:rPr>
+          <w:sz w:val="17"/>
+        </w:rPr>
+        <w:t>conference on computer vision. Cham: Springer; 2016. p. 21–37.</w:t>
       </w:r>
     </w:p>
     <w:p>
@@ -39109,6 +39250,7 @@
         </w:rPr>
         <w:t xml:space="preserve"> </w:t>
       </w:r>
+      <w:proofErr w:type="gramStart"/>
       <w:r>
         <w:rPr>
           <w:sz w:val="17"/>
@@ -39124,6 +39266,7 @@
         <w:t>tional</w:t>
       </w:r>
       <w:proofErr w:type="spellEnd"/>
+      <w:proofErr w:type="gramEnd"/>
       <w:r>
         <w:rPr>
           <w:spacing w:val="-3"/>
@@ -39201,6 +39344,7 @@
         </w:rPr>
         <w:t xml:space="preserve"> </w:t>
       </w:r>
+      <w:proofErr w:type="gramStart"/>
       <w:r>
         <w:rPr>
           <w:spacing w:val="-2"/>
@@ -39222,6 +39366,7 @@
         </w:rPr>
         <w:t>based</w:t>
       </w:r>
+      <w:proofErr w:type="gramEnd"/>
       <w:r>
         <w:rPr>
           <w:spacing w:val="-3"/>
@@ -39240,13 +39385,7 @@
         <w:rPr>
           <w:sz w:val="17"/>
         </w:rPr>
-        <w:t>(AVSS). IEEE; 2017. p. 1–</w:t>
-      </w:r>
-      <w:r>
-        <w:rPr>
-          <w:sz w:val="17"/>
-        </w:rPr>
-        <w:t>8.</w:t>
+        <w:t>(AVSS). IEEE; 2017. p. 1–8.</w:t>
       </w:r>
     </w:p>
     <w:p>
@@ -39399,19 +39538,11 @@
         </w:rPr>
         <w:t xml:space="preserve"> </w:t>
       </w:r>
-      <w:proofErr w:type="spellStart"/>
-      <w:r>
-        <w:rPr>
-          <w:sz w:val="17"/>
-        </w:rPr>
-        <w:t>Weyand</w:t>
-      </w:r>
-      <w:proofErr w:type="spellEnd"/>
-      <w:r>
-        <w:rPr>
-          <w:sz w:val="17"/>
-        </w:rPr>
-        <w:t xml:space="preserve"> T,</w:t>
+      <w:r>
+        <w:rPr>
+          <w:sz w:val="17"/>
+        </w:rPr>
+        <w:t>Weyand T,</w:t>
       </w:r>
       <w:r>
         <w:rPr>
@@ -39828,13 +39959,7 @@
         <w:rPr>
           <w:sz w:val="17"/>
         </w:rPr>
-        <w:t>wil</w:t>
-      </w:r>
-      <w:r>
-        <w:rPr>
-          <w:sz w:val="17"/>
-        </w:rPr>
-        <w:t>d</w:t>
+        <w:t>wild</w:t>
       </w:r>
       <w:r>
         <w:rPr>
@@ -39912,13 +40037,7 @@
         <w:rPr>
           <w:sz w:val="17"/>
         </w:rPr>
-        <w:t>cyber</w:t>
-      </w:r>
-      <w:r>
-        <w:rPr>
-          <w:sz w:val="17"/>
-        </w:rPr>
-        <w:t>netics</w:t>
+        <w:t>cybernetics</w:t>
       </w:r>
       <w:r>
         <w:rPr>
@@ -40378,13 +40497,7 @@
         <w:rPr>
           <w:sz w:val="17"/>
         </w:rPr>
-        <w:t>image super-resoluti</w:t>
-      </w:r>
-      <w:r>
-        <w:rPr>
-          <w:sz w:val="17"/>
-        </w:rPr>
-        <w:t>on with classification network to prevent COVID-</w:t>
+        <w:t>image super-resolution with classification network to prevent COVID-</w:t>
       </w:r>
     </w:p>
     <w:p>
@@ -40531,21 +40644,7 @@
         <w:rPr>
           <w:sz w:val="17"/>
         </w:rPr>
-        <w:t xml:space="preserve">Inamdar M, </w:t>
-      </w:r>
-      <w:proofErr w:type="spellStart"/>
-      <w:r>
-        <w:rPr>
-          <w:sz w:val="17"/>
-        </w:rPr>
-        <w:t>Mehendale</w:t>
-      </w:r>
-      <w:proofErr w:type="spellEnd"/>
-      <w:r>
-        <w:rPr>
-          <w:sz w:val="17"/>
-        </w:rPr>
-        <w:t xml:space="preserve"> N. “Real-time face mask identification using </w:t>
+        <w:t xml:space="preserve">Inamdar M, Mehendale N. “Real-time face mask identification using </w:t>
       </w:r>
       <w:proofErr w:type="spellStart"/>
       <w:r>
@@ -40622,39 +40721,25 @@
           <w:sz w:val="17"/>
         </w:rPr>
       </w:pPr>
+      <w:r>
+        <w:rPr>
+          <w:sz w:val="17"/>
+        </w:rPr>
+        <w:t xml:space="preserve">Loey M, </w:t>
+      </w:r>
       <w:proofErr w:type="spellStart"/>
       <w:r>
         <w:rPr>
           <w:sz w:val="17"/>
         </w:rPr>
-        <w:t>Loey</w:t>
+        <w:t>Manogaran</w:t>
       </w:r>
       <w:proofErr w:type="spellEnd"/>
       <w:r>
         <w:rPr>
           <w:sz w:val="17"/>
         </w:rPr>
-        <w:t xml:space="preserve"> M, </w:t>
-      </w:r>
-      <w:proofErr w:type="spellStart"/>
-      <w:r>
-        <w:rPr>
-          <w:sz w:val="17"/>
-        </w:rPr>
-        <w:t>Manogaran</w:t>
-      </w:r>
-      <w:proofErr w:type="spellEnd"/>
-      <w:r>
-        <w:rPr>
-          <w:sz w:val="17"/>
-        </w:rPr>
-        <w:t xml:space="preserve"> G, Taha MHN, Khalifa NEM. Fighti</w:t>
-      </w:r>
-      <w:r>
-        <w:rPr>
-          <w:sz w:val="17"/>
-        </w:rPr>
-        <w:t>ng against COVID-19: a novel deep learning model based on yolo- v2</w:t>
+        <w:t xml:space="preserve"> G, Taha MHN, Khalifa NEM. Fighting against COVID-19: a novel deep learning model based on yolo- v2</w:t>
       </w:r>
       <w:r>
         <w:rPr>
@@ -40846,6 +40931,7 @@
       <w:r>
         <w:rPr>
           <w:sz w:val="17"/>
+          <w:lang w:val="it-IT"/>
         </w:rPr>
         <w:t>Hussain</w:t>
       </w:r>
@@ -40853,12 +40939,14 @@
         <w:rPr>
           <w:spacing w:val="-11"/>
           <w:sz w:val="17"/>
-        </w:rPr>
-        <w:t xml:space="preserve"> </w:t>
-      </w:r>
-      <w:r>
-        <w:rPr>
-          <w:sz w:val="17"/>
+          <w:lang w:val="it-IT"/>
+        </w:rPr>
+        <w:t xml:space="preserve"> </w:t>
+      </w:r>
+      <w:r>
+        <w:rPr>
+          <w:sz w:val="17"/>
+          <w:lang w:val="it-IT"/>
         </w:rPr>
         <w:t>SA,</w:t>
       </w:r>
@@ -40866,12 +40954,14 @@
         <w:rPr>
           <w:spacing w:val="-11"/>
           <w:sz w:val="17"/>
-        </w:rPr>
-        <w:t xml:space="preserve"> </w:t>
-      </w:r>
-      <w:r>
-        <w:rPr>
-          <w:sz w:val="17"/>
+          <w:lang w:val="it-IT"/>
+        </w:rPr>
+        <w:t xml:space="preserve"> </w:t>
+      </w:r>
+      <w:r>
+        <w:rPr>
+          <w:sz w:val="17"/>
+          <w:lang w:val="it-IT"/>
         </w:rPr>
         <w:t>Al</w:t>
       </w:r>
@@ -40879,6 +40969,7 @@
         <w:rPr>
           <w:spacing w:val="-10"/>
           <w:sz w:val="17"/>
+          <w:lang w:val="it-IT"/>
         </w:rPr>
         <w:t xml:space="preserve"> </w:t>
       </w:r>
@@ -40886,6 +40977,7 @@
       <w:r>
         <w:rPr>
           <w:sz w:val="17"/>
+          <w:lang w:val="it-IT"/>
         </w:rPr>
         <w:t>Balushi</w:t>
       </w:r>
@@ -40894,12 +40986,14 @@
         <w:rPr>
           <w:spacing w:val="-11"/>
           <w:sz w:val="17"/>
-        </w:rPr>
-        <w:t xml:space="preserve"> </w:t>
-      </w:r>
-      <w:r>
-        <w:rPr>
-          <w:sz w:val="17"/>
+          <w:lang w:val="it-IT"/>
+        </w:rPr>
+        <w:t xml:space="preserve"> </w:t>
+      </w:r>
+      <w:r>
+        <w:rPr>
+          <w:sz w:val="17"/>
+          <w:lang w:val="it-IT"/>
         </w:rPr>
         <w:t>ASA.</w:t>
       </w:r>
@@ -40907,6 +41001,7 @@
         <w:rPr>
           <w:spacing w:val="-11"/>
           <w:sz w:val="17"/>
+          <w:lang w:val="it-IT"/>
         </w:rPr>
         <w:t xml:space="preserve"> </w:t>
       </w:r>
@@ -41047,13 +41142,7 @@
         <w:rPr>
           <w:sz w:val="17"/>
         </w:rPr>
-        <w:t>de</w:t>
-      </w:r>
-      <w:r>
-        <w:rPr>
-          <w:sz w:val="17"/>
-        </w:rPr>
-        <w:t>ep</w:t>
+        <w:t>deep</w:t>
       </w:r>
       <w:r>
         <w:rPr>
@@ -41198,14 +41287,12 @@
         </w:rPr>
         <w:t xml:space="preserve"> </w:t>
       </w:r>
-      <w:proofErr w:type="spellStart"/>
       <w:r>
         <w:rPr>
           <w:sz w:val="17"/>
         </w:rPr>
         <w:t>Punn</w:t>
       </w:r>
-      <w:proofErr w:type="spellEnd"/>
       <w:r>
         <w:rPr>
           <w:spacing w:val="-2"/>
@@ -41445,14 +41532,12 @@
           <w:sz w:val="17"/>
         </w:rPr>
       </w:pPr>
-      <w:proofErr w:type="spellStart"/>
       <w:r>
         <w:rPr>
           <w:sz w:val="17"/>
         </w:rPr>
         <w:t>Militante</w:t>
       </w:r>
-      <w:proofErr w:type="spellEnd"/>
       <w:r>
         <w:rPr>
           <w:spacing w:val="-8"/>
@@ -41746,59 +41831,25 @@
           <w:sz w:val="17"/>
         </w:rPr>
       </w:pPr>
+      <w:r>
+        <w:rPr>
+          <w:sz w:val="17"/>
+        </w:rPr>
+        <w:t xml:space="preserve">Nagrath P, Jain R, Madan A, Arora R, Kataria P, Hemanth J. SSDMNV2: a real time DNN-based face mask detection system using single shot </w:t>
+      </w:r>
       <w:proofErr w:type="spellStart"/>
       <w:r>
         <w:rPr>
           <w:sz w:val="17"/>
         </w:rPr>
-        <w:t>Nagrath</w:t>
+        <w:t>multibox</w:t>
       </w:r>
       <w:proofErr w:type="spellEnd"/>
       <w:r>
         <w:rPr>
           <w:sz w:val="17"/>
         </w:rPr>
-        <w:t xml:space="preserve"> P, Jain R, Madan A, Arora R, </w:t>
-      </w:r>
-      <w:proofErr w:type="spellStart"/>
-      <w:r>
-        <w:rPr>
-          <w:sz w:val="17"/>
-        </w:rPr>
-        <w:t>Kataria</w:t>
-      </w:r>
-      <w:proofErr w:type="spellEnd"/>
-      <w:r>
-        <w:rPr>
-          <w:sz w:val="17"/>
-        </w:rPr>
-        <w:t xml:space="preserve"> P, Hemanth J. SSDMNV2: a real time DNN-based face mask detection system using single shot </w:t>
-      </w:r>
-      <w:proofErr w:type="spellStart"/>
-      <w:r>
-        <w:rPr>
-          <w:sz w:val="17"/>
-        </w:rPr>
-        <w:t>multibox</w:t>
-      </w:r>
-      <w:proofErr w:type="spellEnd"/>
-      <w:r>
-        <w:rPr>
-          <w:sz w:val="17"/>
-        </w:rPr>
-        <w:t xml:space="preserve"> detector and MobileNetV2.</w:t>
-      </w:r>
-      <w:r>
-        <w:rPr>
-          <w:sz w:val="17"/>
-        </w:rPr>
-        <w:t xml:space="preserve"> Sustain Cities Soc. 2021;66: 102692.</w:t>
-      </w:r>
-      <w:r>
-        <w:rPr>
-          <w:sz w:val="17"/>
-        </w:rPr>
-        <w:t>Li C, Wang R, Li J, Fei L. Face detection based on YOLOv3.</w:t>
+        <w:t xml:space="preserve"> detector and MobileNetV2. Sustain Cities Soc. 2021;66: 102692.Li C, Wang R, Li J, Fei L. Face detection based on YOLOv3.</w:t>
       </w:r>
       <w:r>
         <w:rPr>
@@ -42099,20 +42150,12 @@
           <w:sz w:val="17"/>
         </w:rPr>
       </w:pPr>
-      <w:proofErr w:type="spellStart"/>
-      <w:r>
-        <w:rPr>
-          <w:sz w:val="17"/>
-        </w:rPr>
-        <w:t>Loe</w:t>
-      </w:r>
-      <w:r>
-        <w:rPr>
-          <w:sz w:val="17"/>
-        </w:rPr>
-        <w:t>y</w:t>
-      </w:r>
-      <w:proofErr w:type="spellEnd"/>
+      <w:r>
+        <w:rPr>
+          <w:sz w:val="17"/>
+        </w:rPr>
+        <w:t>Loey</w:t>
+      </w:r>
       <w:r>
         <w:rPr>
           <w:spacing w:val="-11"/>
@@ -42388,13 +42431,7 @@
         <w:rPr>
           <w:sz w:val="17"/>
         </w:rPr>
-        <w:t>m</w:t>
-      </w:r>
-      <w:r>
-        <w:rPr>
-          <w:sz w:val="17"/>
-        </w:rPr>
-        <w:t>edical mask detection in the operating room through facial attributes. Springer; 2015. p. 138–45.</w:t>
+        <w:t>medical mask detection in the operating room through facial attributes. Springer; 2015. p. 138–45.</w:t>
       </w:r>
     </w:p>
     <w:p>
@@ -42427,21 +42464,7 @@
         <w:rPr>
           <w:sz w:val="17"/>
         </w:rPr>
-        <w:t xml:space="preserve"> A, </w:t>
-      </w:r>
-      <w:proofErr w:type="spellStart"/>
-      <w:r>
-        <w:rPr>
-          <w:sz w:val="17"/>
-        </w:rPr>
-        <w:t>Hammoudi</w:t>
-      </w:r>
-      <w:proofErr w:type="spellEnd"/>
-      <w:r>
-        <w:rPr>
-          <w:sz w:val="17"/>
-        </w:rPr>
-        <w:t xml:space="preserve"> K, </w:t>
+        <w:t xml:space="preserve"> A, Hammoudi K, </w:t>
       </w:r>
       <w:proofErr w:type="spellStart"/>
       <w:r>
@@ -42508,27 +42531,7 @@
         <w:rPr>
           <w:sz w:val="17"/>
         </w:rPr>
-        <w:t xml:space="preserve"> M, </w:t>
-      </w:r>
-      <w:proofErr w:type="spellStart"/>
-      <w:r>
-        <w:rPr>
-          <w:sz w:val="17"/>
-        </w:rPr>
-        <w:t>Sarker</w:t>
-      </w:r>
-      <w:proofErr w:type="spellEnd"/>
-      <w:r>
-        <w:rPr>
-          <w:sz w:val="17"/>
-        </w:rPr>
-        <w:t xml:space="preserve"> A. Implementation of principal componen</w:t>
-      </w:r>
-      <w:r>
-        <w:rPr>
-          <w:sz w:val="17"/>
-        </w:rPr>
-        <w:t>t analysis on masked and non-masked face recognition.</w:t>
+        <w:t xml:space="preserve"> M, Sarker A. Implementation of principal component analysis on masked and non-masked face recognition.</w:t>
       </w:r>
       <w:r>
         <w:rPr>
@@ -42837,14 +42840,12 @@
         </w:rPr>
         <w:t xml:space="preserve"> </w:t>
       </w:r>
-      <w:proofErr w:type="spellStart"/>
       <w:r>
         <w:rPr>
           <w:sz w:val="17"/>
         </w:rPr>
         <w:t>Xiong</w:t>
       </w:r>
-      <w:proofErr w:type="spellEnd"/>
       <w:r>
         <w:rPr>
           <w:spacing w:val="-9"/>
@@ -42947,13 +42948,7 @@
         <w:rPr>
           <w:sz w:val="17"/>
         </w:rPr>
-        <w:t>Jiang K, Wang N, Pei Y et al. Masked face recognition dataset</w:t>
-      </w:r>
-      <w:r>
-        <w:rPr>
-          <w:sz w:val="17"/>
-        </w:rPr>
-        <w:t xml:space="preserve"> and application. </w:t>
+        <w:t xml:space="preserve">Jiang K, Wang N, Pei Y et al. Masked face recognition dataset and application. </w:t>
       </w:r>
       <w:proofErr w:type="spellStart"/>
       <w:r>
@@ -43044,13 +43039,7 @@
         <w:rPr>
           <w:sz w:val="17"/>
         </w:rPr>
-        <w:t>”. [Online]. Ava</w:t>
-      </w:r>
-      <w:r>
-        <w:rPr>
-          <w:sz w:val="17"/>
-        </w:rPr>
-        <w:t xml:space="preserve">il- able: </w:t>
+        <w:t xml:space="preserve">”. [Online]. Avail- able: </w:t>
       </w:r>
       <w:hyperlink r:id="rId42">
         <w:r>
@@ -43098,69 +43087,49 @@
         <w:rPr>
           <w:sz w:val="17"/>
         </w:rPr>
-        <w:t xml:space="preserve"> A, </w:t>
+        <w:t xml:space="preserve"> A, Hammoudi K, </w:t>
       </w:r>
       <w:proofErr w:type="spellStart"/>
       <w:r>
         <w:rPr>
           <w:sz w:val="17"/>
         </w:rPr>
-        <w:t>Hammoudi</w:t>
+        <w:t>Benhabiles</w:t>
       </w:r>
       <w:proofErr w:type="spellEnd"/>
       <w:r>
         <w:rPr>
           <w:sz w:val="17"/>
         </w:rPr>
-        <w:t xml:space="preserve"> K, </w:t>
+        <w:t xml:space="preserve"> H, </w:t>
       </w:r>
       <w:proofErr w:type="spellStart"/>
       <w:r>
         <w:rPr>
           <w:sz w:val="17"/>
         </w:rPr>
-        <w:t>Benhabiles</w:t>
+        <w:t>Melkemi</w:t>
       </w:r>
       <w:proofErr w:type="spellEnd"/>
       <w:r>
         <w:rPr>
           <w:sz w:val="17"/>
         </w:rPr>
-        <w:t xml:space="preserve"> H, </w:t>
+        <w:t xml:space="preserve"> M. Masked- </w:t>
       </w:r>
       <w:proofErr w:type="spellStart"/>
       <w:r>
         <w:rPr>
           <w:sz w:val="17"/>
         </w:rPr>
-        <w:t>Melkemi</w:t>
+        <w:t>facenet</w:t>
       </w:r>
       <w:proofErr w:type="spellEnd"/>
       <w:r>
         <w:rPr>
           <w:sz w:val="17"/>
         </w:rPr>
-        <w:t xml:space="preserve"> M. Masked- </w:t>
-      </w:r>
-      <w:proofErr w:type="spellStart"/>
-      <w:r>
-        <w:rPr>
-          <w:sz w:val="17"/>
-        </w:rPr>
-        <w:t>facenet</w:t>
-      </w:r>
-      <w:proofErr w:type="spellEnd"/>
-      <w:r>
-        <w:rPr>
-          <w:sz w:val="17"/>
-        </w:rPr>
-        <w:t xml:space="preserve"> – a dataset of correctly/incorrectl</w:t>
-      </w:r>
-      <w:r>
-        <w:rPr>
-          <w:sz w:val="17"/>
-        </w:rPr>
-        <w:t>y masked face images</w:t>
+        <w:t xml:space="preserve"> – a dataset of correctly/incorrectly masked face images</w:t>
       </w:r>
       <w:r>
         <w:rPr>
@@ -43269,13 +43238,7 @@
         <w:rPr>
           <w:sz w:val="17"/>
         </w:rPr>
-        <w:t>“Real-world ma</w:t>
-      </w:r>
-      <w:r>
-        <w:rPr>
-          <w:sz w:val="17"/>
-        </w:rPr>
-        <w:t xml:space="preserve">sked face recognition dataset”. [Online]. Avail- </w:t>
+        <w:t xml:space="preserve">“Real-world masked face recognition dataset”. [Online]. Avail- </w:t>
       </w:r>
       <w:r>
         <w:rPr>
@@ -43347,34 +43310,20 @@
         <w:rPr>
           <w:sz w:val="17"/>
         </w:rPr>
-        <w:t xml:space="preserve">Huang GB, </w:t>
+        <w:t xml:space="preserve">Huang GB, Mattar M, Berg T, Learned-Miller E. Labeled faces in the wild: a database for studying face recognition in </w:t>
       </w:r>
       <w:proofErr w:type="spellStart"/>
       <w:r>
         <w:rPr>
           <w:sz w:val="17"/>
         </w:rPr>
-        <w:t>Mattar</w:t>
+        <w:t>uncon</w:t>
       </w:r>
       <w:proofErr w:type="spellEnd"/>
       <w:r>
         <w:rPr>
           <w:sz w:val="17"/>
         </w:rPr>
-        <w:t xml:space="preserve"> M, Berg T, Learned-Miller E. Labeled faces in the wild: a database for studying face recognition in </w:t>
-      </w:r>
-      <w:proofErr w:type="spellStart"/>
-      <w:r>
-        <w:rPr>
-          <w:sz w:val="17"/>
-        </w:rPr>
-        <w:t>uncon</w:t>
-      </w:r>
-      <w:proofErr w:type="spellEnd"/>
-      <w:r>
-        <w:rPr>
-          <w:sz w:val="17"/>
-        </w:rPr>
         <w:t xml:space="preserve">- </w:t>
       </w:r>
       <w:r>
@@ -43388,13 +43337,7 @@
         <w:rPr>
           <w:sz w:val="17"/>
         </w:rPr>
-        <w:t>detection, alignm</w:t>
-      </w:r>
-      <w:r>
-        <w:rPr>
-          <w:sz w:val="17"/>
-        </w:rPr>
-        <w:t>ent, and recognition. Marseille, France: Erik Learned-Miller</w:t>
+        <w:t>detection, alignment, and recognition. Marseille, France: Erik Learned-Miller</w:t>
       </w:r>
       <w:r>
         <w:rPr>
@@ -43429,14 +43372,12 @@
         </w:rPr>
         <w:t xml:space="preserve"> </w:t>
       </w:r>
-      <w:proofErr w:type="spellStart"/>
       <w:r>
         <w:rPr>
           <w:sz w:val="17"/>
         </w:rPr>
         <w:t>Ferencz</w:t>
       </w:r>
-      <w:proofErr w:type="spellEnd"/>
       <w:r>
         <w:rPr>
           <w:spacing w:val="-11"/>
@@ -43470,19 +43411,11 @@
         </w:rPr>
         <w:t xml:space="preserve"> </w:t>
       </w:r>
-      <w:proofErr w:type="spellStart"/>
-      <w:r>
-        <w:rPr>
-          <w:sz w:val="17"/>
-        </w:rPr>
-        <w:t>Jurie</w:t>
-      </w:r>
-      <w:proofErr w:type="spellEnd"/>
-      <w:r>
-        <w:rPr>
-          <w:sz w:val="17"/>
-        </w:rPr>
-        <w:t>,</w:t>
+      <w:r>
+        <w:rPr>
+          <w:sz w:val="17"/>
+        </w:rPr>
+        <w:t>Jurie,</w:t>
       </w:r>
       <w:r>
         <w:rPr>
@@ -43548,21 +43481,7 @@
         <w:rPr>
           <w:sz w:val="17"/>
         </w:rPr>
-        <w:t xml:space="preserve">Jia Y, </w:t>
-      </w:r>
-      <w:proofErr w:type="spellStart"/>
-      <w:r>
-        <w:rPr>
-          <w:sz w:val="17"/>
-        </w:rPr>
-        <w:t>Shelhamer</w:t>
-      </w:r>
-      <w:proofErr w:type="spellEnd"/>
-      <w:r>
-        <w:rPr>
-          <w:sz w:val="17"/>
-        </w:rPr>
-        <w:t xml:space="preserve"> E, Donahue J, </w:t>
+        <w:t xml:space="preserve">Jia Y, Shelhamer E, Donahue J, </w:t>
       </w:r>
       <w:proofErr w:type="spellStart"/>
       <w:r>
@@ -43915,21 +43834,7 @@
         <w:rPr>
           <w:sz w:val="17"/>
         </w:rPr>
-        <w:t xml:space="preserve">. Int J Res Appl Sci </w:t>
-      </w:r>
-      <w:proofErr w:type="spellStart"/>
-      <w:r>
-        <w:rPr>
-          <w:sz w:val="17"/>
-        </w:rPr>
-        <w:t>Eng</w:t>
-      </w:r>
-      <w:proofErr w:type="spellEnd"/>
-      <w:r>
-        <w:rPr>
-          <w:sz w:val="17"/>
-        </w:rPr>
-        <w:t xml:space="preserve"> Technol. 2020;8(7):1368–75.</w:t>
+        <w:t>. Int J Res Appl Sci Eng Technol. 2020;8(7):1368–75.</w:t>
       </w:r>
     </w:p>
     <w:p>
@@ -44184,19 +44089,11 @@
         </w:rPr>
         <w:t xml:space="preserve"> </w:t>
       </w:r>
-      <w:proofErr w:type="spellStart"/>
-      <w:r>
-        <w:rPr>
-          <w:sz w:val="17"/>
-        </w:rPr>
-        <w:t>Batam</w:t>
-      </w:r>
-      <w:proofErr w:type="spellEnd"/>
-      <w:r>
-        <w:rPr>
-          <w:sz w:val="17"/>
-        </w:rPr>
-        <w:t>.</w:t>
+      <w:r>
+        <w:rPr>
+          <w:sz w:val="17"/>
+        </w:rPr>
+        <w:t>Batam.</w:t>
       </w:r>
       <w:r>
         <w:rPr>
@@ -44209,13 +44106,7 @@
         <w:rPr>
           <w:sz w:val="17"/>
         </w:rPr>
-        <w:t>In</w:t>
-      </w:r>
-      <w:r>
-        <w:rPr>
-          <w:sz w:val="17"/>
-        </w:rPr>
-        <w:t>:</w:t>
+        <w:t>In:</w:t>
       </w:r>
       <w:r>
         <w:rPr>
@@ -44402,41 +44293,29 @@
         <w:rPr>
           <w:sz w:val="17"/>
         </w:rPr>
-        <w:t xml:space="preserve">Zhang K, Zhang Z, Li Z, </w:t>
+        <w:t>Zhang K, Zhang Z, Li Z, Qiao Y. Joint face detection and align</w:t>
+      </w:r>
+      <w:proofErr w:type="gramStart"/>
+      <w:r>
+        <w:rPr>
+          <w:sz w:val="17"/>
+        </w:rPr>
+        <w:t xml:space="preserve">- </w:t>
       </w:r>
       <w:proofErr w:type="spellStart"/>
       <w:r>
         <w:rPr>
           <w:sz w:val="17"/>
         </w:rPr>
-        <w:t>Qiao</w:t>
+        <w:t>ment</w:t>
       </w:r>
       <w:proofErr w:type="spellEnd"/>
-      <w:r>
-        <w:rPr>
-          <w:sz w:val="17"/>
-        </w:rPr>
-        <w:t xml:space="preserve"> Y. Joint face detection and align- </w:t>
-      </w:r>
-      <w:proofErr w:type="spellStart"/>
-      <w:r>
-        <w:rPr>
-          <w:sz w:val="17"/>
-        </w:rPr>
-        <w:t>ment</w:t>
-      </w:r>
-      <w:proofErr w:type="spellEnd"/>
-      <w:r>
-        <w:rPr>
-          <w:sz w:val="17"/>
-        </w:rPr>
-        <w:t xml:space="preserve"> using multi-task cascaded convolutional networks. </w:t>
-      </w:r>
-      <w:r>
-        <w:rPr>
-          <w:sz w:val="17"/>
-        </w:rPr>
-        <w:t>IEEE Signal Process Lett. 2016;23(10):1499–503.</w:t>
+      <w:proofErr w:type="gramEnd"/>
+      <w:r>
+        <w:rPr>
+          <w:sz w:val="17"/>
+        </w:rPr>
+        <w:t xml:space="preserve"> using multi-task cascaded convolutional networks. IEEE Signal Process Lett. 2016;23(10):1499–503.</w:t>
       </w:r>
     </w:p>
     <w:p>
@@ -44604,33 +44483,11 @@
           <w:sz w:val="17"/>
         </w:rPr>
       </w:pPr>
-      <w:proofErr w:type="spellStart"/>
-      <w:r>
-        <w:rPr>
-          <w:sz w:val="17"/>
-        </w:rPr>
-        <w:t>Chavda</w:t>
-      </w:r>
-      <w:proofErr w:type="spellEnd"/>
-      <w:r>
-        <w:rPr>
-          <w:sz w:val="17"/>
-        </w:rPr>
-        <w:t xml:space="preserve"> A, Dsouza J, </w:t>
-      </w:r>
-      <w:proofErr w:type="spellStart"/>
-      <w:r>
-        <w:rPr>
-          <w:sz w:val="17"/>
-        </w:rPr>
-        <w:t>Badgujar</w:t>
-      </w:r>
-      <w:proofErr w:type="spellEnd"/>
-      <w:r>
-        <w:rPr>
-          <w:sz w:val="17"/>
-        </w:rPr>
-        <w:t xml:space="preserve"> S, Damani A. Multi-stage CNN architecture for face mask detection. In 2021 6th International Conference for Convergence in Technology (i2ct), IEEE; 2021.</w:t>
+      <w:r>
+        <w:rPr>
+          <w:sz w:val="17"/>
+        </w:rPr>
+        <w:t>Chavda A, Dsouza J, Badgujar S, Damani A. Multi-stage CNN architecture for face mask detection. In 2021 6th International Conference for Convergence in Technology (i2ct), IEEE; 2021.</w:t>
       </w:r>
     </w:p>
     <w:p>
@@ -44685,27 +44542,7 @@
         <w:rPr>
           <w:sz w:val="17"/>
         </w:rPr>
-        <w:t>Goyal</w:t>
-      </w:r>
-      <w:r>
-        <w:rPr>
-          <w:sz w:val="17"/>
-        </w:rPr>
-        <w:t xml:space="preserve"> H, </w:t>
-      </w:r>
-      <w:proofErr w:type="spellStart"/>
-      <w:r>
-        <w:rPr>
-          <w:sz w:val="17"/>
-        </w:rPr>
-        <w:t>Sidana</w:t>
-      </w:r>
-      <w:proofErr w:type="spellEnd"/>
-      <w:r>
-        <w:rPr>
-          <w:sz w:val="17"/>
-        </w:rPr>
-        <w:t xml:space="preserve"> K, Singh C, Jain A, Jindal S. A real time face mask</w:t>
+        <w:t>Goyal H, Sidana K, Singh C, Jain A, Jindal S. A real time face mask</w:t>
       </w:r>
       <w:r>
         <w:rPr>
@@ -44817,44 +44654,36 @@
           <w:sz w:val="17"/>
         </w:rPr>
       </w:pPr>
+      <w:r>
+        <w:rPr>
+          <w:sz w:val="17"/>
+        </w:rPr>
+        <w:t xml:space="preserve">Su X, Gao M, Ren J, Li Y, Dong M, Liu X. Face mask </w:t>
+      </w:r>
       <w:proofErr w:type="spellStart"/>
       <w:r>
         <w:rPr>
           <w:sz w:val="17"/>
         </w:rPr>
-        <w:t>Su</w:t>
+        <w:t>detec</w:t>
       </w:r>
       <w:proofErr w:type="spellEnd"/>
       <w:r>
         <w:rPr>
           <w:sz w:val="17"/>
         </w:rPr>
-        <w:t xml:space="preserve"> X, Gao M, Ren J, Li Y, Dong M, Liu X. Face mask </w:t>
+        <w:t xml:space="preserve">- </w:t>
       </w:r>
       <w:proofErr w:type="spellStart"/>
       <w:r>
         <w:rPr>
           <w:sz w:val="17"/>
         </w:rPr>
-        <w:t>detec</w:t>
+        <w:t>tion</w:t>
       </w:r>
       <w:proofErr w:type="spellEnd"/>
       <w:r>
         <w:rPr>
-          <w:sz w:val="17"/>
-        </w:rPr>
-        <w:t xml:space="preserve">- </w:t>
-      </w:r>
-      <w:proofErr w:type="spellStart"/>
-      <w:r>
-        <w:rPr>
-          <w:sz w:val="17"/>
-        </w:rPr>
-        <w:t>tion</w:t>
-      </w:r>
-      <w:proofErr w:type="spellEnd"/>
-      <w:r>
-        <w:rPr>
           <w:spacing w:val="-9"/>
           <w:sz w:val="17"/>
         </w:rPr>
@@ -44916,13 +44745,7 @@
         <w:rPr>
           <w:sz w:val="17"/>
         </w:rPr>
-        <w:t>tr</w:t>
-      </w:r>
-      <w:r>
-        <w:rPr>
-          <w:sz w:val="17"/>
-        </w:rPr>
-        <w:t>ansfer</w:t>
+        <w:t>transfer</w:t>
       </w:r>
       <w:r>
         <w:rPr>
@@ -45174,14 +44997,12 @@
       <w:r>
         <w:br w:type="column"/>
       </w:r>
-      <w:proofErr w:type="spellStart"/>
       <w:r>
         <w:rPr>
           <w:sz w:val="17"/>
         </w:rPr>
         <w:t>Simonyan</w:t>
       </w:r>
-      <w:proofErr w:type="spellEnd"/>
       <w:r>
         <w:rPr>
           <w:spacing w:val="-11"/>
@@ -45504,13 +45325,21 @@
         <w:rPr>
           <w:sz w:val="17"/>
         </w:rPr>
-        <w:t>Sprin</w:t>
-      </w:r>
-      <w:r>
-        <w:rPr>
-          <w:sz w:val="17"/>
-        </w:rPr>
-        <w:t>ger Nature remains neutral with regard to jurisdictional claims in published maps and institutional affiliations.</w:t>
+        <w:t xml:space="preserve">Springer Nature remains neutral </w:t>
+      </w:r>
+      <w:proofErr w:type="gramStart"/>
+      <w:r>
+        <w:rPr>
+          <w:sz w:val="17"/>
+        </w:rPr>
+        <w:t>with regard to</w:t>
+      </w:r>
+      <w:proofErr w:type="gramEnd"/>
+      <w:r>
+        <w:rPr>
+          <w:sz w:val="17"/>
+        </w:rPr>
+        <w:t xml:space="preserve"> jurisdictional claims in published maps and institutional affiliations.</w:t>
       </w:r>
     </w:p>
     <w:p>
@@ -45535,13 +45364,7 @@
         <w:rPr>
           <w:sz w:val="17"/>
         </w:rPr>
-        <w:t>Springer Nature or its licensor (e.g. a society or other partner) holds exclusive rights to this article under a publishing agreement with th</w:t>
-      </w:r>
-      <w:r>
-        <w:rPr>
-          <w:sz w:val="17"/>
-        </w:rPr>
-        <w:t>e author(s)</w:t>
+        <w:t>Springer Nature or its licensor (e.g. a society or other partner) holds exclusive rights to this article under a publishing agreement with the author(s)</w:t>
       </w:r>
       <w:r>
         <w:rPr>
@@ -45661,7 +45484,7 @@
 </file>
 
 <file path=word/endnotes.xml><?xml version="1.0" encoding="utf-8"?>
-<w:endnotes xmlns:wpc="http://schemas.microsoft.com/office/word/2010/wordprocessingCanvas" xmlns:cx="http://schemas.microsoft.com/office/drawing/2014/chartex" xmlns:cx1="http://schemas.microsoft.com/office/drawing/2015/9/8/chartex" xmlns:cx2="http://schemas.microsoft.com/office/drawing/2015/10/21/chartex" xmlns:cx3="http://schemas.microsoft.com/office/drawing/2016/5/9/chartex" xmlns:cx4="http://schemas.microsoft.com/office/drawing/2016/5/10/chartex" xmlns:cx5="http://schemas.microsoft.com/office/drawing/2016/5/11/chartex" xmlns:cx6="http://schemas.microsoft.com/office/drawing/2016/5/12/chartex" xmlns:cx7="http://schemas.microsoft.com/office/drawing/2016/5/13/chartex" xmlns:cx8="http://schemas.microsoft.com/office/drawing/2016/5/14/chartex" xmlns:mc="http://schemas.openxmlformats.org/markup-compatibility/2006" xmlns:aink="http://schemas.microsoft.com/office/drawing/2016/ink" xmlns:am3d="http://schemas.microsoft.com/office/drawing/2017/model3d" xmlns:o="urn:schemas-microsoft-com:office:office" xmlns:r="http://schemas.openxmlformats.org/officeDocument/2006/relationships" xmlns:m="http://schemas.openxmlformats.org/officeDocument/2006/math" xmlns:v="urn:schemas-microsoft-com:vml" xmlns:wp14="http://schemas.microsoft.com/office/word/2010/wordprocessingDrawing" xmlns:wp="http://schemas.openxmlformats.org/drawingml/2006/wordprocessingDrawing" xmlns:w10="urn:schemas-microsoft-com:office:word" xmlns:w="http://schemas.openxmlformats.org/wordprocessingml/2006/main" xmlns:w14="http://schemas.microsoft.com/office/word/2010/wordml" xmlns:w15="http://schemas.microsoft.com/office/word/2012/wordml" xmlns:w16cex="http://schemas.microsoft.com/office/word/2018/wordml/cex" xmlns:w16cid="http://schemas.microsoft.com/office/word/2016/wordml/cid" xmlns:w16="http://schemas.microsoft.com/office/word/2018/wordml" xmlns:w16sdtdh="http://schemas.microsoft.com/office/word/2020/wordml/sdtdatahash" xmlns:w16se="http://schemas.microsoft.com/office/word/2015/wordml/symex" xmlns:wpg="http://schemas.microsoft.com/office/word/2010/wordprocessingGroup" xmlns:wpi="http://schemas.microsoft.com/office/word/2010/wordprocessingInk" xmlns:wne="http://schemas.microsoft.com/office/word/2006/wordml" xmlns:wps="http://schemas.microsoft.com/office/word/2010/wordprocessingShape" mc:Ignorable="w14 w15 w16se w16cid w16 w16cex w16sdtdh wp14">
+<w:endnotes xmlns:wpc="http://schemas.microsoft.com/office/word/2010/wordprocessingCanvas" xmlns:cx="http://schemas.microsoft.com/office/drawing/2014/chartex" xmlns:cx1="http://schemas.microsoft.com/office/drawing/2015/9/8/chartex" xmlns:cx2="http://schemas.microsoft.com/office/drawing/2015/10/21/chartex" xmlns:cx3="http://schemas.microsoft.com/office/drawing/2016/5/9/chartex" xmlns:cx4="http://schemas.microsoft.com/office/drawing/2016/5/10/chartex" xmlns:cx5="http://schemas.microsoft.com/office/drawing/2016/5/11/chartex" xmlns:cx6="http://schemas.microsoft.com/office/drawing/2016/5/12/chartex" xmlns:cx7="http://schemas.microsoft.com/office/drawing/2016/5/13/chartex" xmlns:cx8="http://schemas.microsoft.com/office/drawing/2016/5/14/chartex" xmlns:mc="http://schemas.openxmlformats.org/markup-compatibility/2006" xmlns:aink="http://schemas.microsoft.com/office/drawing/2016/ink" xmlns:am3d="http://schemas.microsoft.com/office/drawing/2017/model3d" xmlns:o="urn:schemas-microsoft-com:office:office" xmlns:oel="http://schemas.microsoft.com/office/2019/extlst" xmlns:r="http://schemas.openxmlformats.org/officeDocument/2006/relationships" xmlns:m="http://schemas.openxmlformats.org/officeDocument/2006/math" xmlns:v="urn:schemas-microsoft-com:vml" xmlns:wp14="http://schemas.microsoft.com/office/word/2010/wordprocessingDrawing" xmlns:wp="http://schemas.openxmlformats.org/drawingml/2006/wordprocessingDrawing" xmlns:w10="urn:schemas-microsoft-com:office:word" xmlns:w="http://schemas.openxmlformats.org/wordprocessingml/2006/main" xmlns:w14="http://schemas.microsoft.com/office/word/2010/wordml" xmlns:w15="http://schemas.microsoft.com/office/word/2012/wordml" xmlns:w16cex="http://schemas.microsoft.com/office/word/2018/wordml/cex" xmlns:w16cid="http://schemas.microsoft.com/office/word/2016/wordml/cid" xmlns:w16="http://schemas.microsoft.com/office/word/2018/wordml" xmlns:w16du="http://schemas.microsoft.com/office/word/2023/wordml/word16du" xmlns:w16sdtdh="http://schemas.microsoft.com/office/word/2020/wordml/sdtdatahash" xmlns:w16sdtfl="http://schemas.microsoft.com/office/word/2024/wordml/sdtformatlock" xmlns:w16se="http://schemas.microsoft.com/office/word/2015/wordml/symex" xmlns:wpg="http://schemas.microsoft.com/office/word/2010/wordprocessingGroup" xmlns:wpi="http://schemas.microsoft.com/office/word/2010/wordprocessingInk" xmlns:wne="http://schemas.microsoft.com/office/word/2006/wordml" xmlns:wps="http://schemas.microsoft.com/office/word/2010/wordprocessingShape" mc:Ignorable="w14 w15 w16se w16cid w16 w16cex w16sdtdh w16sdtfl w16du wp14">
   <w:endnote w:type="separator" w:id="-1">
     <w:p>
       <w:r>
@@ -45680,7 +45503,7 @@
 </file>
 
 <file path=word/footer1.xml><?xml version="1.0" encoding="utf-8"?>
-<w:ftr xmlns:wpc="http://schemas.microsoft.com/office/word/2010/wordprocessingCanvas" xmlns:cx="http://schemas.microsoft.com/office/drawing/2014/chartex" xmlns:cx1="http://schemas.microsoft.com/office/drawing/2015/9/8/chartex" xmlns:cx2="http://schemas.microsoft.com/office/drawing/2015/10/21/chartex" xmlns:cx3="http://schemas.microsoft.com/office/drawing/2016/5/9/chartex" xmlns:cx4="http://schemas.microsoft.com/office/drawing/2016/5/10/chartex" xmlns:cx5="http://schemas.microsoft.com/office/drawing/2016/5/11/chartex" xmlns:cx6="http://schemas.microsoft.com/office/drawing/2016/5/12/chartex" xmlns:cx7="http://schemas.microsoft.com/office/drawing/2016/5/13/chartex" xmlns:cx8="http://schemas.microsoft.com/office/drawing/2016/5/14/chartex" xmlns:mc="http://schemas.openxmlformats.org/markup-compatibility/2006" xmlns:aink="http://schemas.microsoft.com/office/drawing/2016/ink" xmlns:am3d="http://schemas.microsoft.com/office/drawing/2017/model3d" xmlns:o="urn:schemas-microsoft-com:office:office" xmlns:r="http://schemas.openxmlformats.org/officeDocument/2006/relationships" xmlns:m="http://schemas.openxmlformats.org/officeDocument/2006/math" xmlns:v="urn:schemas-microsoft-com:vml" xmlns:wp14="http://schemas.microsoft.com/office/word/2010/wordprocessingDrawing" xmlns:wp="http://schemas.openxmlformats.org/drawingml/2006/wordprocessingDrawing" xmlns:w10="urn:schemas-microsoft-com:office:word" xmlns:w="http://schemas.openxmlformats.org/wordprocessingml/2006/main" xmlns:w14="http://schemas.microsoft.com/office/word/2010/wordml" xmlns:w15="http://schemas.microsoft.com/office/word/2012/wordml" xmlns:w16cex="http://schemas.microsoft.com/office/word/2018/wordml/cex" xmlns:w16cid="http://schemas.microsoft.com/office/word/2016/wordml/cid" xmlns:w16="http://schemas.microsoft.com/office/word/2018/wordml" xmlns:w16sdtdh="http://schemas.microsoft.com/office/word/2020/wordml/sdtdatahash" xmlns:w16se="http://schemas.microsoft.com/office/word/2015/wordml/symex" xmlns:wpg="http://schemas.microsoft.com/office/word/2010/wordprocessingGroup" xmlns:wpi="http://schemas.microsoft.com/office/word/2010/wordprocessingInk" xmlns:wne="http://schemas.microsoft.com/office/word/2006/wordml" xmlns:wps="http://schemas.microsoft.com/office/word/2010/wordprocessingShape" mc:Ignorable="w14 w15 w16se w16cid w16 w16cex w16sdtdh wp14">
+<w:ftr xmlns:wpc="http://schemas.microsoft.com/office/word/2010/wordprocessingCanvas" xmlns:cx="http://schemas.microsoft.com/office/drawing/2014/chartex" xmlns:cx1="http://schemas.microsoft.com/office/drawing/2015/9/8/chartex" xmlns:cx2="http://schemas.microsoft.com/office/drawing/2015/10/21/chartex" xmlns:cx3="http://schemas.microsoft.com/office/drawing/2016/5/9/chartex" xmlns:cx4="http://schemas.microsoft.com/office/drawing/2016/5/10/chartex" xmlns:cx5="http://schemas.microsoft.com/office/drawing/2016/5/11/chartex" xmlns:cx6="http://schemas.microsoft.com/office/drawing/2016/5/12/chartex" xmlns:cx7="http://schemas.microsoft.com/office/drawing/2016/5/13/chartex" xmlns:cx8="http://schemas.microsoft.com/office/drawing/2016/5/14/chartex" xmlns:mc="http://schemas.openxmlformats.org/markup-compatibility/2006" xmlns:aink="http://schemas.microsoft.com/office/drawing/2016/ink" xmlns:am3d="http://schemas.microsoft.com/office/drawing/2017/model3d" xmlns:o="urn:schemas-microsoft-com:office:office" xmlns:oel="http://schemas.microsoft.com/office/2019/extlst" xmlns:r="http://schemas.openxmlformats.org/officeDocument/2006/relationships" xmlns:m="http://schemas.openxmlformats.org/officeDocument/2006/math" xmlns:v="urn:schemas-microsoft-com:vml" xmlns:wp14="http://schemas.microsoft.com/office/word/2010/wordprocessingDrawing" xmlns:wp="http://schemas.openxmlformats.org/drawingml/2006/wordprocessingDrawing" xmlns:w10="urn:schemas-microsoft-com:office:word" xmlns:w="http://schemas.openxmlformats.org/wordprocessingml/2006/main" xmlns:w14="http://schemas.microsoft.com/office/word/2010/wordml" xmlns:w15="http://schemas.microsoft.com/office/word/2012/wordml" xmlns:w16cex="http://schemas.microsoft.com/office/word/2018/wordml/cex" xmlns:w16cid="http://schemas.microsoft.com/office/word/2016/wordml/cid" xmlns:w16="http://schemas.microsoft.com/office/word/2018/wordml" xmlns:w16du="http://schemas.microsoft.com/office/word/2023/wordml/word16du" xmlns:w16sdtdh="http://schemas.microsoft.com/office/word/2020/wordml/sdtdatahash" xmlns:w16sdtfl="http://schemas.microsoft.com/office/word/2024/wordml/sdtformatlock" xmlns:w16se="http://schemas.microsoft.com/office/word/2015/wordml/symex" xmlns:wpg="http://schemas.microsoft.com/office/word/2010/wordprocessingGroup" xmlns:wpi="http://schemas.microsoft.com/office/word/2010/wordprocessingInk" xmlns:wne="http://schemas.microsoft.com/office/word/2006/wordml" xmlns:wps="http://schemas.microsoft.com/office/word/2010/wordprocessingShape" mc:Ignorable="w14 w15 w16se w16cid w16 w16cex w16sdtdh w16sdtfl w16du wp14">
   <w:p>
     <w:pPr>
       <w:pStyle w:val="BodyText"/>
@@ -45752,7 +45575,7 @@
               <v:stroke joinstyle="miter"/>
               <v:path gradientshapeok="t" o:connecttype="rect"/>
             </v:shapetype>
-            <v:shape id="Textbox 4" o:spid="_x0000_s1037" type="#_x0000_t202" style="position:absolute;margin-left:49.95pt;margin-top:727.3pt;width:95.15pt;height:12.8pt;z-index:-16698368;visibility:visible;mso-wrap-style:square;mso-wrap-distance-left:0;mso-wrap-distance-top:0;mso-wrap-distance-right:0;mso-wrap-distance-bottom:0;mso-position-horizontal:absolute;mso-position-horizontal-relative:page;mso-position-vertical:absolute;mso-position-vertical-relative:page;v-text-anchor:top" o:gfxdata="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" filled="f" stroked="f">
+            <v:shape id="Textbox 4" o:spid="_x0000_s1037" type="#_x0000_t202" style="position:absolute;margin-left:49.95pt;margin-top:727.3pt;width:95.15pt;height:12.8pt;z-index:-16698368;visibility:visible;mso-wrap-style:square;mso-wrap-distance-left:0;mso-wrap-distance-top:0;mso-wrap-distance-right:0;mso-wrap-distance-bottom:0;mso-position-horizontal:absolute;mso-position-horizontal-relative:page;mso-position-vertical:absolute;mso-position-vertical-relative:page;v-text-anchor:top" o:gfxdata="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" filled="f" stroked="f">
               <v:textbox inset="0,0,0,0">
                 <w:txbxContent>
                   <w:p>
@@ -45778,7 +45601,7 @@
 </file>
 
 <file path=word/footer2.xml><?xml version="1.0" encoding="utf-8"?>
-<w:ftr xmlns:wpc="http://schemas.microsoft.com/office/word/2010/wordprocessingCanvas" xmlns:cx="http://schemas.microsoft.com/office/drawing/2014/chartex" xmlns:cx1="http://schemas.microsoft.com/office/drawing/2015/9/8/chartex" xmlns:cx2="http://schemas.microsoft.com/office/drawing/2015/10/21/chartex" xmlns:cx3="http://schemas.microsoft.com/office/drawing/2016/5/9/chartex" xmlns:cx4="http://schemas.microsoft.com/office/drawing/2016/5/10/chartex" xmlns:cx5="http://schemas.microsoft.com/office/drawing/2016/5/11/chartex" xmlns:cx6="http://schemas.microsoft.com/office/drawing/2016/5/12/chartex" xmlns:cx7="http://schemas.microsoft.com/office/drawing/2016/5/13/chartex" xmlns:cx8="http://schemas.microsoft.com/office/drawing/2016/5/14/chartex" xmlns:mc="http://schemas.openxmlformats.org/markup-compatibility/2006" xmlns:aink="http://schemas.microsoft.com/office/drawing/2016/ink" xmlns:am3d="http://schemas.microsoft.com/office/drawing/2017/model3d" xmlns:o="urn:schemas-microsoft-com:office:office" xmlns:r="http://schemas.openxmlformats.org/officeDocument/2006/relationships" xmlns:m="http://schemas.openxmlformats.org/officeDocument/2006/math" xmlns:v="urn:schemas-microsoft-com:vml" xmlns:wp14="http://schemas.microsoft.com/office/word/2010/wordprocessingDrawing" xmlns:wp="http://schemas.openxmlformats.org/drawingml/2006/wordprocessingDrawing" xmlns:w10="urn:schemas-microsoft-com:office:word" xmlns:w="http://schemas.openxmlformats.org/wordprocessingml/2006/main" xmlns:w14="http://schemas.microsoft.com/office/word/2010/wordml" xmlns:w15="http://schemas.microsoft.com/office/word/2012/wordml" xmlns:w16cex="http://schemas.microsoft.com/office/word/2018/wordml/cex" xmlns:w16cid="http://schemas.microsoft.com/office/word/2016/wordml/cid" xmlns:w16="http://schemas.microsoft.com/office/word/2018/wordml" xmlns:w16sdtdh="http://schemas.microsoft.com/office/word/2020/wordml/sdtdatahash" xmlns:w16se="http://schemas.microsoft.com/office/word/2015/wordml/symex" xmlns:wpg="http://schemas.microsoft.com/office/word/2010/wordprocessingGroup" xmlns:wpi="http://schemas.microsoft.com/office/word/2010/wordprocessingInk" xmlns:wne="http://schemas.microsoft.com/office/word/2006/wordml" xmlns:wps="http://schemas.microsoft.com/office/word/2010/wordprocessingShape" mc:Ignorable="w14 w15 w16se w16cid w16 w16cex w16sdtdh wp14">
+<w:ftr xmlns:wpc="http://schemas.microsoft.com/office/word/2010/wordprocessingCanvas" xmlns:cx="http://schemas.microsoft.com/office/drawing/2014/chartex" xmlns:cx1="http://schemas.microsoft.com/office/drawing/2015/9/8/chartex" xmlns:cx2="http://schemas.microsoft.com/office/drawing/2015/10/21/chartex" xmlns:cx3="http://schemas.microsoft.com/office/drawing/2016/5/9/chartex" xmlns:cx4="http://schemas.microsoft.com/office/drawing/2016/5/10/chartex" xmlns:cx5="http://schemas.microsoft.com/office/drawing/2016/5/11/chartex" xmlns:cx6="http://schemas.microsoft.com/office/drawing/2016/5/12/chartex" xmlns:cx7="http://schemas.microsoft.com/office/drawing/2016/5/13/chartex" xmlns:cx8="http://schemas.microsoft.com/office/drawing/2016/5/14/chartex" xmlns:mc="http://schemas.openxmlformats.org/markup-compatibility/2006" xmlns:aink="http://schemas.microsoft.com/office/drawing/2016/ink" xmlns:am3d="http://schemas.microsoft.com/office/drawing/2017/model3d" xmlns:o="urn:schemas-microsoft-com:office:office" xmlns:oel="http://schemas.microsoft.com/office/2019/extlst" xmlns:r="http://schemas.openxmlformats.org/officeDocument/2006/relationships" xmlns:m="http://schemas.openxmlformats.org/officeDocument/2006/math" xmlns:v="urn:schemas-microsoft-com:vml" xmlns:wp14="http://schemas.microsoft.com/office/word/2010/wordprocessingDrawing" xmlns:wp="http://schemas.openxmlformats.org/drawingml/2006/wordprocessingDrawing" xmlns:w10="urn:schemas-microsoft-com:office:word" xmlns:w="http://schemas.openxmlformats.org/wordprocessingml/2006/main" xmlns:w14="http://schemas.microsoft.com/office/word/2010/wordml" xmlns:w15="http://schemas.microsoft.com/office/word/2012/wordml" xmlns:w16cex="http://schemas.microsoft.com/office/word/2018/wordml/cex" xmlns:w16cid="http://schemas.microsoft.com/office/word/2016/wordml/cid" xmlns:w16="http://schemas.microsoft.com/office/word/2018/wordml" xmlns:w16du="http://schemas.microsoft.com/office/word/2023/wordml/word16du" xmlns:w16sdtdh="http://schemas.microsoft.com/office/word/2020/wordml/sdtdatahash" xmlns:w16sdtfl="http://schemas.microsoft.com/office/word/2024/wordml/sdtformatlock" xmlns:w16se="http://schemas.microsoft.com/office/word/2015/wordml/symex" xmlns:wpg="http://schemas.microsoft.com/office/word/2010/wordprocessingGroup" xmlns:wpi="http://schemas.microsoft.com/office/word/2010/wordprocessingInk" xmlns:wne="http://schemas.microsoft.com/office/word/2006/wordml" xmlns:wps="http://schemas.microsoft.com/office/word/2010/wordprocessingShape" mc:Ignorable="w14 w15 w16se w16cid w16 w16cex w16sdtdh w16sdtfl w16du wp14">
   <w:p>
     <w:pPr>
       <w:pStyle w:val="BodyText"/>
@@ -45850,7 +45673,7 @@
               <v:stroke joinstyle="miter"/>
               <v:path gradientshapeok="t" o:connecttype="rect"/>
             </v:shapetype>
-            <v:shape id="Textbox 2" o:spid="_x0000_s1038" type="#_x0000_t202" style="position:absolute;margin-left:450.15pt;margin-top:727.3pt;width:95.15pt;height:12.8pt;z-index:-16699392;visibility:visible;mso-wrap-style:square;mso-wrap-distance-left:0;mso-wrap-distance-top:0;mso-wrap-distance-right:0;mso-wrap-distance-bottom:0;mso-position-horizontal:absolute;mso-position-horizontal-relative:page;mso-position-vertical:absolute;mso-position-vertical-relative:page;v-text-anchor:top" o:gfxdata="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" filled="f" stroked="f">
+            <v:shape id="Textbox 2" o:spid="_x0000_s1038" type="#_x0000_t202" style="position:absolute;margin-left:450.15pt;margin-top:727.3pt;width:95.15pt;height:12.8pt;z-index:-16699392;visibility:visible;mso-wrap-style:square;mso-wrap-distance-left:0;mso-wrap-distance-top:0;mso-wrap-distance-right:0;mso-wrap-distance-bottom:0;mso-position-horizontal:absolute;mso-position-horizontal-relative:page;mso-position-vertical:absolute;mso-position-vertical-relative:page;v-text-anchor:top" o:gfxdata="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" filled="f" stroked="f">
               <v:textbox inset="0,0,0,0">
                 <w:txbxContent>
                   <w:p>
@@ -45876,7 +45699,7 @@
 </file>
 
 <file path=word/footer3.xml><?xml version="1.0" encoding="utf-8"?>
-<w:ftr xmlns:wpc="http://schemas.microsoft.com/office/word/2010/wordprocessingCanvas" xmlns:cx="http://schemas.microsoft.com/office/drawing/2014/chartex" xmlns:cx1="http://schemas.microsoft.com/office/drawing/2015/9/8/chartex" xmlns:cx2="http://schemas.microsoft.com/office/drawing/2015/10/21/chartex" xmlns:cx3="http://schemas.microsoft.com/office/drawing/2016/5/9/chartex" xmlns:cx4="http://schemas.microsoft.com/office/drawing/2016/5/10/chartex" xmlns:cx5="http://schemas.microsoft.com/office/drawing/2016/5/11/chartex" xmlns:cx6="http://schemas.microsoft.com/office/drawing/2016/5/12/chartex" xmlns:cx7="http://schemas.microsoft.com/office/drawing/2016/5/13/chartex" xmlns:cx8="http://schemas.microsoft.com/office/drawing/2016/5/14/chartex" xmlns:mc="http://schemas.openxmlformats.org/markup-compatibility/2006" xmlns:aink="http://schemas.microsoft.com/office/drawing/2016/ink" xmlns:am3d="http://schemas.microsoft.com/office/drawing/2017/model3d" xmlns:o="urn:schemas-microsoft-com:office:office" xmlns:r="http://schemas.openxmlformats.org/officeDocument/2006/relationships" xmlns:m="http://schemas.openxmlformats.org/officeDocument/2006/math" xmlns:v="urn:schemas-microsoft-com:vml" xmlns:wp14="http://schemas.microsoft.com/office/word/2010/wordprocessingDrawing" xmlns:wp="http://schemas.openxmlformats.org/drawingml/2006/wordprocessingDrawing" xmlns:w10="urn:schemas-microsoft-com:office:word" xmlns:w="http://schemas.openxmlformats.org/wordprocessingml/2006/main" xmlns:w14="http://schemas.microsoft.com/office/word/2010/wordml" xmlns:w15="http://schemas.microsoft.com/office/word/2012/wordml" xmlns:w16cex="http://schemas.microsoft.com/office/word/2018/wordml/cex" xmlns:w16cid="http://schemas.microsoft.com/office/word/2016/wordml/cid" xmlns:w16="http://schemas.microsoft.com/office/word/2018/wordml" xmlns:w16sdtdh="http://schemas.microsoft.com/office/word/2020/wordml/sdtdatahash" xmlns:w16se="http://schemas.microsoft.com/office/word/2015/wordml/symex" xmlns:wpg="http://schemas.microsoft.com/office/word/2010/wordprocessingGroup" xmlns:wpi="http://schemas.microsoft.com/office/word/2010/wordprocessingInk" xmlns:wne="http://schemas.microsoft.com/office/word/2006/wordml" xmlns:wps="http://schemas.microsoft.com/office/word/2010/wordprocessingShape" mc:Ignorable="w14 w15 w16se w16cid w16 w16cex w16sdtdh wp14">
+<w:ftr xmlns:wpc="http://schemas.microsoft.com/office/word/2010/wordprocessingCanvas" xmlns:cx="http://schemas.microsoft.com/office/drawing/2014/chartex" xmlns:cx1="http://schemas.microsoft.com/office/drawing/2015/9/8/chartex" xmlns:cx2="http://schemas.microsoft.com/office/drawing/2015/10/21/chartex" xmlns:cx3="http://schemas.microsoft.com/office/drawing/2016/5/9/chartex" xmlns:cx4="http://schemas.microsoft.com/office/drawing/2016/5/10/chartex" xmlns:cx5="http://schemas.microsoft.com/office/drawing/2016/5/11/chartex" xmlns:cx6="http://schemas.microsoft.com/office/drawing/2016/5/12/chartex" xmlns:cx7="http://schemas.microsoft.com/office/drawing/2016/5/13/chartex" xmlns:cx8="http://schemas.microsoft.com/office/drawing/2016/5/14/chartex" xmlns:mc="http://schemas.openxmlformats.org/markup-compatibility/2006" xmlns:aink="http://schemas.microsoft.com/office/drawing/2016/ink" xmlns:am3d="http://schemas.microsoft.com/office/drawing/2017/model3d" xmlns:o="urn:schemas-microsoft-com:office:office" xmlns:oel="http://schemas.microsoft.com/office/2019/extlst" xmlns:r="http://schemas.openxmlformats.org/officeDocument/2006/relationships" xmlns:m="http://schemas.openxmlformats.org/officeDocument/2006/math" xmlns:v="urn:schemas-microsoft-com:vml" xmlns:wp14="http://schemas.microsoft.com/office/word/2010/wordprocessingDrawing" xmlns:wp="http://schemas.openxmlformats.org/drawingml/2006/wordprocessingDrawing" xmlns:w10="urn:schemas-microsoft-com:office:word" xmlns:w="http://schemas.openxmlformats.org/wordprocessingml/2006/main" xmlns:w14="http://schemas.microsoft.com/office/word/2010/wordml" xmlns:w15="http://schemas.microsoft.com/office/word/2012/wordml" xmlns:w16cex="http://schemas.microsoft.com/office/word/2018/wordml/cex" xmlns:w16cid="http://schemas.microsoft.com/office/word/2016/wordml/cid" xmlns:w16="http://schemas.microsoft.com/office/word/2018/wordml" xmlns:w16du="http://schemas.microsoft.com/office/word/2023/wordml/word16du" xmlns:w16sdtdh="http://schemas.microsoft.com/office/word/2020/wordml/sdtdatahash" xmlns:w16sdtfl="http://schemas.microsoft.com/office/word/2024/wordml/sdtformatlock" xmlns:w16se="http://schemas.microsoft.com/office/word/2015/wordml/symex" xmlns:wpg="http://schemas.microsoft.com/office/word/2010/wordprocessingGroup" xmlns:wpi="http://schemas.microsoft.com/office/word/2010/wordprocessingInk" xmlns:wne="http://schemas.microsoft.com/office/word/2006/wordml" xmlns:wps="http://schemas.microsoft.com/office/word/2010/wordprocessingShape" mc:Ignorable="w14 w15 w16se w16cid w16 w16cex w16sdtdh w16sdtfl w16du wp14">
   <w:p>
     <w:pPr>
       <w:pStyle w:val="Footer"/>
@@ -45886,7 +45709,7 @@
 </file>
 
 <file path=word/footer4.xml><?xml version="1.0" encoding="utf-8"?>
-<w:ftr xmlns:wpc="http://schemas.microsoft.com/office/word/2010/wordprocessingCanvas" xmlns:cx="http://schemas.microsoft.com/office/drawing/2014/chartex" xmlns:cx1="http://schemas.microsoft.com/office/drawing/2015/9/8/chartex" xmlns:cx2="http://schemas.microsoft.com/office/drawing/2015/10/21/chartex" xmlns:cx3="http://schemas.microsoft.com/office/drawing/2016/5/9/chartex" xmlns:cx4="http://schemas.microsoft.com/office/drawing/2016/5/10/chartex" xmlns:cx5="http://schemas.microsoft.com/office/drawing/2016/5/11/chartex" xmlns:cx6="http://schemas.microsoft.com/office/drawing/2016/5/12/chartex" xmlns:cx7="http://schemas.microsoft.com/office/drawing/2016/5/13/chartex" xmlns:cx8="http://schemas.microsoft.com/office/drawing/2016/5/14/chartex" xmlns:mc="http://schemas.openxmlformats.org/markup-compatibility/2006" xmlns:aink="http://schemas.microsoft.com/office/drawing/2016/ink" xmlns:am3d="http://schemas.microsoft.com/office/drawing/2017/model3d" xmlns:o="urn:schemas-microsoft-com:office:office" xmlns:r="http://schemas.openxmlformats.org/officeDocument/2006/relationships" xmlns:m="http://schemas.openxmlformats.org/officeDocument/2006/math" xmlns:v="urn:schemas-microsoft-com:vml" xmlns:wp14="http://schemas.microsoft.com/office/word/2010/wordprocessingDrawing" xmlns:wp="http://schemas.openxmlformats.org/drawingml/2006/wordprocessingDrawing" xmlns:w10="urn:schemas-microsoft-com:office:word" xmlns:w="http://schemas.openxmlformats.org/wordprocessingml/2006/main" xmlns:w14="http://schemas.microsoft.com/office/word/2010/wordml" xmlns:w15="http://schemas.microsoft.com/office/word/2012/wordml" xmlns:w16cex="http://schemas.microsoft.com/office/word/2018/wordml/cex" xmlns:w16cid="http://schemas.microsoft.com/office/word/2016/wordml/cid" xmlns:w16="http://schemas.microsoft.com/office/word/2018/wordml" xmlns:w16sdtdh="http://schemas.microsoft.com/office/word/2020/wordml/sdtdatahash" xmlns:w16se="http://schemas.microsoft.com/office/word/2015/wordml/symex" xmlns:wpg="http://schemas.microsoft.com/office/word/2010/wordprocessingGroup" xmlns:wpi="http://schemas.microsoft.com/office/word/2010/wordprocessingInk" xmlns:wne="http://schemas.microsoft.com/office/word/2006/wordml" xmlns:wps="http://schemas.microsoft.com/office/word/2010/wordprocessingShape" mc:Ignorable="w14 w15 w16se w16cid w16 w16cex w16sdtdh wp14">
+<w:ftr xmlns:wpc="http://schemas.microsoft.com/office/word/2010/wordprocessingCanvas" xmlns:cx="http://schemas.microsoft.com/office/drawing/2014/chartex" xmlns:cx1="http://schemas.microsoft.com/office/drawing/2015/9/8/chartex" xmlns:cx2="http://schemas.microsoft.com/office/drawing/2015/10/21/chartex" xmlns:cx3="http://schemas.microsoft.com/office/drawing/2016/5/9/chartex" xmlns:cx4="http://schemas.microsoft.com/office/drawing/2016/5/10/chartex" xmlns:cx5="http://schemas.microsoft.com/office/drawing/2016/5/11/chartex" xmlns:cx6="http://schemas.microsoft.com/office/drawing/2016/5/12/chartex" xmlns:cx7="http://schemas.microsoft.com/office/drawing/2016/5/13/chartex" xmlns:cx8="http://schemas.microsoft.com/office/drawing/2016/5/14/chartex" xmlns:mc="http://schemas.openxmlformats.org/markup-compatibility/2006" xmlns:aink="http://schemas.microsoft.com/office/drawing/2016/ink" xmlns:am3d="http://schemas.microsoft.com/office/drawing/2017/model3d" xmlns:o="urn:schemas-microsoft-com:office:office" xmlns:oel="http://schemas.microsoft.com/office/2019/extlst" xmlns:r="http://schemas.openxmlformats.org/officeDocument/2006/relationships" xmlns:m="http://schemas.openxmlformats.org/officeDocument/2006/math" xmlns:v="urn:schemas-microsoft-com:vml" xmlns:wp14="http://schemas.microsoft.com/office/word/2010/wordprocessingDrawing" xmlns:wp="http://schemas.openxmlformats.org/drawingml/2006/wordprocessingDrawing" xmlns:w10="urn:schemas-microsoft-com:office:word" xmlns:w="http://schemas.openxmlformats.org/wordprocessingml/2006/main" xmlns:w14="http://schemas.microsoft.com/office/word/2010/wordml" xmlns:w15="http://schemas.microsoft.com/office/word/2012/wordml" xmlns:w16cex="http://schemas.microsoft.com/office/word/2018/wordml/cex" xmlns:w16cid="http://schemas.microsoft.com/office/word/2016/wordml/cid" xmlns:w16="http://schemas.microsoft.com/office/word/2018/wordml" xmlns:w16du="http://schemas.microsoft.com/office/word/2023/wordml/word16du" xmlns:w16sdtdh="http://schemas.microsoft.com/office/word/2020/wordml/sdtdatahash" xmlns:w16sdtfl="http://schemas.microsoft.com/office/word/2024/wordml/sdtformatlock" xmlns:w16se="http://schemas.microsoft.com/office/word/2015/wordml/symex" xmlns:wpg="http://schemas.microsoft.com/office/word/2010/wordprocessingGroup" xmlns:wpi="http://schemas.microsoft.com/office/word/2010/wordprocessingInk" xmlns:wne="http://schemas.microsoft.com/office/word/2006/wordml" xmlns:wps="http://schemas.microsoft.com/office/word/2010/wordprocessingShape" mc:Ignorable="w14 w15 w16se w16cid w16 w16cex w16sdtdh w16sdtfl w16du wp14">
   <w:p>
     <w:pPr>
       <w:pStyle w:val="BodyText"/>
@@ -45958,7 +45781,7 @@
               <v:stroke joinstyle="miter"/>
               <v:path gradientshapeok="t" o:connecttype="rect"/>
             </v:shapetype>
-            <v:shape id="Textbox 23" o:spid="_x0000_s1042" type="#_x0000_t202" style="position:absolute;margin-left:450.15pt;margin-top:727.3pt;width:95.15pt;height:12.8pt;z-index:-16694272;visibility:visible;mso-wrap-style:square;mso-wrap-distance-left:0;mso-wrap-distance-top:0;mso-wrap-distance-right:0;mso-wrap-distance-bottom:0;mso-position-horizontal:absolute;mso-position-horizontal-relative:page;mso-position-vertical:absolute;mso-position-vertical-relative:page;v-text-anchor:top" o:gfxdata="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" filled="f" stroked="f">
+            <v:shape id="Textbox 23" o:spid="_x0000_s1042" type="#_x0000_t202" style="position:absolute;margin-left:450.15pt;margin-top:727.3pt;width:95.15pt;height:12.8pt;z-index:-16694272;visibility:visible;mso-wrap-style:square;mso-wrap-distance-left:0;mso-wrap-distance-top:0;mso-wrap-distance-right:0;mso-wrap-distance-bottom:0;mso-position-horizontal:absolute;mso-position-horizontal-relative:page;mso-position-vertical:absolute;mso-position-vertical-relative:page;v-text-anchor:top" o:gfxdata="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" filled="f" stroked="f">
               <v:textbox inset="0,0,0,0">
                 <w:txbxContent>
                   <w:p>
@@ -45984,7 +45807,7 @@
 </file>
 
 <file path=word/footer5.xml><?xml version="1.0" encoding="utf-8"?>
-<w:ftr xmlns:wpc="http://schemas.microsoft.com/office/word/2010/wordprocessingCanvas" xmlns:cx="http://schemas.microsoft.com/office/drawing/2014/chartex" xmlns:cx1="http://schemas.microsoft.com/office/drawing/2015/9/8/chartex" xmlns:cx2="http://schemas.microsoft.com/office/drawing/2015/10/21/chartex" xmlns:cx3="http://schemas.microsoft.com/office/drawing/2016/5/9/chartex" xmlns:cx4="http://schemas.microsoft.com/office/drawing/2016/5/10/chartex" xmlns:cx5="http://schemas.microsoft.com/office/drawing/2016/5/11/chartex" xmlns:cx6="http://schemas.microsoft.com/office/drawing/2016/5/12/chartex" xmlns:cx7="http://schemas.microsoft.com/office/drawing/2016/5/13/chartex" xmlns:cx8="http://schemas.microsoft.com/office/drawing/2016/5/14/chartex" xmlns:mc="http://schemas.openxmlformats.org/markup-compatibility/2006" xmlns:aink="http://schemas.microsoft.com/office/drawing/2016/ink" xmlns:am3d="http://schemas.microsoft.com/office/drawing/2017/model3d" xmlns:o="urn:schemas-microsoft-com:office:office" xmlns:r="http://schemas.openxmlformats.org/officeDocument/2006/relationships" xmlns:m="http://schemas.openxmlformats.org/officeDocument/2006/math" xmlns:v="urn:schemas-microsoft-com:vml" xmlns:wp14="http://schemas.microsoft.com/office/word/2010/wordprocessingDrawing" xmlns:wp="http://schemas.openxmlformats.org/drawingml/2006/wordprocessingDrawing" xmlns:w10="urn:schemas-microsoft-com:office:word" xmlns:w="http://schemas.openxmlformats.org/wordprocessingml/2006/main" xmlns:w14="http://schemas.microsoft.com/office/word/2010/wordml" xmlns:w15="http://schemas.microsoft.com/office/word/2012/wordml" xmlns:w16cex="http://schemas.microsoft.com/office/word/2018/wordml/cex" xmlns:w16cid="http://schemas.microsoft.com/office/word/2016/wordml/cid" xmlns:w16="http://schemas.microsoft.com/office/word/2018/wordml" xmlns:w16sdtdh="http://schemas.microsoft.com/office/word/2020/wordml/sdtdatahash" xmlns:w16se="http://schemas.microsoft.com/office/word/2015/wordml/symex" xmlns:wpg="http://schemas.microsoft.com/office/word/2010/wordprocessingGroup" xmlns:wpi="http://schemas.microsoft.com/office/word/2010/wordprocessingInk" xmlns:wne="http://schemas.microsoft.com/office/word/2006/wordml" xmlns:wps="http://schemas.microsoft.com/office/word/2010/wordprocessingShape" mc:Ignorable="w14 w15 w16se w16cid w16 w16cex w16sdtdh wp14">
+<w:ftr xmlns:wpc="http://schemas.microsoft.com/office/word/2010/wordprocessingCanvas" xmlns:cx="http://schemas.microsoft.com/office/drawing/2014/chartex" xmlns:cx1="http://schemas.microsoft.com/office/drawing/2015/9/8/chartex" xmlns:cx2="http://schemas.microsoft.com/office/drawing/2015/10/21/chartex" xmlns:cx3="http://schemas.microsoft.com/office/drawing/2016/5/9/chartex" xmlns:cx4="http://schemas.microsoft.com/office/drawing/2016/5/10/chartex" xmlns:cx5="http://schemas.microsoft.com/office/drawing/2016/5/11/chartex" xmlns:cx6="http://schemas.microsoft.com/office/drawing/2016/5/12/chartex" xmlns:cx7="http://schemas.microsoft.com/office/drawing/2016/5/13/chartex" xmlns:cx8="http://schemas.microsoft.com/office/drawing/2016/5/14/chartex" xmlns:mc="http://schemas.openxmlformats.org/markup-compatibility/2006" xmlns:aink="http://schemas.microsoft.com/office/drawing/2016/ink" xmlns:am3d="http://schemas.microsoft.com/office/drawing/2017/model3d" xmlns:o="urn:schemas-microsoft-com:office:office" xmlns:oel="http://schemas.microsoft.com/office/2019/extlst" xmlns:r="http://schemas.openxmlformats.org/officeDocument/2006/relationships" xmlns:m="http://schemas.openxmlformats.org/officeDocument/2006/math" xmlns:v="urn:schemas-microsoft-com:vml" xmlns:wp14="http://schemas.microsoft.com/office/word/2010/wordprocessingDrawing" xmlns:wp="http://schemas.openxmlformats.org/drawingml/2006/wordprocessingDrawing" xmlns:w10="urn:schemas-microsoft-com:office:word" xmlns:w="http://schemas.openxmlformats.org/wordprocessingml/2006/main" xmlns:w14="http://schemas.microsoft.com/office/word/2010/wordml" xmlns:w15="http://schemas.microsoft.com/office/word/2012/wordml" xmlns:w16cex="http://schemas.microsoft.com/office/word/2018/wordml/cex" xmlns:w16cid="http://schemas.microsoft.com/office/word/2016/wordml/cid" xmlns:w16="http://schemas.microsoft.com/office/word/2018/wordml" xmlns:w16du="http://schemas.microsoft.com/office/word/2023/wordml/word16du" xmlns:w16sdtdh="http://schemas.microsoft.com/office/word/2020/wordml/sdtdatahash" xmlns:w16sdtfl="http://schemas.microsoft.com/office/word/2024/wordml/sdtformatlock" xmlns:w16se="http://schemas.microsoft.com/office/word/2015/wordml/symex" xmlns:wpg="http://schemas.microsoft.com/office/word/2010/wordprocessingGroup" xmlns:wpi="http://schemas.microsoft.com/office/word/2010/wordprocessingInk" xmlns:wne="http://schemas.microsoft.com/office/word/2006/wordml" xmlns:wps="http://schemas.microsoft.com/office/word/2010/wordprocessingShape" mc:Ignorable="w14 w15 w16se w16cid w16 w16cex w16sdtdh w16sdtfl w16du wp14">
   <w:p>
     <w:pPr>
       <w:pStyle w:val="BodyText"/>
@@ -46152,7 +45975,7 @@
               <v:stroke joinstyle="miter"/>
               <v:path gradientshapeok="t" o:connecttype="rect"/>
             </v:shapetype>
-            <v:shape id="Textbox 103" o:spid="_x0000_s1047" type="#_x0000_t202" style="position:absolute;margin-left:49.95pt;margin-top:727.3pt;width:95.15pt;height:12.8pt;z-index:-251649024;visibility:visible;mso-wrap-style:square;mso-wrap-distance-left:0;mso-wrap-distance-top:0;mso-wrap-distance-right:0;mso-wrap-distance-bottom:0;mso-position-horizontal:absolute;mso-position-horizontal-relative:page;mso-position-vertical:absolute;mso-position-vertical-relative:page;v-text-anchor:top" o:gfxdata="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" filled="f" stroked="f">
+            <v:shape id="Textbox 103" o:spid="_x0000_s1047" type="#_x0000_t202" style="position:absolute;margin-left:49.95pt;margin-top:727.3pt;width:95.15pt;height:12.8pt;z-index:-251649024;visibility:visible;mso-wrap-style:square;mso-wrap-distance-left:0;mso-wrap-distance-top:0;mso-wrap-distance-right:0;mso-wrap-distance-bottom:0;mso-position-horizontal:absolute;mso-position-horizontal-relative:page;mso-position-vertical:absolute;mso-position-vertical-relative:page;v-text-anchor:top" o:gfxdata="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" filled="f" stroked="f">
               <v:textbox inset="0,0,0,0">
                 <w:txbxContent>
                   <w:p>
@@ -46226,7 +46049,7 @@
 </file>
 
 <file path=word/footer6.xml><?xml version="1.0" encoding="utf-8"?>
-<w:ftr xmlns:wpc="http://schemas.microsoft.com/office/word/2010/wordprocessingCanvas" xmlns:cx="http://schemas.microsoft.com/office/drawing/2014/chartex" xmlns:cx1="http://schemas.microsoft.com/office/drawing/2015/9/8/chartex" xmlns:cx2="http://schemas.microsoft.com/office/drawing/2015/10/21/chartex" xmlns:cx3="http://schemas.microsoft.com/office/drawing/2016/5/9/chartex" xmlns:cx4="http://schemas.microsoft.com/office/drawing/2016/5/10/chartex" xmlns:cx5="http://schemas.microsoft.com/office/drawing/2016/5/11/chartex" xmlns:cx6="http://schemas.microsoft.com/office/drawing/2016/5/12/chartex" xmlns:cx7="http://schemas.microsoft.com/office/drawing/2016/5/13/chartex" xmlns:cx8="http://schemas.microsoft.com/office/drawing/2016/5/14/chartex" xmlns:mc="http://schemas.openxmlformats.org/markup-compatibility/2006" xmlns:aink="http://schemas.microsoft.com/office/drawing/2016/ink" xmlns:am3d="http://schemas.microsoft.com/office/drawing/2017/model3d" xmlns:o="urn:schemas-microsoft-com:office:office" xmlns:r="http://schemas.openxmlformats.org/officeDocument/2006/relationships" xmlns:m="http://schemas.openxmlformats.org/officeDocument/2006/math" xmlns:v="urn:schemas-microsoft-com:vml" xmlns:wp14="http://schemas.microsoft.com/office/word/2010/wordprocessingDrawing" xmlns:wp="http://schemas.openxmlformats.org/drawingml/2006/wordprocessingDrawing" xmlns:w10="urn:schemas-microsoft-com:office:word" xmlns:w="http://schemas.openxmlformats.org/wordprocessingml/2006/main" xmlns:w14="http://schemas.microsoft.com/office/word/2010/wordml" xmlns:w15="http://schemas.microsoft.com/office/word/2012/wordml" xmlns:w16cex="http://schemas.microsoft.com/office/word/2018/wordml/cex" xmlns:w16cid="http://schemas.microsoft.com/office/word/2016/wordml/cid" xmlns:w16="http://schemas.microsoft.com/office/word/2018/wordml" xmlns:w16sdtdh="http://schemas.microsoft.com/office/word/2020/wordml/sdtdatahash" xmlns:w16se="http://schemas.microsoft.com/office/word/2015/wordml/symex" xmlns:wpg="http://schemas.microsoft.com/office/word/2010/wordprocessingGroup" xmlns:wpi="http://schemas.microsoft.com/office/word/2010/wordprocessingInk" xmlns:wne="http://schemas.microsoft.com/office/word/2006/wordml" xmlns:wps="http://schemas.microsoft.com/office/word/2010/wordprocessingShape" mc:Ignorable="w14 w15 w16se w16cid w16 w16cex w16sdtdh wp14">
+<w:ftr xmlns:wpc="http://schemas.microsoft.com/office/word/2010/wordprocessingCanvas" xmlns:cx="http://schemas.microsoft.com/office/drawing/2014/chartex" xmlns:cx1="http://schemas.microsoft.com/office/drawing/2015/9/8/chartex" xmlns:cx2="http://schemas.microsoft.com/office/drawing/2015/10/21/chartex" xmlns:cx3="http://schemas.microsoft.com/office/drawing/2016/5/9/chartex" xmlns:cx4="http://schemas.microsoft.com/office/drawing/2016/5/10/chartex" xmlns:cx5="http://schemas.microsoft.com/office/drawing/2016/5/11/chartex" xmlns:cx6="http://schemas.microsoft.com/office/drawing/2016/5/12/chartex" xmlns:cx7="http://schemas.microsoft.com/office/drawing/2016/5/13/chartex" xmlns:cx8="http://schemas.microsoft.com/office/drawing/2016/5/14/chartex" xmlns:mc="http://schemas.openxmlformats.org/markup-compatibility/2006" xmlns:aink="http://schemas.microsoft.com/office/drawing/2016/ink" xmlns:am3d="http://schemas.microsoft.com/office/drawing/2017/model3d" xmlns:o="urn:schemas-microsoft-com:office:office" xmlns:oel="http://schemas.microsoft.com/office/2019/extlst" xmlns:r="http://schemas.openxmlformats.org/officeDocument/2006/relationships" xmlns:m="http://schemas.openxmlformats.org/officeDocument/2006/math" xmlns:v="urn:schemas-microsoft-com:vml" xmlns:wp14="http://schemas.microsoft.com/office/word/2010/wordprocessingDrawing" xmlns:wp="http://schemas.openxmlformats.org/drawingml/2006/wordprocessingDrawing" xmlns:w10="urn:schemas-microsoft-com:office:word" xmlns:w="http://schemas.openxmlformats.org/wordprocessingml/2006/main" xmlns:w14="http://schemas.microsoft.com/office/word/2010/wordml" xmlns:w15="http://schemas.microsoft.com/office/word/2012/wordml" xmlns:w16cex="http://schemas.microsoft.com/office/word/2018/wordml/cex" xmlns:w16cid="http://schemas.microsoft.com/office/word/2016/wordml/cid" xmlns:w16="http://schemas.microsoft.com/office/word/2018/wordml" xmlns:w16du="http://schemas.microsoft.com/office/word/2023/wordml/word16du" xmlns:w16sdtdh="http://schemas.microsoft.com/office/word/2020/wordml/sdtdatahash" xmlns:w16sdtfl="http://schemas.microsoft.com/office/word/2024/wordml/sdtformatlock" xmlns:w16se="http://schemas.microsoft.com/office/word/2015/wordml/symex" xmlns:wpg="http://schemas.microsoft.com/office/word/2010/wordprocessingGroup" xmlns:wpi="http://schemas.microsoft.com/office/word/2010/wordprocessingInk" xmlns:wne="http://schemas.microsoft.com/office/word/2006/wordml" xmlns:wps="http://schemas.microsoft.com/office/word/2010/wordprocessingShape" mc:Ignorable="w14 w15 w16se w16cid w16 w16cex w16sdtdh w16sdtfl w16du wp14">
   <w:p>
     <w:pPr>
       <w:pStyle w:val="BodyText"/>
@@ -46394,7 +46217,7 @@
               <v:stroke joinstyle="miter"/>
               <v:path gradientshapeok="t" o:connecttype="rect"/>
             </v:shapetype>
-            <v:shape id="Textbox 101" o:spid="_x0000_s1048" type="#_x0000_t202" style="position:absolute;margin-left:450.15pt;margin-top:727.3pt;width:95.15pt;height:12.8pt;z-index:-251653120;visibility:visible;mso-wrap-style:square;mso-wrap-distance-left:0;mso-wrap-distance-top:0;mso-wrap-distance-right:0;mso-wrap-distance-bottom:0;mso-position-horizontal:absolute;mso-position-horizontal-relative:page;mso-position-vertical:absolute;mso-position-vertical-relative:page;v-text-anchor:top" o:gfxdata="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" filled="f" stroked="f">
+            <v:shape id="Textbox 101" o:spid="_x0000_s1048" type="#_x0000_t202" style="position:absolute;margin-left:450.15pt;margin-top:727.3pt;width:95.15pt;height:12.8pt;z-index:-251653120;visibility:visible;mso-wrap-style:square;mso-wrap-distance-left:0;mso-wrap-distance-top:0;mso-wrap-distance-right:0;mso-wrap-distance-bottom:0;mso-position-horizontal:absolute;mso-position-horizontal-relative:page;mso-position-vertical:absolute;mso-position-vertical-relative:page;v-text-anchor:top" o:gfxdata="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" filled="f" stroked="f">
               <v:textbox inset="0,0,0,0">
                 <w:txbxContent>
                   <w:p>
@@ -46468,7 +46291,7 @@
 </file>
 
 <file path=word/footnotes.xml><?xml version="1.0" encoding="utf-8"?>
-<w:footnotes xmlns:wpc="http://schemas.microsoft.com/office/word/2010/wordprocessingCanvas" xmlns:cx="http://schemas.microsoft.com/office/drawing/2014/chartex" xmlns:cx1="http://schemas.microsoft.com/office/drawing/2015/9/8/chartex" xmlns:cx2="http://schemas.microsoft.com/office/drawing/2015/10/21/chartex" xmlns:cx3="http://schemas.microsoft.com/office/drawing/2016/5/9/chartex" xmlns:cx4="http://schemas.microsoft.com/office/drawing/2016/5/10/chartex" xmlns:cx5="http://schemas.microsoft.com/office/drawing/2016/5/11/chartex" xmlns:cx6="http://schemas.microsoft.com/office/drawing/2016/5/12/chartex" xmlns:cx7="http://schemas.microsoft.com/office/drawing/2016/5/13/chartex" xmlns:cx8="http://schemas.microsoft.com/office/drawing/2016/5/14/chartex" xmlns:mc="http://schemas.openxmlformats.org/markup-compatibility/2006" xmlns:aink="http://schemas.microsoft.com/office/drawing/2016/ink" xmlns:am3d="http://schemas.microsoft.com/office/drawing/2017/model3d" xmlns:o="urn:schemas-microsoft-com:office:office" xmlns:r="http://schemas.openxmlformats.org/officeDocument/2006/relationships" xmlns:m="http://schemas.openxmlformats.org/officeDocument/2006/math" xmlns:v="urn:schemas-microsoft-com:vml" xmlns:wp14="http://schemas.microsoft.com/office/word/2010/wordprocessingDrawing" xmlns:wp="http://schemas.openxmlformats.org/drawingml/2006/wordprocessingDrawing" xmlns:w10="urn:schemas-microsoft-com:office:word" xmlns:w="http://schemas.openxmlformats.org/wordprocessingml/2006/main" xmlns:w14="http://schemas.microsoft.com/office/word/2010/wordml" xmlns:w15="http://schemas.microsoft.com/office/word/2012/wordml" xmlns:w16cex="http://schemas.microsoft.com/office/word/2018/wordml/cex" xmlns:w16cid="http://schemas.microsoft.com/office/word/2016/wordml/cid" xmlns:w16="http://schemas.microsoft.com/office/word/2018/wordml" xmlns:w16sdtdh="http://schemas.microsoft.com/office/word/2020/wordml/sdtdatahash" xmlns:w16se="http://schemas.microsoft.com/office/word/2015/wordml/symex" xmlns:wpg="http://schemas.microsoft.com/office/word/2010/wordprocessingGroup" xmlns:wpi="http://schemas.microsoft.com/office/word/2010/wordprocessingInk" xmlns:wne="http://schemas.microsoft.com/office/word/2006/wordml" xmlns:wps="http://schemas.microsoft.com/office/word/2010/wordprocessingShape" mc:Ignorable="w14 w15 w16se w16cid w16 w16cex w16sdtdh wp14">
+<w:footnotes xmlns:wpc="http://schemas.microsoft.com/office/word/2010/wordprocessingCanvas" xmlns:cx="http://schemas.microsoft.com/office/drawing/2014/chartex" xmlns:cx1="http://schemas.microsoft.com/office/drawing/2015/9/8/chartex" xmlns:cx2="http://schemas.microsoft.com/office/drawing/2015/10/21/chartex" xmlns:cx3="http://schemas.microsoft.com/office/drawing/2016/5/9/chartex" xmlns:cx4="http://schemas.microsoft.com/office/drawing/2016/5/10/chartex" xmlns:cx5="http://schemas.microsoft.com/office/drawing/2016/5/11/chartex" xmlns:cx6="http://schemas.microsoft.com/office/drawing/2016/5/12/chartex" xmlns:cx7="http://schemas.microsoft.com/office/drawing/2016/5/13/chartex" xmlns:cx8="http://schemas.microsoft.com/office/drawing/2016/5/14/chartex" xmlns:mc="http://schemas.openxmlformats.org/markup-compatibility/2006" xmlns:aink="http://schemas.microsoft.com/office/drawing/2016/ink" xmlns:am3d="http://schemas.microsoft.com/office/drawing/2017/model3d" xmlns:o="urn:schemas-microsoft-com:office:office" xmlns:oel="http://schemas.microsoft.com/office/2019/extlst" xmlns:r="http://schemas.openxmlformats.org/officeDocument/2006/relationships" xmlns:m="http://schemas.openxmlformats.org/officeDocument/2006/math" xmlns:v="urn:schemas-microsoft-com:vml" xmlns:wp14="http://schemas.microsoft.com/office/word/2010/wordprocessingDrawing" xmlns:wp="http://schemas.openxmlformats.org/drawingml/2006/wordprocessingDrawing" xmlns:w10="urn:schemas-microsoft-com:office:word" xmlns:w="http://schemas.openxmlformats.org/wordprocessingml/2006/main" xmlns:w14="http://schemas.microsoft.com/office/word/2010/wordml" xmlns:w15="http://schemas.microsoft.com/office/word/2012/wordml" xmlns:w16cex="http://schemas.microsoft.com/office/word/2018/wordml/cex" xmlns:w16cid="http://schemas.microsoft.com/office/word/2016/wordml/cid" xmlns:w16="http://schemas.microsoft.com/office/word/2018/wordml" xmlns:w16du="http://schemas.microsoft.com/office/word/2023/wordml/word16du" xmlns:w16sdtdh="http://schemas.microsoft.com/office/word/2020/wordml/sdtdatahash" xmlns:w16sdtfl="http://schemas.microsoft.com/office/word/2024/wordml/sdtformatlock" xmlns:w16se="http://schemas.microsoft.com/office/word/2015/wordml/symex" xmlns:wpg="http://schemas.microsoft.com/office/word/2010/wordprocessingGroup" xmlns:wpi="http://schemas.microsoft.com/office/word/2010/wordprocessingInk" xmlns:wne="http://schemas.microsoft.com/office/word/2006/wordml" xmlns:wps="http://schemas.microsoft.com/office/word/2010/wordprocessingShape" mc:Ignorable="w14 w15 w16se w16cid w16 w16cex w16sdtdh w16sdtfl w16du wp14">
   <w:footnote w:type="separator" w:id="-1">
     <w:p>
       <w:r>
@@ -46487,7 +46310,7 @@
 </file>
 
 <file path=word/header1.xml><?xml version="1.0" encoding="utf-8"?>
-<w:hdr xmlns:wpc="http://schemas.microsoft.com/office/word/2010/wordprocessingCanvas" xmlns:cx="http://schemas.microsoft.com/office/drawing/2014/chartex" xmlns:cx1="http://schemas.microsoft.com/office/drawing/2015/9/8/chartex" xmlns:cx2="http://schemas.microsoft.com/office/drawing/2015/10/21/chartex" xmlns:cx3="http://schemas.microsoft.com/office/drawing/2016/5/9/chartex" xmlns:cx4="http://schemas.microsoft.com/office/drawing/2016/5/10/chartex" xmlns:cx5="http://schemas.microsoft.com/office/drawing/2016/5/11/chartex" xmlns:cx6="http://schemas.microsoft.com/office/drawing/2016/5/12/chartex" xmlns:cx7="http://schemas.microsoft.com/office/drawing/2016/5/13/chartex" xmlns:cx8="http://schemas.microsoft.com/office/drawing/2016/5/14/chartex" xmlns:mc="http://schemas.openxmlformats.org/markup-compatibility/2006" xmlns:aink="http://schemas.microsoft.com/office/drawing/2016/ink" xmlns:am3d="http://schemas.microsoft.com/office/drawing/2017/model3d" xmlns:o="urn:schemas-microsoft-com:office:office" xmlns:r="http://schemas.openxmlformats.org/officeDocument/2006/relationships" xmlns:m="http://schemas.openxmlformats.org/officeDocument/2006/math" xmlns:v="urn:schemas-microsoft-com:vml" xmlns:wp14="http://schemas.microsoft.com/office/word/2010/wordprocessingDrawing" xmlns:wp="http://schemas.openxmlformats.org/drawingml/2006/wordprocessingDrawing" xmlns:w10="urn:schemas-microsoft-com:office:word" xmlns:w="http://schemas.openxmlformats.org/wordprocessingml/2006/main" xmlns:w14="http://schemas.microsoft.com/office/word/2010/wordml" xmlns:w15="http://schemas.microsoft.com/office/word/2012/wordml" xmlns:w16cex="http://schemas.microsoft.com/office/word/2018/wordml/cex" xmlns:w16cid="http://schemas.microsoft.com/office/word/2016/wordml/cid" xmlns:w16="http://schemas.microsoft.com/office/word/2018/wordml" xmlns:w16sdtdh="http://schemas.microsoft.com/office/word/2020/wordml/sdtdatahash" xmlns:w16se="http://schemas.microsoft.com/office/word/2015/wordml/symex" xmlns:wpg="http://schemas.microsoft.com/office/word/2010/wordprocessingGroup" xmlns:wpi="http://schemas.microsoft.com/office/word/2010/wordprocessingInk" xmlns:wne="http://schemas.microsoft.com/office/word/2006/wordml" xmlns:wps="http://schemas.microsoft.com/office/word/2010/wordprocessingShape" mc:Ignorable="w14 w15 w16se w16cid w16 w16cex w16sdtdh wp14">
+<w:hdr xmlns:wpc="http://schemas.microsoft.com/office/word/2010/wordprocessingCanvas" xmlns:cx="http://schemas.microsoft.com/office/drawing/2014/chartex" xmlns:cx1="http://schemas.microsoft.com/office/drawing/2015/9/8/chartex" xmlns:cx2="http://schemas.microsoft.com/office/drawing/2015/10/21/chartex" xmlns:cx3="http://schemas.microsoft.com/office/drawing/2016/5/9/chartex" xmlns:cx4="http://schemas.microsoft.com/office/drawing/2016/5/10/chartex" xmlns:cx5="http://schemas.microsoft.com/office/drawing/2016/5/11/chartex" xmlns:cx6="http://schemas.microsoft.com/office/drawing/2016/5/12/chartex" xmlns:cx7="http://schemas.microsoft.com/office/drawing/2016/5/13/chartex" xmlns:cx8="http://schemas.microsoft.com/office/drawing/2016/5/14/chartex" xmlns:mc="http://schemas.openxmlformats.org/markup-compatibility/2006" xmlns:aink="http://schemas.microsoft.com/office/drawing/2016/ink" xmlns:am3d="http://schemas.microsoft.com/office/drawing/2017/model3d" xmlns:o="urn:schemas-microsoft-com:office:office" xmlns:oel="http://schemas.microsoft.com/office/2019/extlst" xmlns:r="http://schemas.openxmlformats.org/officeDocument/2006/relationships" xmlns:m="http://schemas.openxmlformats.org/officeDocument/2006/math" xmlns:v="urn:schemas-microsoft-com:vml" xmlns:wp14="http://schemas.microsoft.com/office/word/2010/wordprocessingDrawing" xmlns:wp="http://schemas.openxmlformats.org/drawingml/2006/wordprocessingDrawing" xmlns:w10="urn:schemas-microsoft-com:office:word" xmlns:w="http://schemas.openxmlformats.org/wordprocessingml/2006/main" xmlns:w14="http://schemas.microsoft.com/office/word/2010/wordml" xmlns:w15="http://schemas.microsoft.com/office/word/2012/wordml" xmlns:w16cex="http://schemas.microsoft.com/office/word/2018/wordml/cex" xmlns:w16cid="http://schemas.microsoft.com/office/word/2016/wordml/cid" xmlns:w16="http://schemas.microsoft.com/office/word/2018/wordml" xmlns:w16du="http://schemas.microsoft.com/office/word/2023/wordml/word16du" xmlns:w16sdtdh="http://schemas.microsoft.com/office/word/2020/wordml/sdtdatahash" xmlns:w16sdtfl="http://schemas.microsoft.com/office/word/2024/wordml/sdtformatlock" xmlns:w16se="http://schemas.microsoft.com/office/word/2015/wordml/symex" xmlns:wpg="http://schemas.microsoft.com/office/word/2010/wordprocessingGroup" xmlns:wpi="http://schemas.microsoft.com/office/word/2010/wordprocessingInk" xmlns:wne="http://schemas.microsoft.com/office/word/2006/wordml" xmlns:wps="http://schemas.microsoft.com/office/word/2010/wordprocessingShape" mc:Ignorable="w14 w15 w16se w16cid w16 w16cex w16sdtdh w16sdtfl w16du wp14">
   <w:p>
     <w:pPr>
       <w:pStyle w:val="BodyText"/>
@@ -46637,7 +46460,7 @@
               <v:stroke joinstyle="miter"/>
               <v:path gradientshapeok="t" o:connecttype="rect"/>
             </v:shapetype>
-            <v:shape id="Textbox 17" o:spid="_x0000_s1039" type="#_x0000_t202" style="position:absolute;margin-left:50pt;margin-top:29.8pt;width:68.4pt;height:12.55pt;z-index:-16697344;visibility:visible;mso-wrap-style:square;mso-wrap-distance-left:0;mso-wrap-distance-top:0;mso-wrap-distance-right:0;mso-wrap-distance-bottom:0;mso-position-horizontal:absolute;mso-position-horizontal-relative:page;mso-position-vertical:absolute;mso-position-vertical-relative:page;v-text-anchor:top" o:gfxdata="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" filled="f" stroked="f">
+            <v:shape id="Textbox 17" o:spid="_x0000_s1039" type="#_x0000_t202" style="position:absolute;margin-left:50pt;margin-top:29.8pt;width:68.4pt;height:12.55pt;z-index:-16697344;visibility:visible;mso-wrap-style:square;mso-wrap-distance-left:0;mso-wrap-distance-top:0;mso-wrap-distance-right:0;mso-wrap-distance-bottom:0;mso-position-horizontal:absolute;mso-position-horizontal-relative:page;mso-position-vertical:absolute;mso-position-vertical-relative:page;v-text-anchor:top" o:gfxdata="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" filled="f" stroked="f">
               <v:textbox inset="0,0,0,0">
                 <w:txbxContent>
                   <w:p>
@@ -46662,7 +46485,7 @@
 </file>
 
 <file path=word/header2.xml><?xml version="1.0" encoding="utf-8"?>
-<w:hdr xmlns:wpc="http://schemas.microsoft.com/office/word/2010/wordprocessingCanvas" xmlns:cx="http://schemas.microsoft.com/office/drawing/2014/chartex" xmlns:cx1="http://schemas.microsoft.com/office/drawing/2015/9/8/chartex" xmlns:cx2="http://schemas.microsoft.com/office/drawing/2015/10/21/chartex" xmlns:cx3="http://schemas.microsoft.com/office/drawing/2016/5/9/chartex" xmlns:cx4="http://schemas.microsoft.com/office/drawing/2016/5/10/chartex" xmlns:cx5="http://schemas.microsoft.com/office/drawing/2016/5/11/chartex" xmlns:cx6="http://schemas.microsoft.com/office/drawing/2016/5/12/chartex" xmlns:cx7="http://schemas.microsoft.com/office/drawing/2016/5/13/chartex" xmlns:cx8="http://schemas.microsoft.com/office/drawing/2016/5/14/chartex" xmlns:mc="http://schemas.openxmlformats.org/markup-compatibility/2006" xmlns:aink="http://schemas.microsoft.com/office/drawing/2016/ink" xmlns:am3d="http://schemas.microsoft.com/office/drawing/2017/model3d" xmlns:o="urn:schemas-microsoft-com:office:office" xmlns:r="http://schemas.openxmlformats.org/officeDocument/2006/relationships" xmlns:m="http://schemas.openxmlformats.org/officeDocument/2006/math" xmlns:v="urn:schemas-microsoft-com:vml" xmlns:wp14="http://schemas.microsoft.com/office/word/2010/wordprocessingDrawing" xmlns:wp="http://schemas.openxmlformats.org/drawingml/2006/wordprocessingDrawing" xmlns:w10="urn:schemas-microsoft-com:office:word" xmlns:w="http://schemas.openxmlformats.org/wordprocessingml/2006/main" xmlns:w14="http://schemas.microsoft.com/office/word/2010/wordml" xmlns:w15="http://schemas.microsoft.com/office/word/2012/wordml" xmlns:w16cex="http://schemas.microsoft.com/office/word/2018/wordml/cex" xmlns:w16cid="http://schemas.microsoft.com/office/word/2016/wordml/cid" xmlns:w16="http://schemas.microsoft.com/office/word/2018/wordml" xmlns:w16sdtdh="http://schemas.microsoft.com/office/word/2020/wordml/sdtdatahash" xmlns:w16se="http://schemas.microsoft.com/office/word/2015/wordml/symex" xmlns:wpg="http://schemas.microsoft.com/office/word/2010/wordprocessingGroup" xmlns:wpi="http://schemas.microsoft.com/office/word/2010/wordprocessingInk" xmlns:wne="http://schemas.microsoft.com/office/word/2006/wordml" xmlns:wps="http://schemas.microsoft.com/office/word/2010/wordprocessingShape" mc:Ignorable="w14 w15 w16se w16cid w16 w16cex w16sdtdh wp14">
+<w:hdr xmlns:wpc="http://schemas.microsoft.com/office/word/2010/wordprocessingCanvas" xmlns:cx="http://schemas.microsoft.com/office/drawing/2014/chartex" xmlns:cx1="http://schemas.microsoft.com/office/drawing/2015/9/8/chartex" xmlns:cx2="http://schemas.microsoft.com/office/drawing/2015/10/21/chartex" xmlns:cx3="http://schemas.microsoft.com/office/drawing/2016/5/9/chartex" xmlns:cx4="http://schemas.microsoft.com/office/drawing/2016/5/10/chartex" xmlns:cx5="http://schemas.microsoft.com/office/drawing/2016/5/11/chartex" xmlns:cx6="http://schemas.microsoft.com/office/drawing/2016/5/12/chartex" xmlns:cx7="http://schemas.microsoft.com/office/drawing/2016/5/13/chartex" xmlns:cx8="http://schemas.microsoft.com/office/drawing/2016/5/14/chartex" xmlns:mc="http://schemas.openxmlformats.org/markup-compatibility/2006" xmlns:aink="http://schemas.microsoft.com/office/drawing/2016/ink" xmlns:am3d="http://schemas.microsoft.com/office/drawing/2017/model3d" xmlns:o="urn:schemas-microsoft-com:office:office" xmlns:oel="http://schemas.microsoft.com/office/2019/extlst" xmlns:r="http://schemas.openxmlformats.org/officeDocument/2006/relationships" xmlns:m="http://schemas.openxmlformats.org/officeDocument/2006/math" xmlns:v="urn:schemas-microsoft-com:vml" xmlns:wp14="http://schemas.microsoft.com/office/word/2010/wordprocessingDrawing" xmlns:wp="http://schemas.openxmlformats.org/drawingml/2006/wordprocessingDrawing" xmlns:w10="urn:schemas-microsoft-com:office:word" xmlns:w="http://schemas.openxmlformats.org/wordprocessingml/2006/main" xmlns:w14="http://schemas.microsoft.com/office/word/2010/wordml" xmlns:w15="http://schemas.microsoft.com/office/word/2012/wordml" xmlns:w16cex="http://schemas.microsoft.com/office/word/2018/wordml/cex" xmlns:w16cid="http://schemas.microsoft.com/office/word/2016/wordml/cid" xmlns:w16="http://schemas.microsoft.com/office/word/2018/wordml" xmlns:w16du="http://schemas.microsoft.com/office/word/2023/wordml/word16du" xmlns:w16sdtdh="http://schemas.microsoft.com/office/word/2020/wordml/sdtdatahash" xmlns:w16sdtfl="http://schemas.microsoft.com/office/word/2024/wordml/sdtformatlock" xmlns:w16se="http://schemas.microsoft.com/office/word/2015/wordml/symex" xmlns:wpg="http://schemas.microsoft.com/office/word/2010/wordprocessingGroup" xmlns:wpi="http://schemas.microsoft.com/office/word/2010/wordprocessingInk" xmlns:wne="http://schemas.microsoft.com/office/word/2006/wordml" xmlns:wps="http://schemas.microsoft.com/office/word/2010/wordprocessingShape" mc:Ignorable="w14 w15 w16se w16cid w16 w16cex w16sdtdh w16sdtfl w16du wp14">
   <w:p>
     <w:pPr>
       <w:pStyle w:val="BodyText"/>
@@ -46814,7 +46637,7 @@
               <v:stroke joinstyle="miter"/>
               <v:path gradientshapeok="t" o:connecttype="rect"/>
             </v:shapetype>
-            <v:shape id="Textbox 20" o:spid="_x0000_s1040" type="#_x0000_t202" style="position:absolute;margin-left:476.9pt;margin-top:29.8pt;width:68.4pt;height:12.55pt;z-index:-16695808;visibility:visible;mso-wrap-style:square;mso-wrap-distance-left:0;mso-wrap-distance-top:0;mso-wrap-distance-right:0;mso-wrap-distance-bottom:0;mso-position-horizontal:absolute;mso-position-horizontal-relative:page;mso-position-vertical:absolute;mso-position-vertical-relative:page;v-text-anchor:top" o:gfxdata="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" filled="f" stroked="f">
+            <v:shape id="Textbox 20" o:spid="_x0000_s1040" type="#_x0000_t202" style="position:absolute;margin-left:476.9pt;margin-top:29.8pt;width:68.4pt;height:12.55pt;z-index:-16695808;visibility:visible;mso-wrap-style:square;mso-wrap-distance-left:0;mso-wrap-distance-top:0;mso-wrap-distance-right:0;mso-wrap-distance-bottom:0;mso-position-horizontal:absolute;mso-position-horizontal-relative:page;mso-position-vertical:absolute;mso-position-vertical-relative:page;v-text-anchor:top" o:gfxdata="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" filled="f" stroked="f">
               <v:textbox inset="0,0,0,0">
                 <w:txbxContent>
                   <w:p>
@@ -46898,7 +46721,7 @@
         </mc:Choice>
         <mc:Fallback>
           <w:pict>
-            <v:shape w14:anchorId="768B0AB9" id="Textbox 21" o:spid="_x0000_s1041" type="#_x0000_t202" style="position:absolute;margin-left:50pt;margin-top:30.75pt;width:113.9pt;height:11.6pt;z-index:-16695296;visibility:visible;mso-wrap-style:square;mso-wrap-distance-left:0;mso-wrap-distance-top:0;mso-wrap-distance-right:0;mso-wrap-distance-bottom:0;mso-position-horizontal:absolute;mso-position-horizontal-relative:page;mso-position-vertical:absolute;mso-position-vertical-relative:page;v-text-anchor:top" o:gfxdata="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" filled="f" stroked="f">
+            <v:shape w14:anchorId="768B0AB9" id="Textbox 21" o:spid="_x0000_s1041" type="#_x0000_t202" style="position:absolute;margin-left:50pt;margin-top:30.75pt;width:113.9pt;height:11.6pt;z-index:-16695296;visibility:visible;mso-wrap-style:square;mso-wrap-distance-left:0;mso-wrap-distance-top:0;mso-wrap-distance-right:0;mso-wrap-distance-bottom:0;mso-position-horizontal:absolute;mso-position-horizontal-relative:page;mso-position-vertical:absolute;mso-position-vertical-relative:page;v-text-anchor:top" o:gfxdata="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" filled="f" stroked="f">
               <v:textbox inset="0,0,0,0">
                 <w:txbxContent>
                   <w:p>
@@ -46924,7 +46747,7 @@
 </file>
 
 <file path=word/header3.xml><?xml version="1.0" encoding="utf-8"?>
-<w:hdr xmlns:wpc="http://schemas.microsoft.com/office/word/2010/wordprocessingCanvas" xmlns:cx="http://schemas.microsoft.com/office/drawing/2014/chartex" xmlns:cx1="http://schemas.microsoft.com/office/drawing/2015/9/8/chartex" xmlns:cx2="http://schemas.microsoft.com/office/drawing/2015/10/21/chartex" xmlns:cx3="http://schemas.microsoft.com/office/drawing/2016/5/9/chartex" xmlns:cx4="http://schemas.microsoft.com/office/drawing/2016/5/10/chartex" xmlns:cx5="http://schemas.microsoft.com/office/drawing/2016/5/11/chartex" xmlns:cx6="http://schemas.microsoft.com/office/drawing/2016/5/12/chartex" xmlns:cx7="http://schemas.microsoft.com/office/drawing/2016/5/13/chartex" xmlns:cx8="http://schemas.microsoft.com/office/drawing/2016/5/14/chartex" xmlns:mc="http://schemas.openxmlformats.org/markup-compatibility/2006" xmlns:aink="http://schemas.microsoft.com/office/drawing/2016/ink" xmlns:am3d="http://schemas.microsoft.com/office/drawing/2017/model3d" xmlns:o="urn:schemas-microsoft-com:office:office" xmlns:r="http://schemas.openxmlformats.org/officeDocument/2006/relationships" xmlns:m="http://schemas.openxmlformats.org/officeDocument/2006/math" xmlns:v="urn:schemas-microsoft-com:vml" xmlns:wp14="http://schemas.microsoft.com/office/word/2010/wordprocessingDrawing" xmlns:wp="http://schemas.openxmlformats.org/drawingml/2006/wordprocessingDrawing" xmlns:w10="urn:schemas-microsoft-com:office:word" xmlns:w="http://schemas.openxmlformats.org/wordprocessingml/2006/main" xmlns:w14="http://schemas.microsoft.com/office/word/2010/wordml" xmlns:w15="http://schemas.microsoft.com/office/word/2012/wordml" xmlns:w16cex="http://schemas.microsoft.com/office/word/2018/wordml/cex" xmlns:w16cid="http://schemas.microsoft.com/office/word/2016/wordml/cid" xmlns:w16="http://schemas.microsoft.com/office/word/2018/wordml" xmlns:w16sdtdh="http://schemas.microsoft.com/office/word/2020/wordml/sdtdatahash" xmlns:w16se="http://schemas.microsoft.com/office/word/2015/wordml/symex" xmlns:wpg="http://schemas.microsoft.com/office/word/2010/wordprocessingGroup" xmlns:wpi="http://schemas.microsoft.com/office/word/2010/wordprocessingInk" xmlns:wne="http://schemas.microsoft.com/office/word/2006/wordml" xmlns:wps="http://schemas.microsoft.com/office/word/2010/wordprocessingShape" mc:Ignorable="w14 w15 w16se w16cid w16 w16cex w16sdtdh wp14">
+<w:hdr xmlns:wpc="http://schemas.microsoft.com/office/word/2010/wordprocessingCanvas" xmlns:cx="http://schemas.microsoft.com/office/drawing/2014/chartex" xmlns:cx1="http://schemas.microsoft.com/office/drawing/2015/9/8/chartex" xmlns:cx2="http://schemas.microsoft.com/office/drawing/2015/10/21/chartex" xmlns:cx3="http://schemas.microsoft.com/office/drawing/2016/5/9/chartex" xmlns:cx4="http://schemas.microsoft.com/office/drawing/2016/5/10/chartex" xmlns:cx5="http://schemas.microsoft.com/office/drawing/2016/5/11/chartex" xmlns:cx6="http://schemas.microsoft.com/office/drawing/2016/5/12/chartex" xmlns:cx7="http://schemas.microsoft.com/office/drawing/2016/5/13/chartex" xmlns:cx8="http://schemas.microsoft.com/office/drawing/2016/5/14/chartex" xmlns:mc="http://schemas.openxmlformats.org/markup-compatibility/2006" xmlns:aink="http://schemas.microsoft.com/office/drawing/2016/ink" xmlns:am3d="http://schemas.microsoft.com/office/drawing/2017/model3d" xmlns:o="urn:schemas-microsoft-com:office:office" xmlns:oel="http://schemas.microsoft.com/office/2019/extlst" xmlns:r="http://schemas.openxmlformats.org/officeDocument/2006/relationships" xmlns:m="http://schemas.openxmlformats.org/officeDocument/2006/math" xmlns:v="urn:schemas-microsoft-com:vml" xmlns:wp14="http://schemas.microsoft.com/office/word/2010/wordprocessingDrawing" xmlns:wp="http://schemas.openxmlformats.org/drawingml/2006/wordprocessingDrawing" xmlns:w10="urn:schemas-microsoft-com:office:word" xmlns:w="http://schemas.openxmlformats.org/wordprocessingml/2006/main" xmlns:w14="http://schemas.microsoft.com/office/word/2010/wordml" xmlns:w15="http://schemas.microsoft.com/office/word/2012/wordml" xmlns:w16cex="http://schemas.microsoft.com/office/word/2018/wordml/cex" xmlns:w16cid="http://schemas.microsoft.com/office/word/2016/wordml/cid" xmlns:w16="http://schemas.microsoft.com/office/word/2018/wordml" xmlns:w16du="http://schemas.microsoft.com/office/word/2023/wordml/word16du" xmlns:w16sdtdh="http://schemas.microsoft.com/office/word/2020/wordml/sdtdatahash" xmlns:w16sdtfl="http://schemas.microsoft.com/office/word/2024/wordml/sdtformatlock" xmlns:w16se="http://schemas.microsoft.com/office/word/2015/wordml/symex" xmlns:wpg="http://schemas.microsoft.com/office/word/2010/wordprocessingGroup" xmlns:wpi="http://schemas.microsoft.com/office/word/2010/wordprocessingInk" xmlns:wne="http://schemas.microsoft.com/office/word/2006/wordml" xmlns:wps="http://schemas.microsoft.com/office/word/2010/wordprocessingShape" mc:Ignorable="w14 w15 w16se w16cid w16 w16cex w16sdtdh w16sdtfl w16du wp14">
   <w:p>
     <w:pPr>
       <w:pStyle w:val="BodyText"/>
@@ -47075,7 +46898,7 @@
               <v:stroke joinstyle="miter"/>
               <v:path gradientshapeok="t" o:connecttype="rect"/>
             </v:shapetype>
-            <v:shape id="Textbox 98" o:spid="_x0000_s1043" type="#_x0000_t202" style="position:absolute;margin-left:50pt;margin-top:29.8pt;width:68.4pt;height:12.55pt;z-index:-251659264;visibility:visible;mso-wrap-style:square;mso-wrap-distance-left:0;mso-wrap-distance-top:0;mso-wrap-distance-right:0;mso-wrap-distance-bottom:0;mso-position-horizontal:absolute;mso-position-horizontal-relative:page;mso-position-vertical:absolute;mso-position-vertical-relative:page;v-text-anchor:top" o:gfxdata="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" filled="f" stroked="f">
+            <v:shape id="Textbox 98" o:spid="_x0000_s1043" type="#_x0000_t202" style="position:absolute;margin-left:50pt;margin-top:29.8pt;width:68.4pt;height:12.55pt;z-index:-251659264;visibility:visible;mso-wrap-style:square;mso-wrap-distance-left:0;mso-wrap-distance-top:0;mso-wrap-distance-right:0;mso-wrap-distance-bottom:0;mso-position-horizontal:absolute;mso-position-horizontal-relative:page;mso-position-vertical:absolute;mso-position-vertical-relative:page;v-text-anchor:top" o:gfxdata="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" filled="f" stroked="f">
               <v:textbox inset="0,0,0,0">
                 <w:txbxContent>
                   <w:p>
@@ -47158,7 +46981,7 @@
         </mc:Choice>
         <mc:Fallback>
           <w:pict>
-            <v:shape w14:anchorId="1BDBA7C0" id="Textbox 99" o:spid="_x0000_s1044" type="#_x0000_t202" style="position:absolute;margin-left:431.4pt;margin-top:30.75pt;width:113.9pt;height:11.6pt;z-index:-251657216;visibility:visible;mso-wrap-style:square;mso-wrap-distance-left:0;mso-wrap-distance-top:0;mso-wrap-distance-right:0;mso-wrap-distance-bottom:0;mso-position-horizontal:absolute;mso-position-horizontal-relative:page;mso-position-vertical:absolute;mso-position-vertical-relative:page;v-text-anchor:top" o:gfxdata="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" filled="f" stroked="f">
+            <v:shape w14:anchorId="1BDBA7C0" id="Textbox 99" o:spid="_x0000_s1044" type="#_x0000_t202" style="position:absolute;margin-left:431.4pt;margin-top:30.75pt;width:113.9pt;height:11.6pt;z-index:-251657216;visibility:visible;mso-wrap-style:square;mso-wrap-distance-left:0;mso-wrap-distance-top:0;mso-wrap-distance-right:0;mso-wrap-distance-bottom:0;mso-position-horizontal:absolute;mso-position-horizontal-relative:page;mso-position-vertical:absolute;mso-position-vertical-relative:page;v-text-anchor:top" o:gfxdata="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" filled="f" stroked="f">
               <v:textbox inset="0,0,0,0">
                 <w:txbxContent>
                   <w:p>
@@ -47184,7 +47007,7 @@
 </file>
 
 <file path=word/header4.xml><?xml version="1.0" encoding="utf-8"?>
-<w:hdr xmlns:wpc="http://schemas.microsoft.com/office/word/2010/wordprocessingCanvas" xmlns:cx="http://schemas.microsoft.com/office/drawing/2014/chartex" xmlns:cx1="http://schemas.microsoft.com/office/drawing/2015/9/8/chartex" xmlns:cx2="http://schemas.microsoft.com/office/drawing/2015/10/21/chartex" xmlns:cx3="http://schemas.microsoft.com/office/drawing/2016/5/9/chartex" xmlns:cx4="http://schemas.microsoft.com/office/drawing/2016/5/10/chartex" xmlns:cx5="http://schemas.microsoft.com/office/drawing/2016/5/11/chartex" xmlns:cx6="http://schemas.microsoft.com/office/drawing/2016/5/12/chartex" xmlns:cx7="http://schemas.microsoft.com/office/drawing/2016/5/13/chartex" xmlns:cx8="http://schemas.microsoft.com/office/drawing/2016/5/14/chartex" xmlns:mc="http://schemas.openxmlformats.org/markup-compatibility/2006" xmlns:aink="http://schemas.microsoft.com/office/drawing/2016/ink" xmlns:am3d="http://schemas.microsoft.com/office/drawing/2017/model3d" xmlns:o="urn:schemas-microsoft-com:office:office" xmlns:r="http://schemas.openxmlformats.org/officeDocument/2006/relationships" xmlns:m="http://schemas.openxmlformats.org/officeDocument/2006/math" xmlns:v="urn:schemas-microsoft-com:vml" xmlns:wp14="http://schemas.microsoft.com/office/word/2010/wordprocessingDrawing" xmlns:wp="http://schemas.openxmlformats.org/drawingml/2006/wordprocessingDrawing" xmlns:w10="urn:schemas-microsoft-com:office:word" xmlns:w="http://schemas.openxmlformats.org/wordprocessingml/2006/main" xmlns:w14="http://schemas.microsoft.com/office/word/2010/wordml" xmlns:w15="http://schemas.microsoft.com/office/word/2012/wordml" xmlns:w16cex="http://schemas.microsoft.com/office/word/2018/wordml/cex" xmlns:w16cid="http://schemas.microsoft.com/office/word/2016/wordml/cid" xmlns:w16="http://schemas.microsoft.com/office/word/2018/wordml" xmlns:w16sdtdh="http://schemas.microsoft.com/office/word/2020/wordml/sdtdatahash" xmlns:w16se="http://schemas.microsoft.com/office/word/2015/wordml/symex" xmlns:wpg="http://schemas.microsoft.com/office/word/2010/wordprocessingGroup" xmlns:wpi="http://schemas.microsoft.com/office/word/2010/wordprocessingInk" xmlns:wne="http://schemas.microsoft.com/office/word/2006/wordml" xmlns:wps="http://schemas.microsoft.com/office/word/2010/wordprocessingShape" mc:Ignorable="w14 w15 w16se w16cid w16 w16cex w16sdtdh wp14">
+<w:hdr xmlns:wpc="http://schemas.microsoft.com/office/word/2010/wordprocessingCanvas" xmlns:cx="http://schemas.microsoft.com/office/drawing/2014/chartex" xmlns:cx1="http://schemas.microsoft.com/office/drawing/2015/9/8/chartex" xmlns:cx2="http://schemas.microsoft.com/office/drawing/2015/10/21/chartex" xmlns:cx3="http://schemas.microsoft.com/office/drawing/2016/5/9/chartex" xmlns:cx4="http://schemas.microsoft.com/office/drawing/2016/5/10/chartex" xmlns:cx5="http://schemas.microsoft.com/office/drawing/2016/5/11/chartex" xmlns:cx6="http://schemas.microsoft.com/office/drawing/2016/5/12/chartex" xmlns:cx7="http://schemas.microsoft.com/office/drawing/2016/5/13/chartex" xmlns:cx8="http://schemas.microsoft.com/office/drawing/2016/5/14/chartex" xmlns:mc="http://schemas.openxmlformats.org/markup-compatibility/2006" xmlns:aink="http://schemas.microsoft.com/office/drawing/2016/ink" xmlns:am3d="http://schemas.microsoft.com/office/drawing/2017/model3d" xmlns:o="urn:schemas-microsoft-com:office:office" xmlns:oel="http://schemas.microsoft.com/office/2019/extlst" xmlns:r="http://schemas.openxmlformats.org/officeDocument/2006/relationships" xmlns:m="http://schemas.openxmlformats.org/officeDocument/2006/math" xmlns:v="urn:schemas-microsoft-com:vml" xmlns:wp14="http://schemas.microsoft.com/office/word/2010/wordprocessingDrawing" xmlns:wp="http://schemas.openxmlformats.org/drawingml/2006/wordprocessingDrawing" xmlns:w10="urn:schemas-microsoft-com:office:word" xmlns:w="http://schemas.openxmlformats.org/wordprocessingml/2006/main" xmlns:w14="http://schemas.microsoft.com/office/word/2010/wordml" xmlns:w15="http://schemas.microsoft.com/office/word/2012/wordml" xmlns:w16cex="http://schemas.microsoft.com/office/word/2018/wordml/cex" xmlns:w16cid="http://schemas.microsoft.com/office/word/2016/wordml/cid" xmlns:w16="http://schemas.microsoft.com/office/word/2018/wordml" xmlns:w16du="http://schemas.microsoft.com/office/word/2023/wordml/word16du" xmlns:w16sdtdh="http://schemas.microsoft.com/office/word/2020/wordml/sdtdatahash" xmlns:w16sdtfl="http://schemas.microsoft.com/office/word/2024/wordml/sdtformatlock" xmlns:w16se="http://schemas.microsoft.com/office/word/2015/wordml/symex" xmlns:wpg="http://schemas.microsoft.com/office/word/2010/wordprocessingGroup" xmlns:wpi="http://schemas.microsoft.com/office/word/2010/wordprocessingInk" xmlns:wne="http://schemas.microsoft.com/office/word/2006/wordml" xmlns:wps="http://schemas.microsoft.com/office/word/2010/wordprocessingShape" mc:Ignorable="w14 w15 w16se w16cid w16 w16cex w16sdtdh w16sdtfl w16du wp14">
   <w:p>
     <w:pPr>
       <w:pStyle w:val="BodyText"/>
@@ -47336,7 +47159,7 @@
               <v:stroke joinstyle="miter"/>
               <v:path gradientshapeok="t" o:connecttype="rect"/>
             </v:shapetype>
-            <v:shape id="Textbox 95" o:spid="_x0000_s1045" type="#_x0000_t202" style="position:absolute;margin-left:476.9pt;margin-top:29.8pt;width:68.4pt;height:12.55pt;z-index:-251665408;visibility:visible;mso-wrap-style:square;mso-wrap-distance-left:0;mso-wrap-distance-top:0;mso-wrap-distance-right:0;mso-wrap-distance-bottom:0;mso-position-horizontal:absolute;mso-position-horizontal-relative:page;mso-position-vertical:absolute;mso-position-vertical-relative:page;v-text-anchor:top" o:gfxdata="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" filled="f" stroked="f">
+            <v:shape id="Textbox 95" o:spid="_x0000_s1045" type="#_x0000_t202" style="position:absolute;margin-left:476.9pt;margin-top:29.8pt;width:68.4pt;height:12.55pt;z-index:-251665408;visibility:visible;mso-wrap-style:square;mso-wrap-distance-left:0;mso-wrap-distance-top:0;mso-wrap-distance-right:0;mso-wrap-distance-bottom:0;mso-position-horizontal:absolute;mso-position-horizontal-relative:page;mso-position-vertical:absolute;mso-position-vertical-relative:page;v-text-anchor:top" o:gfxdata="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" filled="f" stroked="f">
               <v:textbox inset="0,0,0,0">
                 <w:txbxContent>
                   <w:p>
@@ -47420,7 +47243,7 @@
         </mc:Choice>
         <mc:Fallback>
           <w:pict>
-            <v:shape w14:anchorId="23E7D0B7" id="Textbox 96" o:spid="_x0000_s1046" type="#_x0000_t202" style="position:absolute;margin-left:50pt;margin-top:30.75pt;width:113.9pt;height:11.6pt;z-index:-251663360;visibility:visible;mso-wrap-style:square;mso-wrap-distance-left:0;mso-wrap-distance-top:0;mso-wrap-distance-right:0;mso-wrap-distance-bottom:0;mso-position-horizontal:absolute;mso-position-horizontal-relative:page;mso-position-vertical:absolute;mso-position-vertical-relative:page;v-text-anchor:top" o:gfxdata="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" filled="f" stroked="f">
+            <v:shape w14:anchorId="23E7D0B7" id="Textbox 96" o:spid="_x0000_s1046" type="#_x0000_t202" style="position:absolute;margin-left:50pt;margin-top:30.75pt;width:113.9pt;height:11.6pt;z-index:-251663360;visibility:visible;mso-wrap-style:square;mso-wrap-distance-left:0;mso-wrap-distance-top:0;mso-wrap-distance-right:0;mso-wrap-distance-bottom:0;mso-position-horizontal:absolute;mso-position-horizontal-relative:page;mso-position-vertical:absolute;mso-position-vertical-relative:page;v-text-anchor:top" o:gfxdata="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" filled="f" stroked="f">
               <v:textbox inset="0,0,0,0">
                 <w:txbxContent>
                   <w:p>
@@ -47446,7 +47269,7 @@
 </file>
 
 <file path=word/numbering.xml><?xml version="1.0" encoding="utf-8"?>
-<w:numbering xmlns:wpc="http://schemas.microsoft.com/office/word/2010/wordprocessingCanvas" xmlns:cx="http://schemas.microsoft.com/office/drawing/2014/chartex" xmlns:cx1="http://schemas.microsoft.com/office/drawing/2015/9/8/chartex" xmlns:cx2="http://schemas.microsoft.com/office/drawing/2015/10/21/chartex" xmlns:cx3="http://schemas.microsoft.com/office/drawing/2016/5/9/chartex" xmlns:cx4="http://schemas.microsoft.com/office/drawing/2016/5/10/chartex" xmlns:cx5="http://schemas.microsoft.com/office/drawing/2016/5/11/chartex" xmlns:cx6="http://schemas.microsoft.com/office/drawing/2016/5/12/chartex" xmlns:cx7="http://schemas.microsoft.com/office/drawing/2016/5/13/chartex" xmlns:cx8="http://schemas.microsoft.com/office/drawing/2016/5/14/chartex" xmlns:mc="http://schemas.openxmlformats.org/markup-compatibility/2006" xmlns:aink="http://schemas.microsoft.com/office/drawing/2016/ink" xmlns:am3d="http://schemas.microsoft.com/office/drawing/2017/model3d" xmlns:o="urn:schemas-microsoft-com:office:office" xmlns:r="http://schemas.openxmlformats.org/officeDocument/2006/relationships" xmlns:m="http://schemas.openxmlformats.org/officeDocument/2006/math" xmlns:v="urn:schemas-microsoft-com:vml" xmlns:wp14="http://schemas.microsoft.com/office/word/2010/wordprocessingDrawing" xmlns:wp="http://schemas.openxmlformats.org/drawingml/2006/wordprocessingDrawing" xmlns:w10="urn:schemas-microsoft-com:office:word" xmlns:w="http://schemas.openxmlformats.org/wordprocessingml/2006/main" xmlns:w14="http://schemas.microsoft.com/office/word/2010/wordml" xmlns:w15="http://schemas.microsoft.com/office/word/2012/wordml" xmlns:w16cex="http://schemas.microsoft.com/office/word/2018/wordml/cex" xmlns:w16cid="http://schemas.microsoft.com/office/word/2016/wordml/cid" xmlns:w16="http://schemas.microsoft.com/office/word/2018/wordml" xmlns:w16sdtdh="http://schemas.microsoft.com/office/word/2020/wordml/sdtdatahash" xmlns:w16se="http://schemas.microsoft.com/office/word/2015/wordml/symex" xmlns:wpg="http://schemas.microsoft.com/office/word/2010/wordprocessingGroup" xmlns:wpi="http://schemas.microsoft.com/office/word/2010/wordprocessingInk" xmlns:wne="http://schemas.microsoft.com/office/word/2006/wordml" xmlns:wps="http://schemas.microsoft.com/office/word/2010/wordprocessingShape" mc:Ignorable="w14 w15 w16se w16cid w16 w16cex w16sdtdh wp14">
+<w:numbering xmlns:wpc="http://schemas.microsoft.com/office/word/2010/wordprocessingCanvas" xmlns:cx="http://schemas.microsoft.com/office/drawing/2014/chartex" xmlns:cx1="http://schemas.microsoft.com/office/drawing/2015/9/8/chartex" xmlns:cx2="http://schemas.microsoft.com/office/drawing/2015/10/21/chartex" xmlns:cx3="http://schemas.microsoft.com/office/drawing/2016/5/9/chartex" xmlns:cx4="http://schemas.microsoft.com/office/drawing/2016/5/10/chartex" xmlns:cx5="http://schemas.microsoft.com/office/drawing/2016/5/11/chartex" xmlns:cx6="http://schemas.microsoft.com/office/drawing/2016/5/12/chartex" xmlns:cx7="http://schemas.microsoft.com/office/drawing/2016/5/13/chartex" xmlns:cx8="http://schemas.microsoft.com/office/drawing/2016/5/14/chartex" xmlns:mc="http://schemas.openxmlformats.org/markup-compatibility/2006" xmlns:aink="http://schemas.microsoft.com/office/drawing/2016/ink" xmlns:am3d="http://schemas.microsoft.com/office/drawing/2017/model3d" xmlns:o="urn:schemas-microsoft-com:office:office" xmlns:oel="http://schemas.microsoft.com/office/2019/extlst" xmlns:r="http://schemas.openxmlformats.org/officeDocument/2006/relationships" xmlns:m="http://schemas.openxmlformats.org/officeDocument/2006/math" xmlns:v="urn:schemas-microsoft-com:vml" xmlns:wp14="http://schemas.microsoft.com/office/word/2010/wordprocessingDrawing" xmlns:wp="http://schemas.openxmlformats.org/drawingml/2006/wordprocessingDrawing" xmlns:w10="urn:schemas-microsoft-com:office:word" xmlns:w="http://schemas.openxmlformats.org/wordprocessingml/2006/main" xmlns:w14="http://schemas.microsoft.com/office/word/2010/wordml" xmlns:w15="http://schemas.microsoft.com/office/word/2012/wordml" xmlns:w16cex="http://schemas.microsoft.com/office/word/2018/wordml/cex" xmlns:w16cid="http://schemas.microsoft.com/office/word/2016/wordml/cid" xmlns:w16="http://schemas.microsoft.com/office/word/2018/wordml" xmlns:w16du="http://schemas.microsoft.com/office/word/2023/wordml/word16du" xmlns:w16sdtdh="http://schemas.microsoft.com/office/word/2020/wordml/sdtdatahash" xmlns:w16sdtfl="http://schemas.microsoft.com/office/word/2024/wordml/sdtformatlock" xmlns:w16se="http://schemas.microsoft.com/office/word/2015/wordml/symex" xmlns:wpg="http://schemas.microsoft.com/office/word/2010/wordprocessingGroup" xmlns:wpi="http://schemas.microsoft.com/office/word/2010/wordprocessingInk" xmlns:wne="http://schemas.microsoft.com/office/word/2006/wordml" xmlns:wps="http://schemas.microsoft.com/office/word/2010/wordprocessingShape" mc:Ignorable="w14 w15 w16se w16cid w16 w16cex w16sdtdh w16sdtfl w16du wp14">
   <w:abstractNum w:abstractNumId="0" w15:restartNumberingAfterBreak="0">
     <w:nsid w:val="03197F2A"/>
     <w:multiLevelType w:val="hybridMultilevel"/>
@@ -48922,47 +48745,47 @@
       </w:rPr>
     </w:lvl>
   </w:abstractNum>
-  <w:num w:numId="1">
+  <w:num w:numId="1" w16cid:durableId="274749252">
     <w:abstractNumId w:val="9"/>
   </w:num>
-  <w:num w:numId="2">
+  <w:num w:numId="2" w16cid:durableId="860702922">
     <w:abstractNumId w:val="8"/>
   </w:num>
-  <w:num w:numId="3">
+  <w:num w:numId="3" w16cid:durableId="1128352005">
     <w:abstractNumId w:val="5"/>
   </w:num>
-  <w:num w:numId="4">
+  <w:num w:numId="4" w16cid:durableId="539129935">
     <w:abstractNumId w:val="0"/>
   </w:num>
-  <w:num w:numId="5">
+  <w:num w:numId="5" w16cid:durableId="1524634455">
     <w:abstractNumId w:val="11"/>
   </w:num>
-  <w:num w:numId="6">
+  <w:num w:numId="6" w16cid:durableId="818228283">
     <w:abstractNumId w:val="6"/>
   </w:num>
-  <w:num w:numId="7">
+  <w:num w:numId="7" w16cid:durableId="1663460838">
     <w:abstractNumId w:val="4"/>
   </w:num>
-  <w:num w:numId="8">
+  <w:num w:numId="8" w16cid:durableId="575557601">
     <w:abstractNumId w:val="1"/>
   </w:num>
-  <w:num w:numId="9">
+  <w:num w:numId="9" w16cid:durableId="1563062381">
     <w:abstractNumId w:val="2"/>
   </w:num>
-  <w:num w:numId="10">
+  <w:num w:numId="10" w16cid:durableId="2052999567">
     <w:abstractNumId w:val="10"/>
   </w:num>
-  <w:num w:numId="11">
+  <w:num w:numId="11" w16cid:durableId="1440029792">
     <w:abstractNumId w:val="3"/>
   </w:num>
-  <w:num w:numId="12">
+  <w:num w:numId="12" w16cid:durableId="1134910912">
     <w:abstractNumId w:val="7"/>
   </w:num>
 </w:numbering>
 </file>
 
 <file path=word/styles.xml><?xml version="1.0" encoding="utf-8"?>
-<w:styles xmlns:mc="http://schemas.openxmlformats.org/markup-compatibility/2006" xmlns:r="http://schemas.openxmlformats.org/officeDocument/2006/relationships" xmlns:w="http://schemas.openxmlformats.org/wordprocessingml/2006/main" xmlns:w14="http://schemas.microsoft.com/office/word/2010/wordml" xmlns:w15="http://schemas.microsoft.com/office/word/2012/wordml" xmlns:w16cex="http://schemas.microsoft.com/office/word/2018/wordml/cex" xmlns:w16cid="http://schemas.microsoft.com/office/word/2016/wordml/cid" xmlns:w16="http://schemas.microsoft.com/office/word/2018/wordml" xmlns:w16sdtdh="http://schemas.microsoft.com/office/word/2020/wordml/sdtdatahash" xmlns:w16se="http://schemas.microsoft.com/office/word/2015/wordml/symex" mc:Ignorable="w14 w15 w16se w16cid w16 w16cex w16sdtdh">
+<w:styles xmlns:mc="http://schemas.openxmlformats.org/markup-compatibility/2006" xmlns:r="http://schemas.openxmlformats.org/officeDocument/2006/relationships" xmlns:w="http://schemas.openxmlformats.org/wordprocessingml/2006/main" xmlns:w14="http://schemas.microsoft.com/office/word/2010/wordml" xmlns:w15="http://schemas.microsoft.com/office/word/2012/wordml" xmlns:w16cex="http://schemas.microsoft.com/office/word/2018/wordml/cex" xmlns:w16cid="http://schemas.microsoft.com/office/word/2016/wordml/cid" xmlns:w16="http://schemas.microsoft.com/office/word/2018/wordml" xmlns:w16du="http://schemas.microsoft.com/office/word/2023/wordml/word16du" xmlns:w16sdtdh="http://schemas.microsoft.com/office/word/2020/wordml/sdtdatahash" xmlns:w16sdtfl="http://schemas.microsoft.com/office/word/2024/wordml/sdtformatlock" xmlns:w16se="http://schemas.microsoft.com/office/word/2015/wordml/symex" mc:Ignorable="w14 w15 w16se w16cid w16 w16cex w16sdtdh w16sdtfl w16du">
   <w:docDefaults>
     <w:rPrDefault>
       <w:rPr>
